--- a/docs/tables/heatmap/bc465_cat_index_methotrexate_overdose.docx
+++ b/docs/tables/heatmap/bc465_cat_index_methotrexate_overdose.docx
@@ -1436,6 +1436,536 @@
               <w:left w:val="none" w:sz="0" w:space="0" w:color="000000"/>
               <w:right w:val="none" w:sz="0" w:space="0" w:color="000000"/>
             </w:tcBorders>
+            <w:shd w:val="clear" w:color="auto" w:fill="F03B20"/>
+            <w:tcMar>
+              <w:top w:w="0" w:type="dxa"/>
+              <w:bottom w:w="0" w:type="dxa"/>
+              <w:left w:w="0" w:type="dxa"/>
+              <w:right w:w="0" w:type="dxa"/>
+            </w:tcMar>
+            <w:vAlign w:val="center"/>
+          </w:tcPr>
+          <w:p>
+            <w:pPr>
+              <w:pStyle w:val="Normal"/>
+              <w:jc w:val="center"/>
+              <w:pBdr>
+                <w:bottom w:val="none" w:sz="0" w:space="0" w:color="000000"/>
+                <w:top w:val="none" w:sz="0" w:space="0" w:color="000000"/>
+                <w:left w:val="none" w:sz="0" w:space="0" w:color="000000"/>
+                <w:right w:val="none" w:sz="0" w:space="0" w:color="000000"/>
+              </w:pBdr>
+              <w:spacing w:after="100" w:before="100" w:line="240"/>
+              <w:ind w:left="100" w:right="100" w:firstLine="0" w:firstLineChars="0"/>
+              <w:rPr>
+                <w:rFonts w:ascii="Helvetica" w:hAnsi="Helvetica" w:eastAsia="Helvetica" w:cs="Helvetica"/>
+                <w:i w:val="false"/>
+                <w:b w:val="false"/>
+                <w:u w:val="none"/>
+                <w:sz w:val="18"/>
+                <w:szCs w:val="18"/>
+                <w:color w:val="FFFFFF"/>
+              </w:rPr>
+            </w:pPr>
+            <w:r>
+              <w:rPr>
+                <w:rFonts w:ascii="Helvetica" w:hAnsi="Helvetica" w:eastAsia="Helvetica" w:cs="Helvetica"/>
+                <w:i w:val="false"/>
+                <w:b w:val="false"/>
+                <w:u w:val="none"/>
+                <w:sz w:val="18"/>
+                <w:szCs w:val="18"/>
+                <w:color w:val="FFFFFF"/>
+              </w:rPr>
+              <w:t xml:space="preserve">14.4</w:t>
+            </w:r>
+          </w:p>
+        </w:tc>
+        <w:tc>
+          <w:tcPr>
+            <w:tcBorders>
+              <w:bottom w:val="none" w:sz="0" w:space="0" w:color="000000"/>
+              <w:top w:val="single" w:sz="12" w:space="0" w:color="666666"/>
+              <w:left w:val="none" w:sz="0" w:space="0" w:color="000000"/>
+              <w:right w:val="none" w:sz="0" w:space="0" w:color="000000"/>
+            </w:tcBorders>
+            <w:shd w:val="clear" w:color="auto" w:fill="F03B20"/>
+            <w:tcMar>
+              <w:top w:w="0" w:type="dxa"/>
+              <w:bottom w:w="0" w:type="dxa"/>
+              <w:left w:w="0" w:type="dxa"/>
+              <w:right w:w="0" w:type="dxa"/>
+            </w:tcMar>
+            <w:vAlign w:val="center"/>
+          </w:tcPr>
+          <w:p>
+            <w:pPr>
+              <w:pStyle w:val="Normal"/>
+              <w:jc w:val="center"/>
+              <w:pBdr>
+                <w:bottom w:val="none" w:sz="0" w:space="0" w:color="000000"/>
+                <w:top w:val="none" w:sz="0" w:space="0" w:color="000000"/>
+                <w:left w:val="none" w:sz="0" w:space="0" w:color="000000"/>
+                <w:right w:val="none" w:sz="0" w:space="0" w:color="000000"/>
+              </w:pBdr>
+              <w:spacing w:after="100" w:before="100" w:line="240"/>
+              <w:ind w:left="100" w:right="100" w:firstLine="0" w:firstLineChars="0"/>
+              <w:rPr>
+                <w:rFonts w:ascii="Helvetica" w:hAnsi="Helvetica" w:eastAsia="Helvetica" w:cs="Helvetica"/>
+                <w:i w:val="false"/>
+                <w:b w:val="false"/>
+                <w:u w:val="none"/>
+                <w:sz w:val="18"/>
+                <w:szCs w:val="18"/>
+                <w:color w:val="FFFFFF"/>
+              </w:rPr>
+            </w:pPr>
+            <w:r>
+              <w:rPr>
+                <w:rFonts w:ascii="Helvetica" w:hAnsi="Helvetica" w:eastAsia="Helvetica" w:cs="Helvetica"/>
+                <w:i w:val="false"/>
+                <w:b w:val="false"/>
+                <w:u w:val="none"/>
+                <w:sz w:val="18"/>
+                <w:szCs w:val="18"/>
+                <w:color w:val="FFFFFF"/>
+              </w:rPr>
+              <w:t xml:space="preserve">13.2</w:t>
+            </w:r>
+          </w:p>
+        </w:tc>
+        <w:tc>
+          <w:tcPr>
+            <w:tcBorders>
+              <w:bottom w:val="none" w:sz="0" w:space="0" w:color="000000"/>
+              <w:top w:val="single" w:sz="12" w:space="0" w:color="666666"/>
+              <w:left w:val="none" w:sz="0" w:space="0" w:color="000000"/>
+              <w:right w:val="none" w:sz="0" w:space="0" w:color="000000"/>
+            </w:tcBorders>
+            <w:shd w:val="clear" w:color="auto" w:fill="F03B20"/>
+            <w:tcMar>
+              <w:top w:w="0" w:type="dxa"/>
+              <w:bottom w:w="0" w:type="dxa"/>
+              <w:left w:w="0" w:type="dxa"/>
+              <w:right w:w="0" w:type="dxa"/>
+            </w:tcMar>
+            <w:vAlign w:val="center"/>
+          </w:tcPr>
+          <w:p>
+            <w:pPr>
+              <w:pStyle w:val="Normal"/>
+              <w:jc w:val="center"/>
+              <w:pBdr>
+                <w:bottom w:val="none" w:sz="0" w:space="0" w:color="000000"/>
+                <w:top w:val="none" w:sz="0" w:space="0" w:color="000000"/>
+                <w:left w:val="none" w:sz="0" w:space="0" w:color="000000"/>
+                <w:right w:val="none" w:sz="0" w:space="0" w:color="000000"/>
+              </w:pBdr>
+              <w:spacing w:after="100" w:before="100" w:line="240"/>
+              <w:ind w:left="100" w:right="100" w:firstLine="0" w:firstLineChars="0"/>
+              <w:rPr>
+                <w:rFonts w:ascii="Helvetica" w:hAnsi="Helvetica" w:eastAsia="Helvetica" w:cs="Helvetica"/>
+                <w:i w:val="false"/>
+                <w:b w:val="false"/>
+                <w:u w:val="none"/>
+                <w:sz w:val="18"/>
+                <w:szCs w:val="18"/>
+                <w:color w:val="FFFFFF"/>
+              </w:rPr>
+            </w:pPr>
+            <w:r>
+              <w:rPr>
+                <w:rFonts w:ascii="Helvetica" w:hAnsi="Helvetica" w:eastAsia="Helvetica" w:cs="Helvetica"/>
+                <w:i w:val="false"/>
+                <w:b w:val="false"/>
+                <w:u w:val="none"/>
+                <w:sz w:val="18"/>
+                <w:szCs w:val="18"/>
+                <w:color w:val="FFFFFF"/>
+              </w:rPr>
+              <w:t xml:space="preserve">15.7</w:t>
+            </w:r>
+          </w:p>
+        </w:tc>
+        <w:tc>
+          <w:tcPr>
+            <w:tcBorders>
+              <w:bottom w:val="none" w:sz="0" w:space="0" w:color="000000"/>
+              <w:top w:val="single" w:sz="12" w:space="0" w:color="666666"/>
+              <w:left w:val="none" w:sz="0" w:space="0" w:color="000000"/>
+              <w:right w:val="none" w:sz="0" w:space="0" w:color="000000"/>
+            </w:tcBorders>
+            <w:shd w:val="clear" w:color="auto" w:fill="FEB24C"/>
+            <w:tcMar>
+              <w:top w:w="0" w:type="dxa"/>
+              <w:bottom w:w="0" w:type="dxa"/>
+              <w:left w:w="0" w:type="dxa"/>
+              <w:right w:w="0" w:type="dxa"/>
+            </w:tcMar>
+            <w:vAlign w:val="center"/>
+          </w:tcPr>
+          <w:p>
+            <w:pPr>
+              <w:pStyle w:val="Normal"/>
+              <w:jc w:val="center"/>
+              <w:pBdr>
+                <w:bottom w:val="none" w:sz="0" w:space="0" w:color="000000"/>
+                <w:top w:val="none" w:sz="0" w:space="0" w:color="000000"/>
+                <w:left w:val="none" w:sz="0" w:space="0" w:color="000000"/>
+                <w:right w:val="none" w:sz="0" w:space="0" w:color="000000"/>
+              </w:pBdr>
+              <w:spacing w:after="100" w:before="100" w:line="240"/>
+              <w:ind w:left="100" w:right="100" w:firstLine="0" w:firstLineChars="0"/>
+              <w:rPr>
+                <w:rFonts w:ascii="Helvetica" w:hAnsi="Helvetica" w:eastAsia="Helvetica" w:cs="Helvetica"/>
+                <w:i w:val="false"/>
+                <w:b w:val="false"/>
+                <w:u w:val="none"/>
+                <w:sz w:val="18"/>
+                <w:szCs w:val="18"/>
+                <w:color w:val="000000"/>
+              </w:rPr>
+            </w:pPr>
+            <w:r>
+              <w:rPr>
+                <w:rFonts w:ascii="Helvetica" w:hAnsi="Helvetica" w:eastAsia="Helvetica" w:cs="Helvetica"/>
+                <w:i w:val="false"/>
+                <w:b w:val="false"/>
+                <w:u w:val="none"/>
+                <w:sz w:val="18"/>
+                <w:szCs w:val="18"/>
+                <w:color w:val="000000"/>
+              </w:rPr>
+              <w:t xml:space="preserve">9.1</w:t>
+            </w:r>
+          </w:p>
+        </w:tc>
+        <w:tc>
+          <w:tcPr>
+            <w:tcBorders>
+              <w:bottom w:val="none" w:sz="0" w:space="0" w:color="000000"/>
+              <w:top w:val="single" w:sz="12" w:space="0" w:color="666666"/>
+              <w:left w:val="none" w:sz="0" w:space="0" w:color="000000"/>
+              <w:right w:val="none" w:sz="0" w:space="0" w:color="000000"/>
+            </w:tcBorders>
+            <w:shd w:val="clear" w:color="auto" w:fill="F03B20"/>
+            <w:tcMar>
+              <w:top w:w="0" w:type="dxa"/>
+              <w:bottom w:w="0" w:type="dxa"/>
+              <w:left w:w="0" w:type="dxa"/>
+              <w:right w:w="0" w:type="dxa"/>
+            </w:tcMar>
+            <w:vAlign w:val="center"/>
+          </w:tcPr>
+          <w:p>
+            <w:pPr>
+              <w:pStyle w:val="Normal"/>
+              <w:jc w:val="center"/>
+              <w:pBdr>
+                <w:bottom w:val="none" w:sz="0" w:space="0" w:color="000000"/>
+                <w:top w:val="none" w:sz="0" w:space="0" w:color="000000"/>
+                <w:left w:val="none" w:sz="0" w:space="0" w:color="000000"/>
+                <w:right w:val="none" w:sz="0" w:space="0" w:color="000000"/>
+              </w:pBdr>
+              <w:spacing w:after="100" w:before="100" w:line="240"/>
+              <w:ind w:left="100" w:right="100" w:firstLine="0" w:firstLineChars="0"/>
+              <w:rPr>
+                <w:rFonts w:ascii="Helvetica" w:hAnsi="Helvetica" w:eastAsia="Helvetica" w:cs="Helvetica"/>
+                <w:i w:val="false"/>
+                <w:b w:val="false"/>
+                <w:u w:val="none"/>
+                <w:sz w:val="18"/>
+                <w:szCs w:val="18"/>
+                <w:color w:val="FFFFFF"/>
+              </w:rPr>
+            </w:pPr>
+            <w:r>
+              <w:rPr>
+                <w:rFonts w:ascii="Helvetica" w:hAnsi="Helvetica" w:eastAsia="Helvetica" w:cs="Helvetica"/>
+                <w:i w:val="false"/>
+                <w:b w:val="false"/>
+                <w:u w:val="none"/>
+                <w:sz w:val="18"/>
+                <w:szCs w:val="18"/>
+                <w:color w:val="FFFFFF"/>
+              </w:rPr>
+              <w:t xml:space="preserve">20.0</w:t>
+            </w:r>
+          </w:p>
+        </w:tc>
+        <w:tc>
+          <w:tcPr>
+            <w:tcBorders>
+              <w:bottom w:val="none" w:sz="0" w:space="0" w:color="000000"/>
+              <w:top w:val="single" w:sz="12" w:space="0" w:color="666666"/>
+              <w:left w:val="none" w:sz="0" w:space="0" w:color="000000"/>
+              <w:right w:val="none" w:sz="0" w:space="0" w:color="000000"/>
+            </w:tcBorders>
+            <w:shd w:val="clear" w:color="auto" w:fill="F03B20"/>
+            <w:tcMar>
+              <w:top w:w="0" w:type="dxa"/>
+              <w:bottom w:w="0" w:type="dxa"/>
+              <w:left w:w="0" w:type="dxa"/>
+              <w:right w:w="0" w:type="dxa"/>
+            </w:tcMar>
+            <w:vAlign w:val="center"/>
+          </w:tcPr>
+          <w:p>
+            <w:pPr>
+              <w:pStyle w:val="Normal"/>
+              <w:jc w:val="center"/>
+              <w:pBdr>
+                <w:bottom w:val="none" w:sz="0" w:space="0" w:color="000000"/>
+                <w:top w:val="none" w:sz="0" w:space="0" w:color="000000"/>
+                <w:left w:val="none" w:sz="0" w:space="0" w:color="000000"/>
+                <w:right w:val="none" w:sz="0" w:space="0" w:color="000000"/>
+              </w:pBdr>
+              <w:spacing w:after="100" w:before="100" w:line="240"/>
+              <w:ind w:left="100" w:right="100" w:firstLine="0" w:firstLineChars="0"/>
+              <w:rPr>
+                <w:rFonts w:ascii="Helvetica" w:hAnsi="Helvetica" w:eastAsia="Helvetica" w:cs="Helvetica"/>
+                <w:i w:val="false"/>
+                <w:b w:val="false"/>
+                <w:u w:val="none"/>
+                <w:sz w:val="18"/>
+                <w:szCs w:val="18"/>
+                <w:color w:val="FFFFFF"/>
+              </w:rPr>
+            </w:pPr>
+            <w:r>
+              <w:rPr>
+                <w:rFonts w:ascii="Helvetica" w:hAnsi="Helvetica" w:eastAsia="Helvetica" w:cs="Helvetica"/>
+                <w:i w:val="false"/>
+                <w:b w:val="false"/>
+                <w:u w:val="none"/>
+                <w:sz w:val="18"/>
+                <w:szCs w:val="18"/>
+                <w:color w:val="FFFFFF"/>
+              </w:rPr>
+              <w:t xml:space="preserve">13.7</w:t>
+            </w:r>
+          </w:p>
+        </w:tc>
+        <w:tc>
+          <w:tcPr>
+            <w:tcBorders>
+              <w:bottom w:val="none" w:sz="0" w:space="0" w:color="000000"/>
+              <w:top w:val="single" w:sz="12" w:space="0" w:color="666666"/>
+              <w:left w:val="none" w:sz="0" w:space="0" w:color="000000"/>
+              <w:right w:val="none" w:sz="0" w:space="0" w:color="000000"/>
+            </w:tcBorders>
+            <w:shd w:val="clear" w:color="auto" w:fill="F03B20"/>
+            <w:tcMar>
+              <w:top w:w="0" w:type="dxa"/>
+              <w:bottom w:w="0" w:type="dxa"/>
+              <w:left w:w="0" w:type="dxa"/>
+              <w:right w:w="0" w:type="dxa"/>
+            </w:tcMar>
+            <w:vAlign w:val="center"/>
+          </w:tcPr>
+          <w:p>
+            <w:pPr>
+              <w:pStyle w:val="Normal"/>
+              <w:jc w:val="center"/>
+              <w:pBdr>
+                <w:bottom w:val="none" w:sz="0" w:space="0" w:color="000000"/>
+                <w:top w:val="none" w:sz="0" w:space="0" w:color="000000"/>
+                <w:left w:val="none" w:sz="0" w:space="0" w:color="000000"/>
+                <w:right w:val="none" w:sz="0" w:space="0" w:color="000000"/>
+              </w:pBdr>
+              <w:spacing w:after="100" w:before="100" w:line="240"/>
+              <w:ind w:left="100" w:right="100" w:firstLine="0" w:firstLineChars="0"/>
+              <w:rPr>
+                <w:rFonts w:ascii="Helvetica" w:hAnsi="Helvetica" w:eastAsia="Helvetica" w:cs="Helvetica"/>
+                <w:i w:val="false"/>
+                <w:b w:val="false"/>
+                <w:u w:val="none"/>
+                <w:sz w:val="18"/>
+                <w:szCs w:val="18"/>
+                <w:color w:val="FFFFFF"/>
+              </w:rPr>
+            </w:pPr>
+            <w:r>
+              <w:rPr>
+                <w:rFonts w:ascii="Helvetica" w:hAnsi="Helvetica" w:eastAsia="Helvetica" w:cs="Helvetica"/>
+                <w:i w:val="false"/>
+                <w:b w:val="false"/>
+                <w:u w:val="none"/>
+                <w:sz w:val="18"/>
+                <w:szCs w:val="18"/>
+                <w:color w:val="FFFFFF"/>
+              </w:rPr>
+              <w:t xml:space="preserve">10.9</w:t>
+            </w:r>
+          </w:p>
+        </w:tc>
+        <w:tc>
+          <w:tcPr>
+            <w:tcBorders>
+              <w:bottom w:val="none" w:sz="0" w:space="0" w:color="000000"/>
+              <w:top w:val="single" w:sz="12" w:space="0" w:color="666666"/>
+              <w:left w:val="none" w:sz="0" w:space="0" w:color="000000"/>
+              <w:right w:val="none" w:sz="0" w:space="0" w:color="000000"/>
+            </w:tcBorders>
+            <w:shd w:val="clear" w:color="auto" w:fill="F03B20"/>
+            <w:tcMar>
+              <w:top w:w="0" w:type="dxa"/>
+              <w:bottom w:w="0" w:type="dxa"/>
+              <w:left w:w="0" w:type="dxa"/>
+              <w:right w:w="0" w:type="dxa"/>
+            </w:tcMar>
+            <w:vAlign w:val="center"/>
+          </w:tcPr>
+          <w:p>
+            <w:pPr>
+              <w:pStyle w:val="Normal"/>
+              <w:jc w:val="center"/>
+              <w:pBdr>
+                <w:bottom w:val="none" w:sz="0" w:space="0" w:color="000000"/>
+                <w:top w:val="none" w:sz="0" w:space="0" w:color="000000"/>
+                <w:left w:val="none" w:sz="0" w:space="0" w:color="000000"/>
+                <w:right w:val="none" w:sz="0" w:space="0" w:color="000000"/>
+              </w:pBdr>
+              <w:spacing w:after="100" w:before="100" w:line="240"/>
+              <w:ind w:left="100" w:right="100" w:firstLine="0" w:firstLineChars="0"/>
+              <w:rPr>
+                <w:rFonts w:ascii="Helvetica" w:hAnsi="Helvetica" w:eastAsia="Helvetica" w:cs="Helvetica"/>
+                <w:i w:val="false"/>
+                <w:b w:val="false"/>
+                <w:u w:val="none"/>
+                <w:sz w:val="18"/>
+                <w:szCs w:val="18"/>
+                <w:color w:val="FFFFFF"/>
+              </w:rPr>
+            </w:pPr>
+            <w:r>
+              <w:rPr>
+                <w:rFonts w:ascii="Helvetica" w:hAnsi="Helvetica" w:eastAsia="Helvetica" w:cs="Helvetica"/>
+                <w:i w:val="false"/>
+                <w:b w:val="false"/>
+                <w:u w:val="none"/>
+                <w:sz w:val="18"/>
+                <w:szCs w:val="18"/>
+                <w:color w:val="FFFFFF"/>
+              </w:rPr>
+              <w:t xml:space="preserve">14.0</w:t>
+            </w:r>
+          </w:p>
+        </w:tc>
+        <w:tc>
+          <w:tcPr>
+            <w:tcBorders>
+              <w:bottom w:val="none" w:sz="0" w:space="0" w:color="000000"/>
+              <w:top w:val="single" w:sz="12" w:space="0" w:color="666666"/>
+              <w:left w:val="none" w:sz="0" w:space="0" w:color="000000"/>
+              <w:right w:val="none" w:sz="0" w:space="0" w:color="000000"/>
+            </w:tcBorders>
+            <w:shd w:val="clear" w:color="auto" w:fill="F03B20"/>
+            <w:tcMar>
+              <w:top w:w="0" w:type="dxa"/>
+              <w:bottom w:w="0" w:type="dxa"/>
+              <w:left w:w="0" w:type="dxa"/>
+              <w:right w:w="0" w:type="dxa"/>
+            </w:tcMar>
+            <w:vAlign w:val="center"/>
+          </w:tcPr>
+          <w:p>
+            <w:pPr>
+              <w:pStyle w:val="Normal"/>
+              <w:jc w:val="center"/>
+              <w:pBdr>
+                <w:bottom w:val="none" w:sz="0" w:space="0" w:color="000000"/>
+                <w:top w:val="none" w:sz="0" w:space="0" w:color="000000"/>
+                <w:left w:val="none" w:sz="0" w:space="0" w:color="000000"/>
+                <w:right w:val="none" w:sz="0" w:space="0" w:color="000000"/>
+              </w:pBdr>
+              <w:spacing w:after="100" w:before="100" w:line="240"/>
+              <w:ind w:left="100" w:right="100" w:firstLine="0" w:firstLineChars="0"/>
+              <w:rPr>
+                <w:rFonts w:ascii="Helvetica" w:hAnsi="Helvetica" w:eastAsia="Helvetica" w:cs="Helvetica"/>
+                <w:i w:val="false"/>
+                <w:b w:val="false"/>
+                <w:u w:val="none"/>
+                <w:sz w:val="18"/>
+                <w:szCs w:val="18"/>
+                <w:color w:val="FFFFFF"/>
+              </w:rPr>
+            </w:pPr>
+            <w:r>
+              <w:rPr>
+                <w:rFonts w:ascii="Helvetica" w:hAnsi="Helvetica" w:eastAsia="Helvetica" w:cs="Helvetica"/>
+                <w:i w:val="false"/>
+                <w:b w:val="false"/>
+                <w:u w:val="none"/>
+                <w:sz w:val="18"/>
+                <w:szCs w:val="18"/>
+                <w:color w:val="FFFFFF"/>
+              </w:rPr>
+              <w:t xml:space="preserve">15.7</w:t>
+            </w:r>
+          </w:p>
+        </w:tc>
+        <w:tc>
+          <w:tcPr>
+            <w:tcBorders>
+              <w:bottom w:val="none" w:sz="0" w:space="0" w:color="000000"/>
+              <w:top w:val="single" w:sz="12" w:space="0" w:color="666666"/>
+              <w:left w:val="none" w:sz="0" w:space="0" w:color="000000"/>
+              <w:right w:val="none" w:sz="0" w:space="0" w:color="000000"/>
+            </w:tcBorders>
+            <w:shd w:val="clear" w:color="auto" w:fill="FEB24C"/>
+            <w:tcMar>
+              <w:top w:w="0" w:type="dxa"/>
+              <w:bottom w:w="0" w:type="dxa"/>
+              <w:left w:w="0" w:type="dxa"/>
+              <w:right w:w="0" w:type="dxa"/>
+            </w:tcMar>
+            <w:vAlign w:val="center"/>
+          </w:tcPr>
+          <w:p>
+            <w:pPr>
+              <w:pStyle w:val="Normal"/>
+              <w:jc w:val="center"/>
+              <w:pBdr>
+                <w:bottom w:val="none" w:sz="0" w:space="0" w:color="000000"/>
+                <w:top w:val="none" w:sz="0" w:space="0" w:color="000000"/>
+                <w:left w:val="none" w:sz="0" w:space="0" w:color="000000"/>
+                <w:right w:val="none" w:sz="0" w:space="0" w:color="000000"/>
+              </w:pBdr>
+              <w:spacing w:after="100" w:before="100" w:line="240"/>
+              <w:ind w:left="100" w:right="100" w:firstLine="0" w:firstLineChars="0"/>
+              <w:rPr>
+                <w:rFonts w:ascii="Helvetica" w:hAnsi="Helvetica" w:eastAsia="Helvetica" w:cs="Helvetica"/>
+                <w:i w:val="false"/>
+                <w:b w:val="false"/>
+                <w:u w:val="none"/>
+                <w:sz w:val="18"/>
+                <w:szCs w:val="18"/>
+                <w:color w:val="000000"/>
+              </w:rPr>
+            </w:pPr>
+            <w:r>
+              <w:rPr>
+                <w:rFonts w:ascii="Helvetica" w:hAnsi="Helvetica" w:eastAsia="Helvetica" w:cs="Helvetica"/>
+                <w:i w:val="false"/>
+                <w:b w:val="false"/>
+                <w:u w:val="none"/>
+                <w:sz w:val="18"/>
+                <w:szCs w:val="18"/>
+                <w:color w:val="000000"/>
+              </w:rPr>
+              <w:t xml:space="preserve">9.8</w:t>
+            </w:r>
+          </w:p>
+        </w:tc>
+        <w:tc>
+          <w:tcPr>
+            <w:tcBorders>
+              <w:bottom w:val="none" w:sz="0" w:space="0" w:color="000000"/>
+              <w:top w:val="single" w:sz="12" w:space="0" w:color="666666"/>
+              <w:left w:val="none" w:sz="0" w:space="0" w:color="000000"/>
+              <w:right w:val="none" w:sz="0" w:space="0" w:color="000000"/>
+            </w:tcBorders>
             <w:shd w:val="clear" w:color="auto" w:fill="6A51A3"/>
             <w:tcMar>
               <w:top w:w="0" w:type="dxa"/>
@@ -1477,7 +2007,7 @@
                 <w:szCs w:val="18"/>
                 <w:color w:val="FFFFFF"/>
               </w:rPr>
-              <w:t xml:space="preserve">24.1</w:t>
+              <w:t xml:space="preserve">31.6</w:t>
             </w:r>
           </w:p>
         </w:tc>
@@ -1489,6 +2019,59 @@
               <w:left w:val="none" w:sz="0" w:space="0" w:color="000000"/>
               <w:right w:val="none" w:sz="0" w:space="0" w:color="000000"/>
             </w:tcBorders>
+            <w:shd w:val="clear" w:color="auto" w:fill="FEB24C"/>
+            <w:tcMar>
+              <w:top w:w="0" w:type="dxa"/>
+              <w:bottom w:w="0" w:type="dxa"/>
+              <w:left w:w="0" w:type="dxa"/>
+              <w:right w:w="0" w:type="dxa"/>
+            </w:tcMar>
+            <w:vAlign w:val="center"/>
+          </w:tcPr>
+          <w:p>
+            <w:pPr>
+              <w:pStyle w:val="Normal"/>
+              <w:jc w:val="center"/>
+              <w:pBdr>
+                <w:bottom w:val="none" w:sz="0" w:space="0" w:color="000000"/>
+                <w:top w:val="none" w:sz="0" w:space="0" w:color="000000"/>
+                <w:left w:val="none" w:sz="0" w:space="0" w:color="000000"/>
+                <w:right w:val="none" w:sz="0" w:space="0" w:color="000000"/>
+              </w:pBdr>
+              <w:spacing w:after="100" w:before="100" w:line="240"/>
+              <w:ind w:left="100" w:right="100" w:firstLine="0" w:firstLineChars="0"/>
+              <w:rPr>
+                <w:rFonts w:ascii="Helvetica" w:hAnsi="Helvetica" w:eastAsia="Helvetica" w:cs="Helvetica"/>
+                <w:i w:val="false"/>
+                <w:b w:val="false"/>
+                <w:u w:val="none"/>
+                <w:sz w:val="18"/>
+                <w:szCs w:val="18"/>
+                <w:color w:val="000000"/>
+              </w:rPr>
+            </w:pPr>
+            <w:r>
+              <w:rPr>
+                <w:rFonts w:ascii="Helvetica" w:hAnsi="Helvetica" w:eastAsia="Helvetica" w:cs="Helvetica"/>
+                <w:i w:val="false"/>
+                <w:b w:val="false"/>
+                <w:u w:val="none"/>
+                <w:sz w:val="18"/>
+                <w:szCs w:val="18"/>
+                <w:color w:val="000000"/>
+              </w:rPr>
+              <w:t xml:space="preserve">8.4</w:t>
+            </w:r>
+          </w:p>
+        </w:tc>
+        <w:tc>
+          <w:tcPr>
+            <w:tcBorders>
+              <w:bottom w:val="none" w:sz="0" w:space="0" w:color="000000"/>
+              <w:top w:val="single" w:sz="12" w:space="0" w:color="666666"/>
+              <w:left w:val="none" w:sz="0" w:space="0" w:color="000000"/>
+              <w:right w:val="none" w:sz="0" w:space="0" w:color="000000"/>
+            </w:tcBorders>
             <w:shd w:val="clear" w:color="auto" w:fill="6A51A3"/>
             <w:tcMar>
               <w:top w:w="0" w:type="dxa"/>
@@ -1530,590 +2113,7 @@
                 <w:szCs w:val="18"/>
                 <w:color w:val="FFFFFF"/>
               </w:rPr>
-              <w:t xml:space="preserve">27.7</w:t>
-            </w:r>
-          </w:p>
-        </w:tc>
-        <w:tc>
-          <w:tcPr>
-            <w:tcBorders>
-              <w:bottom w:val="none" w:sz="0" w:space="0" w:color="000000"/>
-              <w:top w:val="single" w:sz="12" w:space="0" w:color="666666"/>
-              <w:left w:val="none" w:sz="0" w:space="0" w:color="000000"/>
-              <w:right w:val="none" w:sz="0" w:space="0" w:color="000000"/>
-            </w:tcBorders>
-            <w:shd w:val="clear" w:color="auto" w:fill="6A51A3"/>
-            <w:tcMar>
-              <w:top w:w="0" w:type="dxa"/>
-              <w:bottom w:w="0" w:type="dxa"/>
-              <w:left w:w="0" w:type="dxa"/>
-              <w:right w:w="0" w:type="dxa"/>
-            </w:tcMar>
-            <w:vAlign w:val="center"/>
-          </w:tcPr>
-          <w:p>
-            <w:pPr>
-              <w:pStyle w:val="Normal"/>
-              <w:jc w:val="center"/>
-              <w:pBdr>
-                <w:bottom w:val="none" w:sz="0" w:space="0" w:color="000000"/>
-                <w:top w:val="none" w:sz="0" w:space="0" w:color="000000"/>
-                <w:left w:val="none" w:sz="0" w:space="0" w:color="000000"/>
-                <w:right w:val="none" w:sz="0" w:space="0" w:color="000000"/>
-              </w:pBdr>
-              <w:spacing w:after="100" w:before="100" w:line="240"/>
-              <w:ind w:left="100" w:right="100" w:firstLine="0" w:firstLineChars="0"/>
-              <w:rPr>
-                <w:rFonts w:ascii="Helvetica" w:hAnsi="Helvetica" w:eastAsia="Helvetica" w:cs="Helvetica"/>
-                <w:i w:val="false"/>
-                <w:b w:val="false"/>
-                <w:u w:val="none"/>
-                <w:sz w:val="18"/>
-                <w:szCs w:val="18"/>
-                <w:color w:val="FFFFFF"/>
-              </w:rPr>
-            </w:pPr>
-            <w:r>
-              <w:rPr>
-                <w:rFonts w:ascii="Helvetica" w:hAnsi="Helvetica" w:eastAsia="Helvetica" w:cs="Helvetica"/>
-                <w:i w:val="false"/>
-                <w:b w:val="false"/>
-                <w:u w:val="none"/>
-                <w:sz w:val="18"/>
-                <w:szCs w:val="18"/>
-                <w:color w:val="FFFFFF"/>
-              </w:rPr>
-              <w:t xml:space="preserve">20.4</w:t>
-            </w:r>
-          </w:p>
-        </w:tc>
-        <w:tc>
-          <w:tcPr>
-            <w:tcBorders>
-              <w:bottom w:val="none" w:sz="0" w:space="0" w:color="000000"/>
-              <w:top w:val="single" w:sz="12" w:space="0" w:color="666666"/>
-              <w:left w:val="none" w:sz="0" w:space="0" w:color="000000"/>
-              <w:right w:val="none" w:sz="0" w:space="0" w:color="000000"/>
-            </w:tcBorders>
-            <w:shd w:val="clear" w:color="auto" w:fill="6A51A3"/>
-            <w:tcMar>
-              <w:top w:w="0" w:type="dxa"/>
-              <w:bottom w:w="0" w:type="dxa"/>
-              <w:left w:w="0" w:type="dxa"/>
-              <w:right w:w="0" w:type="dxa"/>
-            </w:tcMar>
-            <w:vAlign w:val="center"/>
-          </w:tcPr>
-          <w:p>
-            <w:pPr>
-              <w:pStyle w:val="Normal"/>
-              <w:jc w:val="center"/>
-              <w:pBdr>
-                <w:bottom w:val="none" w:sz="0" w:space="0" w:color="000000"/>
-                <w:top w:val="none" w:sz="0" w:space="0" w:color="000000"/>
-                <w:left w:val="none" w:sz="0" w:space="0" w:color="000000"/>
-                <w:right w:val="none" w:sz="0" w:space="0" w:color="000000"/>
-              </w:pBdr>
-              <w:spacing w:after="100" w:before="100" w:line="240"/>
-              <w:ind w:left="100" w:right="100" w:firstLine="0" w:firstLineChars="0"/>
-              <w:rPr>
-                <w:rFonts w:ascii="Helvetica" w:hAnsi="Helvetica" w:eastAsia="Helvetica" w:cs="Helvetica"/>
-                <w:i w:val="false"/>
-                <w:b w:val="false"/>
-                <w:u w:val="none"/>
-                <w:sz w:val="18"/>
-                <w:szCs w:val="18"/>
-                <w:color w:val="FFFFFF"/>
-              </w:rPr>
-            </w:pPr>
-            <w:r>
-              <w:rPr>
-                <w:rFonts w:ascii="Helvetica" w:hAnsi="Helvetica" w:eastAsia="Helvetica" w:cs="Helvetica"/>
-                <w:i w:val="false"/>
-                <w:b w:val="false"/>
-                <w:u w:val="none"/>
-                <w:sz w:val="18"/>
-                <w:szCs w:val="18"/>
-                <w:color w:val="FFFFFF"/>
-              </w:rPr>
-              <w:t xml:space="preserve">54.5</w:t>
-            </w:r>
-          </w:p>
-        </w:tc>
-        <w:tc>
-          <w:tcPr>
-            <w:tcBorders>
-              <w:bottom w:val="none" w:sz="0" w:space="0" w:color="000000"/>
-              <w:top w:val="single" w:sz="12" w:space="0" w:color="666666"/>
-              <w:left w:val="none" w:sz="0" w:space="0" w:color="000000"/>
-              <w:right w:val="none" w:sz="0" w:space="0" w:color="000000"/>
-            </w:tcBorders>
-            <w:shd w:val="clear" w:color="auto" w:fill="6A51A3"/>
-            <w:tcMar>
-              <w:top w:w="0" w:type="dxa"/>
-              <w:bottom w:w="0" w:type="dxa"/>
-              <w:left w:w="0" w:type="dxa"/>
-              <w:right w:w="0" w:type="dxa"/>
-            </w:tcMar>
-            <w:vAlign w:val="center"/>
-          </w:tcPr>
-          <w:p>
-            <w:pPr>
-              <w:pStyle w:val="Normal"/>
-              <w:jc w:val="center"/>
-              <w:pBdr>
-                <w:bottom w:val="none" w:sz="0" w:space="0" w:color="000000"/>
-                <w:top w:val="none" w:sz="0" w:space="0" w:color="000000"/>
-                <w:left w:val="none" w:sz="0" w:space="0" w:color="000000"/>
-                <w:right w:val="none" w:sz="0" w:space="0" w:color="000000"/>
-              </w:pBdr>
-              <w:spacing w:after="100" w:before="100" w:line="240"/>
-              <w:ind w:left="100" w:right="100" w:firstLine="0" w:firstLineChars="0"/>
-              <w:rPr>
-                <w:rFonts w:ascii="Helvetica" w:hAnsi="Helvetica" w:eastAsia="Helvetica" w:cs="Helvetica"/>
-                <w:i w:val="false"/>
-                <w:b w:val="false"/>
-                <w:u w:val="none"/>
-                <w:sz w:val="18"/>
-                <w:szCs w:val="18"/>
-                <w:color w:val="FFFFFF"/>
-              </w:rPr>
-            </w:pPr>
-            <w:r>
-              <w:rPr>
-                <w:rFonts w:ascii="Helvetica" w:hAnsi="Helvetica" w:eastAsia="Helvetica" w:cs="Helvetica"/>
-                <w:i w:val="false"/>
-                <w:b w:val="false"/>
-                <w:u w:val="none"/>
-                <w:sz w:val="18"/>
-                <w:szCs w:val="18"/>
-                <w:color w:val="FFFFFF"/>
-              </w:rPr>
-              <w:t xml:space="preserve">23.7</w:t>
-            </w:r>
-          </w:p>
-        </w:tc>
-        <w:tc>
-          <w:tcPr>
-            <w:tcBorders>
-              <w:bottom w:val="none" w:sz="0" w:space="0" w:color="000000"/>
-              <w:top w:val="single" w:sz="12" w:space="0" w:color="666666"/>
-              <w:left w:val="none" w:sz="0" w:space="0" w:color="000000"/>
-              <w:right w:val="none" w:sz="0" w:space="0" w:color="000000"/>
-            </w:tcBorders>
-            <w:shd w:val="clear" w:color="auto" w:fill="6A51A3"/>
-            <w:tcMar>
-              <w:top w:w="0" w:type="dxa"/>
-              <w:bottom w:w="0" w:type="dxa"/>
-              <w:left w:w="0" w:type="dxa"/>
-              <w:right w:w="0" w:type="dxa"/>
-            </w:tcMar>
-            <w:vAlign w:val="center"/>
-          </w:tcPr>
-          <w:p>
-            <w:pPr>
-              <w:pStyle w:val="Normal"/>
-              <w:jc w:val="center"/>
-              <w:pBdr>
-                <w:bottom w:val="none" w:sz="0" w:space="0" w:color="000000"/>
-                <w:top w:val="none" w:sz="0" w:space="0" w:color="000000"/>
-                <w:left w:val="none" w:sz="0" w:space="0" w:color="000000"/>
-                <w:right w:val="none" w:sz="0" w:space="0" w:color="000000"/>
-              </w:pBdr>
-              <w:spacing w:after="100" w:before="100" w:line="240"/>
-              <w:ind w:left="100" w:right="100" w:firstLine="0" w:firstLineChars="0"/>
-              <w:rPr>
-                <w:rFonts w:ascii="Helvetica" w:hAnsi="Helvetica" w:eastAsia="Helvetica" w:cs="Helvetica"/>
-                <w:i w:val="false"/>
-                <w:b w:val="false"/>
-                <w:u w:val="none"/>
-                <w:sz w:val="18"/>
-                <w:szCs w:val="18"/>
-                <w:color w:val="FFFFFF"/>
-              </w:rPr>
-            </w:pPr>
-            <w:r>
-              <w:rPr>
-                <w:rFonts w:ascii="Helvetica" w:hAnsi="Helvetica" w:eastAsia="Helvetica" w:cs="Helvetica"/>
-                <w:i w:val="false"/>
-                <w:b w:val="false"/>
-                <w:u w:val="none"/>
-                <w:sz w:val="18"/>
-                <w:szCs w:val="18"/>
-                <w:color w:val="FFFFFF"/>
-              </w:rPr>
-              <w:t xml:space="preserve">24.8</w:t>
-            </w:r>
-          </w:p>
-        </w:tc>
-        <w:tc>
-          <w:tcPr>
-            <w:tcBorders>
-              <w:bottom w:val="none" w:sz="0" w:space="0" w:color="000000"/>
-              <w:top w:val="single" w:sz="12" w:space="0" w:color="666666"/>
-              <w:left w:val="none" w:sz="0" w:space="0" w:color="000000"/>
-              <w:right w:val="none" w:sz="0" w:space="0" w:color="000000"/>
-            </w:tcBorders>
-            <w:shd w:val="clear" w:color="auto" w:fill="F03B20"/>
-            <w:tcMar>
-              <w:top w:w="0" w:type="dxa"/>
-              <w:bottom w:w="0" w:type="dxa"/>
-              <w:left w:w="0" w:type="dxa"/>
-              <w:right w:w="0" w:type="dxa"/>
-            </w:tcMar>
-            <w:vAlign w:val="center"/>
-          </w:tcPr>
-          <w:p>
-            <w:pPr>
-              <w:pStyle w:val="Normal"/>
-              <w:jc w:val="center"/>
-              <w:pBdr>
-                <w:bottom w:val="none" w:sz="0" w:space="0" w:color="000000"/>
-                <w:top w:val="none" w:sz="0" w:space="0" w:color="000000"/>
-                <w:left w:val="none" w:sz="0" w:space="0" w:color="000000"/>
-                <w:right w:val="none" w:sz="0" w:space="0" w:color="000000"/>
-              </w:pBdr>
-              <w:spacing w:after="100" w:before="100" w:line="240"/>
-              <w:ind w:left="100" w:right="100" w:firstLine="0" w:firstLineChars="0"/>
-              <w:rPr>
-                <w:rFonts w:ascii="Helvetica" w:hAnsi="Helvetica" w:eastAsia="Helvetica" w:cs="Helvetica"/>
-                <w:i w:val="false"/>
-                <w:b w:val="false"/>
-                <w:u w:val="none"/>
-                <w:sz w:val="18"/>
-                <w:szCs w:val="18"/>
-                <w:color w:val="FFFFFF"/>
-              </w:rPr>
-            </w:pPr>
-            <w:r>
-              <w:rPr>
-                <w:rFonts w:ascii="Helvetica" w:hAnsi="Helvetica" w:eastAsia="Helvetica" w:cs="Helvetica"/>
-                <w:i w:val="false"/>
-                <w:b w:val="false"/>
-                <w:u w:val="none"/>
-                <w:sz w:val="18"/>
-                <w:szCs w:val="18"/>
-                <w:color w:val="FFFFFF"/>
-              </w:rPr>
-              <w:t xml:space="preserve">19.0</w:t>
-            </w:r>
-          </w:p>
-        </w:tc>
-        <w:tc>
-          <w:tcPr>
-            <w:tcBorders>
-              <w:bottom w:val="none" w:sz="0" w:space="0" w:color="000000"/>
-              <w:top w:val="single" w:sz="12" w:space="0" w:color="666666"/>
-              <w:left w:val="none" w:sz="0" w:space="0" w:color="000000"/>
-              <w:right w:val="none" w:sz="0" w:space="0" w:color="000000"/>
-            </w:tcBorders>
-            <w:shd w:val="clear" w:color="auto" w:fill="6A51A3"/>
-            <w:tcMar>
-              <w:top w:w="0" w:type="dxa"/>
-              <w:bottom w:w="0" w:type="dxa"/>
-              <w:left w:w="0" w:type="dxa"/>
-              <w:right w:w="0" w:type="dxa"/>
-            </w:tcMar>
-            <w:vAlign w:val="center"/>
-          </w:tcPr>
-          <w:p>
-            <w:pPr>
-              <w:pStyle w:val="Normal"/>
-              <w:jc w:val="center"/>
-              <w:pBdr>
-                <w:bottom w:val="none" w:sz="0" w:space="0" w:color="000000"/>
-                <w:top w:val="none" w:sz="0" w:space="0" w:color="000000"/>
-                <w:left w:val="none" w:sz="0" w:space="0" w:color="000000"/>
-                <w:right w:val="none" w:sz="0" w:space="0" w:color="000000"/>
-              </w:pBdr>
-              <w:spacing w:after="100" w:before="100" w:line="240"/>
-              <w:ind w:left="100" w:right="100" w:firstLine="0" w:firstLineChars="0"/>
-              <w:rPr>
-                <w:rFonts w:ascii="Helvetica" w:hAnsi="Helvetica" w:eastAsia="Helvetica" w:cs="Helvetica"/>
-                <w:i w:val="false"/>
-                <w:b w:val="false"/>
-                <w:u w:val="none"/>
-                <w:sz w:val="18"/>
-                <w:szCs w:val="18"/>
-                <w:color w:val="FFFFFF"/>
-              </w:rPr>
-            </w:pPr>
-            <w:r>
-              <w:rPr>
-                <w:rFonts w:ascii="Helvetica" w:hAnsi="Helvetica" w:eastAsia="Helvetica" w:cs="Helvetica"/>
-                <w:i w:val="false"/>
-                <w:b w:val="false"/>
-                <w:u w:val="none"/>
-                <w:sz w:val="18"/>
-                <w:szCs w:val="18"/>
-                <w:color w:val="FFFFFF"/>
-              </w:rPr>
-              <w:t xml:space="preserve">24.2</w:t>
-            </w:r>
-          </w:p>
-        </w:tc>
-        <w:tc>
-          <w:tcPr>
-            <w:tcBorders>
-              <w:bottom w:val="none" w:sz="0" w:space="0" w:color="000000"/>
-              <w:top w:val="single" w:sz="12" w:space="0" w:color="666666"/>
-              <w:left w:val="none" w:sz="0" w:space="0" w:color="000000"/>
-              <w:right w:val="none" w:sz="0" w:space="0" w:color="000000"/>
-            </w:tcBorders>
-            <w:shd w:val="clear" w:color="auto" w:fill="6A51A3"/>
-            <w:tcMar>
-              <w:top w:w="0" w:type="dxa"/>
-              <w:bottom w:w="0" w:type="dxa"/>
-              <w:left w:w="0" w:type="dxa"/>
-              <w:right w:w="0" w:type="dxa"/>
-            </w:tcMar>
-            <w:vAlign w:val="center"/>
-          </w:tcPr>
-          <w:p>
-            <w:pPr>
-              <w:pStyle w:val="Normal"/>
-              <w:jc w:val="center"/>
-              <w:pBdr>
-                <w:bottom w:val="none" w:sz="0" w:space="0" w:color="000000"/>
-                <w:top w:val="none" w:sz="0" w:space="0" w:color="000000"/>
-                <w:left w:val="none" w:sz="0" w:space="0" w:color="000000"/>
-                <w:right w:val="none" w:sz="0" w:space="0" w:color="000000"/>
-              </w:pBdr>
-              <w:spacing w:after="100" w:before="100" w:line="240"/>
-              <w:ind w:left="100" w:right="100" w:firstLine="0" w:firstLineChars="0"/>
-              <w:rPr>
-                <w:rFonts w:ascii="Helvetica" w:hAnsi="Helvetica" w:eastAsia="Helvetica" w:cs="Helvetica"/>
-                <w:i w:val="false"/>
-                <w:b w:val="false"/>
-                <w:u w:val="none"/>
-                <w:sz w:val="18"/>
-                <w:szCs w:val="18"/>
-                <w:color w:val="FFFFFF"/>
-              </w:rPr>
-            </w:pPr>
-            <w:r>
-              <w:rPr>
-                <w:rFonts w:ascii="Helvetica" w:hAnsi="Helvetica" w:eastAsia="Helvetica" w:cs="Helvetica"/>
-                <w:i w:val="false"/>
-                <w:b w:val="false"/>
-                <w:u w:val="none"/>
-                <w:sz w:val="18"/>
-                <w:szCs w:val="18"/>
-                <w:color w:val="FFFFFF"/>
-              </w:rPr>
-              <w:t xml:space="preserve">23.5</w:t>
-            </w:r>
-          </w:p>
-        </w:tc>
-        <w:tc>
-          <w:tcPr>
-            <w:tcBorders>
-              <w:bottom w:val="none" w:sz="0" w:space="0" w:color="000000"/>
-              <w:top w:val="single" w:sz="12" w:space="0" w:color="666666"/>
-              <w:left w:val="none" w:sz="0" w:space="0" w:color="000000"/>
-              <w:right w:val="none" w:sz="0" w:space="0" w:color="000000"/>
-            </w:tcBorders>
-            <w:shd w:val="clear" w:color="auto" w:fill="6A51A3"/>
-            <w:tcMar>
-              <w:top w:w="0" w:type="dxa"/>
-              <w:bottom w:w="0" w:type="dxa"/>
-              <w:left w:w="0" w:type="dxa"/>
-              <w:right w:w="0" w:type="dxa"/>
-            </w:tcMar>
-            <w:vAlign w:val="center"/>
-          </w:tcPr>
-          <w:p>
-            <w:pPr>
-              <w:pStyle w:val="Normal"/>
-              <w:jc w:val="center"/>
-              <w:pBdr>
-                <w:bottom w:val="none" w:sz="0" w:space="0" w:color="000000"/>
-                <w:top w:val="none" w:sz="0" w:space="0" w:color="000000"/>
-                <w:left w:val="none" w:sz="0" w:space="0" w:color="000000"/>
-                <w:right w:val="none" w:sz="0" w:space="0" w:color="000000"/>
-              </w:pBdr>
-              <w:spacing w:after="100" w:before="100" w:line="240"/>
-              <w:ind w:left="100" w:right="100" w:firstLine="0" w:firstLineChars="0"/>
-              <w:rPr>
-                <w:rFonts w:ascii="Helvetica" w:hAnsi="Helvetica" w:eastAsia="Helvetica" w:cs="Helvetica"/>
-                <w:i w:val="false"/>
-                <w:b w:val="false"/>
-                <w:u w:val="none"/>
-                <w:sz w:val="18"/>
-                <w:szCs w:val="18"/>
-                <w:color w:val="FFFFFF"/>
-              </w:rPr>
-            </w:pPr>
-            <w:r>
-              <w:rPr>
-                <w:rFonts w:ascii="Helvetica" w:hAnsi="Helvetica" w:eastAsia="Helvetica" w:cs="Helvetica"/>
-                <w:i w:val="false"/>
-                <w:b w:val="false"/>
-                <w:u w:val="none"/>
-                <w:sz w:val="18"/>
-                <w:szCs w:val="18"/>
-                <w:color w:val="FFFFFF"/>
-              </w:rPr>
-              <w:t xml:space="preserve">27.8</w:t>
-            </w:r>
-          </w:p>
-        </w:tc>
-        <w:tc>
-          <w:tcPr>
-            <w:tcBorders>
-              <w:bottom w:val="none" w:sz="0" w:space="0" w:color="000000"/>
-              <w:top w:val="single" w:sz="12" w:space="0" w:color="666666"/>
-              <w:left w:val="none" w:sz="0" w:space="0" w:color="000000"/>
-              <w:right w:val="none" w:sz="0" w:space="0" w:color="000000"/>
-            </w:tcBorders>
-            <w:shd w:val="clear" w:color="auto" w:fill="F03B20"/>
-            <w:tcMar>
-              <w:top w:w="0" w:type="dxa"/>
-              <w:bottom w:w="0" w:type="dxa"/>
-              <w:left w:w="0" w:type="dxa"/>
-              <w:right w:w="0" w:type="dxa"/>
-            </w:tcMar>
-            <w:vAlign w:val="center"/>
-          </w:tcPr>
-          <w:p>
-            <w:pPr>
-              <w:pStyle w:val="Normal"/>
-              <w:jc w:val="center"/>
-              <w:pBdr>
-                <w:bottom w:val="none" w:sz="0" w:space="0" w:color="000000"/>
-                <w:top w:val="none" w:sz="0" w:space="0" w:color="000000"/>
-                <w:left w:val="none" w:sz="0" w:space="0" w:color="000000"/>
-                <w:right w:val="none" w:sz="0" w:space="0" w:color="000000"/>
-              </w:pBdr>
-              <w:spacing w:after="100" w:before="100" w:line="240"/>
-              <w:ind w:left="100" w:right="100" w:firstLine="0" w:firstLineChars="0"/>
-              <w:rPr>
-                <w:rFonts w:ascii="Helvetica" w:hAnsi="Helvetica" w:eastAsia="Helvetica" w:cs="Helvetica"/>
-                <w:i w:val="false"/>
-                <w:b w:val="false"/>
-                <w:u w:val="none"/>
-                <w:sz w:val="18"/>
-                <w:szCs w:val="18"/>
-                <w:color w:val="FFFFFF"/>
-              </w:rPr>
-            </w:pPr>
-            <w:r>
-              <w:rPr>
-                <w:rFonts w:ascii="Helvetica" w:hAnsi="Helvetica" w:eastAsia="Helvetica" w:cs="Helvetica"/>
-                <w:i w:val="false"/>
-                <w:b w:val="false"/>
-                <w:u w:val="none"/>
-                <w:sz w:val="18"/>
-                <w:szCs w:val="18"/>
-                <w:color w:val="FFFFFF"/>
-              </w:rPr>
-              <w:t xml:space="preserve">10.2</w:t>
-            </w:r>
-          </w:p>
-        </w:tc>
-        <w:tc>
-          <w:tcPr>
-            <w:tcBorders>
-              <w:bottom w:val="none" w:sz="0" w:space="0" w:color="000000"/>
-              <w:top w:val="single" w:sz="12" w:space="0" w:color="666666"/>
-              <w:left w:val="none" w:sz="0" w:space="0" w:color="000000"/>
-              <w:right w:val="none" w:sz="0" w:space="0" w:color="000000"/>
-            </w:tcBorders>
-            <w:shd w:val="clear" w:color="auto" w:fill="6A51A3"/>
-            <w:tcMar>
-              <w:top w:w="0" w:type="dxa"/>
-              <w:bottom w:w="0" w:type="dxa"/>
-              <w:left w:w="0" w:type="dxa"/>
-              <w:right w:w="0" w:type="dxa"/>
-            </w:tcMar>
-            <w:vAlign w:val="center"/>
-          </w:tcPr>
-          <w:p>
-            <w:pPr>
-              <w:pStyle w:val="Normal"/>
-              <w:jc w:val="center"/>
-              <w:pBdr>
-                <w:bottom w:val="none" w:sz="0" w:space="0" w:color="000000"/>
-                <w:top w:val="none" w:sz="0" w:space="0" w:color="000000"/>
-                <w:left w:val="none" w:sz="0" w:space="0" w:color="000000"/>
-                <w:right w:val="none" w:sz="0" w:space="0" w:color="000000"/>
-              </w:pBdr>
-              <w:spacing w:after="100" w:before="100" w:line="240"/>
-              <w:ind w:left="100" w:right="100" w:firstLine="0" w:firstLineChars="0"/>
-              <w:rPr>
-                <w:rFonts w:ascii="Helvetica" w:hAnsi="Helvetica" w:eastAsia="Helvetica" w:cs="Helvetica"/>
-                <w:i w:val="false"/>
-                <w:b w:val="false"/>
-                <w:u w:val="none"/>
-                <w:sz w:val="18"/>
-                <w:szCs w:val="18"/>
-                <w:color w:val="FFFFFF"/>
-              </w:rPr>
-            </w:pPr>
-            <w:r>
-              <w:rPr>
-                <w:rFonts w:ascii="Helvetica" w:hAnsi="Helvetica" w:eastAsia="Helvetica" w:cs="Helvetica"/>
-                <w:i w:val="false"/>
-                <w:b w:val="false"/>
-                <w:u w:val="none"/>
-                <w:sz w:val="18"/>
-                <w:szCs w:val="18"/>
-                <w:color w:val="FFFFFF"/>
-              </w:rPr>
-              <w:t xml:space="preserve">22.7</w:t>
-            </w:r>
-          </w:p>
-        </w:tc>
-        <w:tc>
-          <w:tcPr>
-            <w:tcBorders>
-              <w:bottom w:val="none" w:sz="0" w:space="0" w:color="000000"/>
-              <w:top w:val="single" w:sz="12" w:space="0" w:color="666666"/>
-              <w:left w:val="none" w:sz="0" w:space="0" w:color="000000"/>
-              <w:right w:val="none" w:sz="0" w:space="0" w:color="000000"/>
-            </w:tcBorders>
-            <w:shd w:val="clear" w:color="auto" w:fill="6A51A3"/>
-            <w:tcMar>
-              <w:top w:w="0" w:type="dxa"/>
-              <w:bottom w:w="0" w:type="dxa"/>
-              <w:left w:w="0" w:type="dxa"/>
-              <w:right w:w="0" w:type="dxa"/>
-            </w:tcMar>
-            <w:vAlign w:val="center"/>
-          </w:tcPr>
-          <w:p>
-            <w:pPr>
-              <w:pStyle w:val="Normal"/>
-              <w:jc w:val="center"/>
-              <w:pBdr>
-                <w:bottom w:val="none" w:sz="0" w:space="0" w:color="000000"/>
-                <w:top w:val="none" w:sz="0" w:space="0" w:color="000000"/>
-                <w:left w:val="none" w:sz="0" w:space="0" w:color="000000"/>
-                <w:right w:val="none" w:sz="0" w:space="0" w:color="000000"/>
-              </w:pBdr>
-              <w:spacing w:after="100" w:before="100" w:line="240"/>
-              <w:ind w:left="100" w:right="100" w:firstLine="0" w:firstLineChars="0"/>
-              <w:rPr>
-                <w:rFonts w:ascii="Helvetica" w:hAnsi="Helvetica" w:eastAsia="Helvetica" w:cs="Helvetica"/>
-                <w:i w:val="false"/>
-                <w:b w:val="false"/>
-                <w:u w:val="none"/>
-                <w:sz w:val="18"/>
-                <w:szCs w:val="18"/>
-                <w:color w:val="FFFFFF"/>
-              </w:rPr>
-            </w:pPr>
-            <w:r>
-              <w:rPr>
-                <w:rFonts w:ascii="Helvetica" w:hAnsi="Helvetica" w:eastAsia="Helvetica" w:cs="Helvetica"/>
-                <w:i w:val="false"/>
-                <w:b w:val="false"/>
-                <w:u w:val="none"/>
-                <w:sz w:val="18"/>
-                <w:szCs w:val="18"/>
-                <w:color w:val="FFFFFF"/>
-              </w:rPr>
-              <w:t xml:space="preserve">26.8</w:t>
+              <w:t xml:space="preserve">26.1</w:t>
             </w:r>
           </w:p>
         </w:tc>
@@ -2226,6 +2226,324 @@
               <w:left w:val="none" w:sz="0" w:space="0" w:color="000000"/>
               <w:right w:val="none" w:sz="0" w:space="0" w:color="000000"/>
             </w:tcBorders>
+            <w:shd w:val="clear" w:color="auto" w:fill="F03B20"/>
+            <w:tcMar>
+              <w:top w:w="0" w:type="dxa"/>
+              <w:bottom w:w="0" w:type="dxa"/>
+              <w:left w:w="0" w:type="dxa"/>
+              <w:right w:w="0" w:type="dxa"/>
+            </w:tcMar>
+            <w:vAlign w:val="center"/>
+          </w:tcPr>
+          <w:p>
+            <w:pPr>
+              <w:pStyle w:val="Normal"/>
+              <w:jc w:val="center"/>
+              <w:pBdr>
+                <w:bottom w:val="none" w:sz="0" w:space="0" w:color="000000"/>
+                <w:top w:val="none" w:sz="0" w:space="0" w:color="000000"/>
+                <w:left w:val="none" w:sz="0" w:space="0" w:color="000000"/>
+                <w:right w:val="none" w:sz="0" w:space="0" w:color="000000"/>
+              </w:pBdr>
+              <w:spacing w:after="100" w:before="100" w:line="240"/>
+              <w:ind w:left="100" w:right="100" w:firstLine="0" w:firstLineChars="0"/>
+              <w:rPr>
+                <w:rFonts w:ascii="Helvetica" w:hAnsi="Helvetica" w:eastAsia="Helvetica" w:cs="Helvetica"/>
+                <w:i w:val="false"/>
+                <w:b w:val="false"/>
+                <w:u w:val="none"/>
+                <w:sz w:val="18"/>
+                <w:szCs w:val="18"/>
+                <w:color w:val="FFFFFF"/>
+              </w:rPr>
+            </w:pPr>
+            <w:r>
+              <w:rPr>
+                <w:rFonts w:ascii="Helvetica" w:hAnsi="Helvetica" w:eastAsia="Helvetica" w:cs="Helvetica"/>
+                <w:i w:val="false"/>
+                <w:b w:val="false"/>
+                <w:u w:val="none"/>
+                <w:sz w:val="18"/>
+                <w:szCs w:val="18"/>
+                <w:color w:val="FFFFFF"/>
+              </w:rPr>
+              <w:t xml:space="preserve">11.8</w:t>
+            </w:r>
+          </w:p>
+        </w:tc>
+        <w:tc>
+          <w:tcPr>
+            <w:tcBorders>
+              <w:bottom w:val="none" w:sz="0" w:space="0" w:color="000000"/>
+              <w:top w:val="none" w:sz="0" w:space="0" w:color="000000"/>
+              <w:left w:val="none" w:sz="0" w:space="0" w:color="000000"/>
+              <w:right w:val="none" w:sz="0" w:space="0" w:color="000000"/>
+            </w:tcBorders>
+            <w:shd w:val="clear" w:color="auto" w:fill="F03B20"/>
+            <w:tcMar>
+              <w:top w:w="0" w:type="dxa"/>
+              <w:bottom w:w="0" w:type="dxa"/>
+              <w:left w:w="0" w:type="dxa"/>
+              <w:right w:w="0" w:type="dxa"/>
+            </w:tcMar>
+            <w:vAlign w:val="center"/>
+          </w:tcPr>
+          <w:p>
+            <w:pPr>
+              <w:pStyle w:val="Normal"/>
+              <w:jc w:val="center"/>
+              <w:pBdr>
+                <w:bottom w:val="none" w:sz="0" w:space="0" w:color="000000"/>
+                <w:top w:val="none" w:sz="0" w:space="0" w:color="000000"/>
+                <w:left w:val="none" w:sz="0" w:space="0" w:color="000000"/>
+                <w:right w:val="none" w:sz="0" w:space="0" w:color="000000"/>
+              </w:pBdr>
+              <w:spacing w:after="100" w:before="100" w:line="240"/>
+              <w:ind w:left="100" w:right="100" w:firstLine="0" w:firstLineChars="0"/>
+              <w:rPr>
+                <w:rFonts w:ascii="Helvetica" w:hAnsi="Helvetica" w:eastAsia="Helvetica" w:cs="Helvetica"/>
+                <w:i w:val="false"/>
+                <w:b w:val="false"/>
+                <w:u w:val="none"/>
+                <w:sz w:val="18"/>
+                <w:szCs w:val="18"/>
+                <w:color w:val="FFFFFF"/>
+              </w:rPr>
+            </w:pPr>
+            <w:r>
+              <w:rPr>
+                <w:rFonts w:ascii="Helvetica" w:hAnsi="Helvetica" w:eastAsia="Helvetica" w:cs="Helvetica"/>
+                <w:i w:val="false"/>
+                <w:b w:val="false"/>
+                <w:u w:val="none"/>
+                <w:sz w:val="18"/>
+                <w:szCs w:val="18"/>
+                <w:color w:val="FFFFFF"/>
+              </w:rPr>
+              <w:t xml:space="preserve">11.1</w:t>
+            </w:r>
+          </w:p>
+        </w:tc>
+        <w:tc>
+          <w:tcPr>
+            <w:tcBorders>
+              <w:bottom w:val="none" w:sz="0" w:space="0" w:color="000000"/>
+              <w:top w:val="none" w:sz="0" w:space="0" w:color="000000"/>
+              <w:left w:val="none" w:sz="0" w:space="0" w:color="000000"/>
+              <w:right w:val="none" w:sz="0" w:space="0" w:color="000000"/>
+            </w:tcBorders>
+            <w:shd w:val="clear" w:color="auto" w:fill="F03B20"/>
+            <w:tcMar>
+              <w:top w:w="0" w:type="dxa"/>
+              <w:bottom w:w="0" w:type="dxa"/>
+              <w:left w:w="0" w:type="dxa"/>
+              <w:right w:w="0" w:type="dxa"/>
+            </w:tcMar>
+            <w:vAlign w:val="center"/>
+          </w:tcPr>
+          <w:p>
+            <w:pPr>
+              <w:pStyle w:val="Normal"/>
+              <w:jc w:val="center"/>
+              <w:pBdr>
+                <w:bottom w:val="none" w:sz="0" w:space="0" w:color="000000"/>
+                <w:top w:val="none" w:sz="0" w:space="0" w:color="000000"/>
+                <w:left w:val="none" w:sz="0" w:space="0" w:color="000000"/>
+                <w:right w:val="none" w:sz="0" w:space="0" w:color="000000"/>
+              </w:pBdr>
+              <w:spacing w:after="100" w:before="100" w:line="240"/>
+              <w:ind w:left="100" w:right="100" w:firstLine="0" w:firstLineChars="0"/>
+              <w:rPr>
+                <w:rFonts w:ascii="Helvetica" w:hAnsi="Helvetica" w:eastAsia="Helvetica" w:cs="Helvetica"/>
+                <w:i w:val="false"/>
+                <w:b w:val="false"/>
+                <w:u w:val="none"/>
+                <w:sz w:val="18"/>
+                <w:szCs w:val="18"/>
+                <w:color w:val="FFFFFF"/>
+              </w:rPr>
+            </w:pPr>
+            <w:r>
+              <w:rPr>
+                <w:rFonts w:ascii="Helvetica" w:hAnsi="Helvetica" w:eastAsia="Helvetica" w:cs="Helvetica"/>
+                <w:i w:val="false"/>
+                <w:b w:val="false"/>
+                <w:u w:val="none"/>
+                <w:sz w:val="18"/>
+                <w:szCs w:val="18"/>
+                <w:color w:val="FFFFFF"/>
+              </w:rPr>
+              <w:t xml:space="preserve">12.6</w:t>
+            </w:r>
+          </w:p>
+        </w:tc>
+        <w:tc>
+          <w:tcPr>
+            <w:tcBorders>
+              <w:bottom w:val="none" w:sz="0" w:space="0" w:color="000000"/>
+              <w:top w:val="none" w:sz="0" w:space="0" w:color="000000"/>
+              <w:left w:val="none" w:sz="0" w:space="0" w:color="000000"/>
+              <w:right w:val="none" w:sz="0" w:space="0" w:color="000000"/>
+            </w:tcBorders>
+            <w:shd w:val="clear" w:color="auto" w:fill="FFEDA0"/>
+            <w:tcMar>
+              <w:top w:w="0" w:type="dxa"/>
+              <w:bottom w:w="0" w:type="dxa"/>
+              <w:left w:w="0" w:type="dxa"/>
+              <w:right w:w="0" w:type="dxa"/>
+            </w:tcMar>
+            <w:vAlign w:val="center"/>
+          </w:tcPr>
+          <w:p>
+            <w:pPr>
+              <w:pStyle w:val="Normal"/>
+              <w:jc w:val="center"/>
+              <w:pBdr>
+                <w:bottom w:val="none" w:sz="0" w:space="0" w:color="000000"/>
+                <w:top w:val="none" w:sz="0" w:space="0" w:color="000000"/>
+                <w:left w:val="none" w:sz="0" w:space="0" w:color="000000"/>
+                <w:right w:val="none" w:sz="0" w:space="0" w:color="000000"/>
+              </w:pBdr>
+              <w:spacing w:after="100" w:before="100" w:line="240"/>
+              <w:ind w:left="100" w:right="100" w:firstLine="0" w:firstLineChars="0"/>
+              <w:rPr>
+                <w:rFonts w:ascii="Helvetica" w:hAnsi="Helvetica" w:eastAsia="Helvetica" w:cs="Helvetica"/>
+                <w:i w:val="false"/>
+                <w:b w:val="false"/>
+                <w:u w:val="none"/>
+                <w:sz w:val="18"/>
+                <w:szCs w:val="18"/>
+                <w:color w:val="000000"/>
+              </w:rPr>
+            </w:pPr>
+            <w:r>
+              <w:rPr>
+                <w:rFonts w:ascii="Helvetica" w:hAnsi="Helvetica" w:eastAsia="Helvetica" w:cs="Helvetica"/>
+                <w:i w:val="false"/>
+                <w:b w:val="false"/>
+                <w:u w:val="none"/>
+                <w:sz w:val="18"/>
+                <w:szCs w:val="18"/>
+                <w:color w:val="000000"/>
+              </w:rPr>
+              <w:t xml:space="preserve">4.5</w:t>
+            </w:r>
+          </w:p>
+        </w:tc>
+        <w:tc>
+          <w:tcPr>
+            <w:tcBorders>
+              <w:bottom w:val="none" w:sz="0" w:space="0" w:color="000000"/>
+              <w:top w:val="none" w:sz="0" w:space="0" w:color="000000"/>
+              <w:left w:val="none" w:sz="0" w:space="0" w:color="000000"/>
+              <w:right w:val="none" w:sz="0" w:space="0" w:color="000000"/>
+            </w:tcBorders>
+            <w:shd w:val="clear" w:color="auto" w:fill="F03B20"/>
+            <w:tcMar>
+              <w:top w:w="0" w:type="dxa"/>
+              <w:bottom w:w="0" w:type="dxa"/>
+              <w:left w:w="0" w:type="dxa"/>
+              <w:right w:w="0" w:type="dxa"/>
+            </w:tcMar>
+            <w:vAlign w:val="center"/>
+          </w:tcPr>
+          <w:p>
+            <w:pPr>
+              <w:pStyle w:val="Normal"/>
+              <w:jc w:val="center"/>
+              <w:pBdr>
+                <w:bottom w:val="none" w:sz="0" w:space="0" w:color="000000"/>
+                <w:top w:val="none" w:sz="0" w:space="0" w:color="000000"/>
+                <w:left w:val="none" w:sz="0" w:space="0" w:color="000000"/>
+                <w:right w:val="none" w:sz="0" w:space="0" w:color="000000"/>
+              </w:pBdr>
+              <w:spacing w:after="100" w:before="100" w:line="240"/>
+              <w:ind w:left="100" w:right="100" w:firstLine="0" w:firstLineChars="0"/>
+              <w:rPr>
+                <w:rFonts w:ascii="Helvetica" w:hAnsi="Helvetica" w:eastAsia="Helvetica" w:cs="Helvetica"/>
+                <w:i w:val="false"/>
+                <w:b w:val="false"/>
+                <w:u w:val="none"/>
+                <w:sz w:val="18"/>
+                <w:szCs w:val="18"/>
+                <w:color w:val="FFFFFF"/>
+              </w:rPr>
+            </w:pPr>
+            <w:r>
+              <w:rPr>
+                <w:rFonts w:ascii="Helvetica" w:hAnsi="Helvetica" w:eastAsia="Helvetica" w:cs="Helvetica"/>
+                <w:i w:val="false"/>
+                <w:b w:val="false"/>
+                <w:u w:val="none"/>
+                <w:sz w:val="18"/>
+                <w:szCs w:val="18"/>
+                <w:color w:val="FFFFFF"/>
+              </w:rPr>
+              <w:t xml:space="preserve">15.6</w:t>
+            </w:r>
+          </w:p>
+        </w:tc>
+        <w:tc>
+          <w:tcPr>
+            <w:tcBorders>
+              <w:bottom w:val="none" w:sz="0" w:space="0" w:color="000000"/>
+              <w:top w:val="none" w:sz="0" w:space="0" w:color="000000"/>
+              <w:left w:val="none" w:sz="0" w:space="0" w:color="000000"/>
+              <w:right w:val="none" w:sz="0" w:space="0" w:color="000000"/>
+            </w:tcBorders>
+            <w:shd w:val="clear" w:color="auto" w:fill="F03B20"/>
+            <w:tcMar>
+              <w:top w:w="0" w:type="dxa"/>
+              <w:bottom w:w="0" w:type="dxa"/>
+              <w:left w:w="0" w:type="dxa"/>
+              <w:right w:w="0" w:type="dxa"/>
+            </w:tcMar>
+            <w:vAlign w:val="center"/>
+          </w:tcPr>
+          <w:p>
+            <w:pPr>
+              <w:pStyle w:val="Normal"/>
+              <w:jc w:val="center"/>
+              <w:pBdr>
+                <w:bottom w:val="none" w:sz="0" w:space="0" w:color="000000"/>
+                <w:top w:val="none" w:sz="0" w:space="0" w:color="000000"/>
+                <w:left w:val="none" w:sz="0" w:space="0" w:color="000000"/>
+                <w:right w:val="none" w:sz="0" w:space="0" w:color="000000"/>
+              </w:pBdr>
+              <w:spacing w:after="100" w:before="100" w:line="240"/>
+              <w:ind w:left="100" w:right="100" w:firstLine="0" w:firstLineChars="0"/>
+              <w:rPr>
+                <w:rFonts w:ascii="Helvetica" w:hAnsi="Helvetica" w:eastAsia="Helvetica" w:cs="Helvetica"/>
+                <w:i w:val="false"/>
+                <w:b w:val="false"/>
+                <w:u w:val="none"/>
+                <w:sz w:val="18"/>
+                <w:szCs w:val="18"/>
+                <w:color w:val="FFFFFF"/>
+              </w:rPr>
+            </w:pPr>
+            <w:r>
+              <w:rPr>
+                <w:rFonts w:ascii="Helvetica" w:hAnsi="Helvetica" w:eastAsia="Helvetica" w:cs="Helvetica"/>
+                <w:i w:val="false"/>
+                <w:b w:val="false"/>
+                <w:u w:val="none"/>
+                <w:sz w:val="18"/>
+                <w:szCs w:val="18"/>
+                <w:color w:val="FFFFFF"/>
+              </w:rPr>
+              <w:t xml:space="preserve">11.8</w:t>
+            </w:r>
+          </w:p>
+        </w:tc>
+        <w:tc>
+          <w:tcPr>
+            <w:tcBorders>
+              <w:bottom w:val="none" w:sz="0" w:space="0" w:color="000000"/>
+              <w:top w:val="none" w:sz="0" w:space="0" w:color="000000"/>
+              <w:left w:val="none" w:sz="0" w:space="0" w:color="000000"/>
+              <w:right w:val="none" w:sz="0" w:space="0" w:color="000000"/>
+            </w:tcBorders>
             <w:shd w:val="clear" w:color="auto" w:fill="FEB24C"/>
             <w:tcMar>
               <w:top w:w="0" w:type="dxa"/>
@@ -2267,7 +2585,7 @@
                 <w:szCs w:val="18"/>
                 <w:color w:val="000000"/>
               </w:rPr>
-              <w:t xml:space="preserve">9.2</w:t>
+              <w:t xml:space="preserve">9.5</w:t>
             </w:r>
           </w:p>
         </w:tc>
@@ -2320,7 +2638,60 @@
                 <w:szCs w:val="18"/>
                 <w:color w:val="FFFFFF"/>
               </w:rPr>
-              <w:t xml:space="preserve">11.9</w:t>
+              <w:t xml:space="preserve">11.8</w:t>
+            </w:r>
+          </w:p>
+        </w:tc>
+        <w:tc>
+          <w:tcPr>
+            <w:tcBorders>
+              <w:bottom w:val="none" w:sz="0" w:space="0" w:color="000000"/>
+              <w:top w:val="none" w:sz="0" w:space="0" w:color="000000"/>
+              <w:left w:val="none" w:sz="0" w:space="0" w:color="000000"/>
+              <w:right w:val="none" w:sz="0" w:space="0" w:color="000000"/>
+            </w:tcBorders>
+            <w:shd w:val="clear" w:color="auto" w:fill="F03B20"/>
+            <w:tcMar>
+              <w:top w:w="0" w:type="dxa"/>
+              <w:bottom w:w="0" w:type="dxa"/>
+              <w:left w:w="0" w:type="dxa"/>
+              <w:right w:w="0" w:type="dxa"/>
+            </w:tcMar>
+            <w:vAlign w:val="center"/>
+          </w:tcPr>
+          <w:p>
+            <w:pPr>
+              <w:pStyle w:val="Normal"/>
+              <w:jc w:val="center"/>
+              <w:pBdr>
+                <w:bottom w:val="none" w:sz="0" w:space="0" w:color="000000"/>
+                <w:top w:val="none" w:sz="0" w:space="0" w:color="000000"/>
+                <w:left w:val="none" w:sz="0" w:space="0" w:color="000000"/>
+                <w:right w:val="none" w:sz="0" w:space="0" w:color="000000"/>
+              </w:pBdr>
+              <w:spacing w:after="100" w:before="100" w:line="240"/>
+              <w:ind w:left="100" w:right="100" w:firstLine="0" w:firstLineChars="0"/>
+              <w:rPr>
+                <w:rFonts w:ascii="Helvetica" w:hAnsi="Helvetica" w:eastAsia="Helvetica" w:cs="Helvetica"/>
+                <w:i w:val="false"/>
+                <w:b w:val="false"/>
+                <w:u w:val="none"/>
+                <w:sz w:val="18"/>
+                <w:szCs w:val="18"/>
+                <w:color w:val="FFFFFF"/>
+              </w:rPr>
+            </w:pPr>
+            <w:r>
+              <w:rPr>
+                <w:rFonts w:ascii="Helvetica" w:hAnsi="Helvetica" w:eastAsia="Helvetica" w:cs="Helvetica"/>
+                <w:i w:val="false"/>
+                <w:b w:val="false"/>
+                <w:u w:val="none"/>
+                <w:sz w:val="18"/>
+                <w:szCs w:val="18"/>
+                <w:color w:val="FFFFFF"/>
+              </w:rPr>
+              <w:t xml:space="preserve">11.8</w:t>
             </w:r>
           </w:p>
         </w:tc>
@@ -2373,7 +2744,7 @@
                 <w:szCs w:val="18"/>
                 <w:color w:val="000000"/>
               </w:rPr>
-              <w:t xml:space="preserve">6.5</w:t>
+              <w:t xml:space="preserve">9.0</w:t>
             </w:r>
           </w:p>
         </w:tc>
@@ -2426,19 +2797,72 @@
                 <w:szCs w:val="18"/>
                 <w:color w:val="FFFFFF"/>
               </w:rPr>
-              <w:t xml:space="preserve">22.7</w:t>
-            </w:r>
-          </w:p>
-        </w:tc>
-        <w:tc>
-          <w:tcPr>
-            <w:tcBorders>
-              <w:bottom w:val="none" w:sz="0" w:space="0" w:color="000000"/>
-              <w:top w:val="none" w:sz="0" w:space="0" w:color="000000"/>
-              <w:left w:val="none" w:sz="0" w:space="0" w:color="000000"/>
-              <w:right w:val="none" w:sz="0" w:space="0" w:color="000000"/>
-            </w:tcBorders>
-            <w:shd w:val="clear" w:color="auto" w:fill="F03B20"/>
+              <w:t xml:space="preserve">22.4</w:t>
+            </w:r>
+          </w:p>
+        </w:tc>
+        <w:tc>
+          <w:tcPr>
+            <w:tcBorders>
+              <w:bottom w:val="none" w:sz="0" w:space="0" w:color="000000"/>
+              <w:top w:val="none" w:sz="0" w:space="0" w:color="000000"/>
+              <w:left w:val="none" w:sz="0" w:space="0" w:color="000000"/>
+              <w:right w:val="none" w:sz="0" w:space="0" w:color="000000"/>
+            </w:tcBorders>
+            <w:shd w:val="clear" w:color="auto" w:fill="FEB24C"/>
+            <w:tcMar>
+              <w:top w:w="0" w:type="dxa"/>
+              <w:bottom w:w="0" w:type="dxa"/>
+              <w:left w:w="0" w:type="dxa"/>
+              <w:right w:w="0" w:type="dxa"/>
+            </w:tcMar>
+            <w:vAlign w:val="center"/>
+          </w:tcPr>
+          <w:p>
+            <w:pPr>
+              <w:pStyle w:val="Normal"/>
+              <w:jc w:val="center"/>
+              <w:pBdr>
+                <w:bottom w:val="none" w:sz="0" w:space="0" w:color="000000"/>
+                <w:top w:val="none" w:sz="0" w:space="0" w:color="000000"/>
+                <w:left w:val="none" w:sz="0" w:space="0" w:color="000000"/>
+                <w:right w:val="none" w:sz="0" w:space="0" w:color="000000"/>
+              </w:pBdr>
+              <w:spacing w:after="100" w:before="100" w:line="240"/>
+              <w:ind w:left="100" w:right="100" w:firstLine="0" w:firstLineChars="0"/>
+              <w:rPr>
+                <w:rFonts w:ascii="Helvetica" w:hAnsi="Helvetica" w:eastAsia="Helvetica" w:cs="Helvetica"/>
+                <w:i w:val="false"/>
+                <w:b w:val="false"/>
+                <w:u w:val="none"/>
+                <w:sz w:val="18"/>
+                <w:szCs w:val="18"/>
+                <w:color w:val="000000"/>
+              </w:rPr>
+            </w:pPr>
+            <w:r>
+              <w:rPr>
+                <w:rFonts w:ascii="Helvetica" w:hAnsi="Helvetica" w:eastAsia="Helvetica" w:cs="Helvetica"/>
+                <w:i w:val="false"/>
+                <w:b w:val="false"/>
+                <w:u w:val="none"/>
+                <w:sz w:val="18"/>
+                <w:szCs w:val="18"/>
+                <w:color w:val="000000"/>
+              </w:rPr>
+              <w:t xml:space="preserve">6.8</w:t>
+            </w:r>
+          </w:p>
+        </w:tc>
+        <w:tc>
+          <w:tcPr>
+            <w:tcBorders>
+              <w:bottom w:val="none" w:sz="0" w:space="0" w:color="000000"/>
+              <w:top w:val="none" w:sz="0" w:space="0" w:color="000000"/>
+              <w:left w:val="none" w:sz="0" w:space="0" w:color="000000"/>
+              <w:right w:val="none" w:sz="0" w:space="0" w:color="000000"/>
+            </w:tcBorders>
+            <w:shd w:val="clear" w:color="auto" w:fill="6A51A3"/>
             <w:tcMar>
               <w:top w:w="0" w:type="dxa"/>
               <w:bottom w:w="0" w:type="dxa"/>
@@ -2479,431 +2903,7 @@
                 <w:szCs w:val="18"/>
                 <w:color w:val="FFFFFF"/>
               </w:rPr>
-              <w:t xml:space="preserve">12.6</w:t>
-            </w:r>
-          </w:p>
-        </w:tc>
-        <w:tc>
-          <w:tcPr>
-            <w:tcBorders>
-              <w:bottom w:val="none" w:sz="0" w:space="0" w:color="000000"/>
-              <w:top w:val="none" w:sz="0" w:space="0" w:color="000000"/>
-              <w:left w:val="none" w:sz="0" w:space="0" w:color="000000"/>
-              <w:right w:val="none" w:sz="0" w:space="0" w:color="000000"/>
-            </w:tcBorders>
-            <w:shd w:val="clear" w:color="auto" w:fill="FEB24C"/>
-            <w:tcMar>
-              <w:top w:w="0" w:type="dxa"/>
-              <w:bottom w:w="0" w:type="dxa"/>
-              <w:left w:w="0" w:type="dxa"/>
-              <w:right w:w="0" w:type="dxa"/>
-            </w:tcMar>
-            <w:vAlign w:val="center"/>
-          </w:tcPr>
-          <w:p>
-            <w:pPr>
-              <w:pStyle w:val="Normal"/>
-              <w:jc w:val="center"/>
-              <w:pBdr>
-                <w:bottom w:val="none" w:sz="0" w:space="0" w:color="000000"/>
-                <w:top w:val="none" w:sz="0" w:space="0" w:color="000000"/>
-                <w:left w:val="none" w:sz="0" w:space="0" w:color="000000"/>
-                <w:right w:val="none" w:sz="0" w:space="0" w:color="000000"/>
-              </w:pBdr>
-              <w:spacing w:after="100" w:before="100" w:line="240"/>
-              <w:ind w:left="100" w:right="100" w:firstLine="0" w:firstLineChars="0"/>
-              <w:rPr>
-                <w:rFonts w:ascii="Helvetica" w:hAnsi="Helvetica" w:eastAsia="Helvetica" w:cs="Helvetica"/>
-                <w:i w:val="false"/>
-                <w:b w:val="false"/>
-                <w:u w:val="none"/>
-                <w:sz w:val="18"/>
-                <w:szCs w:val="18"/>
-                <w:color w:val="000000"/>
-              </w:rPr>
-            </w:pPr>
-            <w:r>
-              <w:rPr>
-                <w:rFonts w:ascii="Helvetica" w:hAnsi="Helvetica" w:eastAsia="Helvetica" w:cs="Helvetica"/>
-                <w:i w:val="false"/>
-                <w:b w:val="false"/>
-                <w:u w:val="none"/>
-                <w:sz w:val="18"/>
-                <w:szCs w:val="18"/>
-                <w:color w:val="000000"/>
-              </w:rPr>
-              <w:t xml:space="preserve">7.5</w:t>
-            </w:r>
-          </w:p>
-        </w:tc>
-        <w:tc>
-          <w:tcPr>
-            <w:tcBorders>
-              <w:bottom w:val="none" w:sz="0" w:space="0" w:color="000000"/>
-              <w:top w:val="none" w:sz="0" w:space="0" w:color="000000"/>
-              <w:left w:val="none" w:sz="0" w:space="0" w:color="000000"/>
-              <w:right w:val="none" w:sz="0" w:space="0" w:color="000000"/>
-            </w:tcBorders>
-            <w:shd w:val="clear" w:color="auto" w:fill="FEB24C"/>
-            <w:tcMar>
-              <w:top w:w="0" w:type="dxa"/>
-              <w:bottom w:w="0" w:type="dxa"/>
-              <w:left w:w="0" w:type="dxa"/>
-              <w:right w:w="0" w:type="dxa"/>
-            </w:tcMar>
-            <w:vAlign w:val="center"/>
-          </w:tcPr>
-          <w:p>
-            <w:pPr>
-              <w:pStyle w:val="Normal"/>
-              <w:jc w:val="center"/>
-              <w:pBdr>
-                <w:bottom w:val="none" w:sz="0" w:space="0" w:color="000000"/>
-                <w:top w:val="none" w:sz="0" w:space="0" w:color="000000"/>
-                <w:left w:val="none" w:sz="0" w:space="0" w:color="000000"/>
-                <w:right w:val="none" w:sz="0" w:space="0" w:color="000000"/>
-              </w:pBdr>
-              <w:spacing w:after="100" w:before="100" w:line="240"/>
-              <w:ind w:left="100" w:right="100" w:firstLine="0" w:firstLineChars="0"/>
-              <w:rPr>
-                <w:rFonts w:ascii="Helvetica" w:hAnsi="Helvetica" w:eastAsia="Helvetica" w:cs="Helvetica"/>
-                <w:i w:val="false"/>
-                <w:b w:val="false"/>
-                <w:u w:val="none"/>
-                <w:sz w:val="18"/>
-                <w:szCs w:val="18"/>
-                <w:color w:val="000000"/>
-              </w:rPr>
-            </w:pPr>
-            <w:r>
-              <w:rPr>
-                <w:rFonts w:ascii="Helvetica" w:hAnsi="Helvetica" w:eastAsia="Helvetica" w:cs="Helvetica"/>
-                <w:i w:val="false"/>
-                <w:b w:val="false"/>
-                <w:u w:val="none"/>
-                <w:sz w:val="18"/>
-                <w:szCs w:val="18"/>
-                <w:color w:val="000000"/>
-              </w:rPr>
-              <w:t xml:space="preserve">6.1</w:t>
-            </w:r>
-          </w:p>
-        </w:tc>
-        <w:tc>
-          <w:tcPr>
-            <w:tcBorders>
-              <w:bottom w:val="none" w:sz="0" w:space="0" w:color="000000"/>
-              <w:top w:val="none" w:sz="0" w:space="0" w:color="000000"/>
-              <w:left w:val="none" w:sz="0" w:space="0" w:color="000000"/>
-              <w:right w:val="none" w:sz="0" w:space="0" w:color="000000"/>
-            </w:tcBorders>
-            <w:shd w:val="clear" w:color="auto" w:fill="FEB24C"/>
-            <w:tcMar>
-              <w:top w:w="0" w:type="dxa"/>
-              <w:bottom w:w="0" w:type="dxa"/>
-              <w:left w:w="0" w:type="dxa"/>
-              <w:right w:w="0" w:type="dxa"/>
-            </w:tcMar>
-            <w:vAlign w:val="center"/>
-          </w:tcPr>
-          <w:p>
-            <w:pPr>
-              <w:pStyle w:val="Normal"/>
-              <w:jc w:val="center"/>
-              <w:pBdr>
-                <w:bottom w:val="none" w:sz="0" w:space="0" w:color="000000"/>
-                <w:top w:val="none" w:sz="0" w:space="0" w:color="000000"/>
-                <w:left w:val="none" w:sz="0" w:space="0" w:color="000000"/>
-                <w:right w:val="none" w:sz="0" w:space="0" w:color="000000"/>
-              </w:pBdr>
-              <w:spacing w:after="100" w:before="100" w:line="240"/>
-              <w:ind w:left="100" w:right="100" w:firstLine="0" w:firstLineChars="0"/>
-              <w:rPr>
-                <w:rFonts w:ascii="Helvetica" w:hAnsi="Helvetica" w:eastAsia="Helvetica" w:cs="Helvetica"/>
-                <w:i w:val="false"/>
-                <w:b w:val="false"/>
-                <w:u w:val="none"/>
-                <w:sz w:val="18"/>
-                <w:szCs w:val="18"/>
-                <w:color w:val="000000"/>
-              </w:rPr>
-            </w:pPr>
-            <w:r>
-              <w:rPr>
-                <w:rFonts w:ascii="Helvetica" w:hAnsi="Helvetica" w:eastAsia="Helvetica" w:cs="Helvetica"/>
-                <w:i w:val="false"/>
-                <w:b w:val="false"/>
-                <w:u w:val="none"/>
-                <w:sz w:val="18"/>
-                <w:szCs w:val="18"/>
-                <w:color w:val="000000"/>
-              </w:rPr>
-              <w:t xml:space="preserve">9.1</w:t>
-            </w:r>
-          </w:p>
-        </w:tc>
-        <w:tc>
-          <w:tcPr>
-            <w:tcBorders>
-              <w:bottom w:val="none" w:sz="0" w:space="0" w:color="000000"/>
-              <w:top w:val="none" w:sz="0" w:space="0" w:color="000000"/>
-              <w:left w:val="none" w:sz="0" w:space="0" w:color="000000"/>
-              <w:right w:val="none" w:sz="0" w:space="0" w:color="000000"/>
-            </w:tcBorders>
-            <w:shd w:val="clear" w:color="auto" w:fill="FEB24C"/>
-            <w:tcMar>
-              <w:top w:w="0" w:type="dxa"/>
-              <w:bottom w:w="0" w:type="dxa"/>
-              <w:left w:w="0" w:type="dxa"/>
-              <w:right w:w="0" w:type="dxa"/>
-            </w:tcMar>
-            <w:vAlign w:val="center"/>
-          </w:tcPr>
-          <w:p>
-            <w:pPr>
-              <w:pStyle w:val="Normal"/>
-              <w:jc w:val="center"/>
-              <w:pBdr>
-                <w:bottom w:val="none" w:sz="0" w:space="0" w:color="000000"/>
-                <w:top w:val="none" w:sz="0" w:space="0" w:color="000000"/>
-                <w:left w:val="none" w:sz="0" w:space="0" w:color="000000"/>
-                <w:right w:val="none" w:sz="0" w:space="0" w:color="000000"/>
-              </w:pBdr>
-              <w:spacing w:after="100" w:before="100" w:line="240"/>
-              <w:ind w:left="100" w:right="100" w:firstLine="0" w:firstLineChars="0"/>
-              <w:rPr>
-                <w:rFonts w:ascii="Helvetica" w:hAnsi="Helvetica" w:eastAsia="Helvetica" w:cs="Helvetica"/>
-                <w:i w:val="false"/>
-                <w:b w:val="false"/>
-                <w:u w:val="none"/>
-                <w:sz w:val="18"/>
-                <w:szCs w:val="18"/>
-                <w:color w:val="000000"/>
-              </w:rPr>
-            </w:pPr>
-            <w:r>
-              <w:rPr>
-                <w:rFonts w:ascii="Helvetica" w:hAnsi="Helvetica" w:eastAsia="Helvetica" w:cs="Helvetica"/>
-                <w:i w:val="false"/>
-                <w:b w:val="false"/>
-                <w:u w:val="none"/>
-                <w:sz w:val="18"/>
-                <w:szCs w:val="18"/>
-                <w:color w:val="000000"/>
-              </w:rPr>
-              <w:t xml:space="preserve">9.8</w:t>
-            </w:r>
-          </w:p>
-        </w:tc>
-        <w:tc>
-          <w:tcPr>
-            <w:tcBorders>
-              <w:bottom w:val="none" w:sz="0" w:space="0" w:color="000000"/>
-              <w:top w:val="none" w:sz="0" w:space="0" w:color="000000"/>
-              <w:left w:val="none" w:sz="0" w:space="0" w:color="000000"/>
-              <w:right w:val="none" w:sz="0" w:space="0" w:color="000000"/>
-            </w:tcBorders>
-            <w:shd w:val="clear" w:color="auto" w:fill="F03B20"/>
-            <w:tcMar>
-              <w:top w:w="0" w:type="dxa"/>
-              <w:bottom w:w="0" w:type="dxa"/>
-              <w:left w:w="0" w:type="dxa"/>
-              <w:right w:w="0" w:type="dxa"/>
-            </w:tcMar>
-            <w:vAlign w:val="center"/>
-          </w:tcPr>
-          <w:p>
-            <w:pPr>
-              <w:pStyle w:val="Normal"/>
-              <w:jc w:val="center"/>
-              <w:pBdr>
-                <w:bottom w:val="none" w:sz="0" w:space="0" w:color="000000"/>
-                <w:top w:val="none" w:sz="0" w:space="0" w:color="000000"/>
-                <w:left w:val="none" w:sz="0" w:space="0" w:color="000000"/>
-                <w:right w:val="none" w:sz="0" w:space="0" w:color="000000"/>
-              </w:pBdr>
-              <w:spacing w:after="100" w:before="100" w:line="240"/>
-              <w:ind w:left="100" w:right="100" w:firstLine="0" w:firstLineChars="0"/>
-              <w:rPr>
-                <w:rFonts w:ascii="Helvetica" w:hAnsi="Helvetica" w:eastAsia="Helvetica" w:cs="Helvetica"/>
-                <w:i w:val="false"/>
-                <w:b w:val="false"/>
-                <w:u w:val="none"/>
-                <w:sz w:val="18"/>
-                <w:szCs w:val="18"/>
-                <w:color w:val="FFFFFF"/>
-              </w:rPr>
-            </w:pPr>
-            <w:r>
-              <w:rPr>
-                <w:rFonts w:ascii="Helvetica" w:hAnsi="Helvetica" w:eastAsia="Helvetica" w:cs="Helvetica"/>
-                <w:i w:val="false"/>
-                <w:b w:val="false"/>
-                <w:u w:val="none"/>
-                <w:sz w:val="18"/>
-                <w:szCs w:val="18"/>
-                <w:color w:val="FFFFFF"/>
-              </w:rPr>
-              <w:t xml:space="preserve">10.6</w:t>
-            </w:r>
-          </w:p>
-        </w:tc>
-        <w:tc>
-          <w:tcPr>
-            <w:tcBorders>
-              <w:bottom w:val="none" w:sz="0" w:space="0" w:color="000000"/>
-              <w:top w:val="none" w:sz="0" w:space="0" w:color="000000"/>
-              <w:left w:val="none" w:sz="0" w:space="0" w:color="000000"/>
-              <w:right w:val="none" w:sz="0" w:space="0" w:color="000000"/>
-            </w:tcBorders>
-            <w:shd w:val="clear" w:color="auto" w:fill="FFEDA0"/>
-            <w:tcMar>
-              <w:top w:w="0" w:type="dxa"/>
-              <w:bottom w:w="0" w:type="dxa"/>
-              <w:left w:w="0" w:type="dxa"/>
-              <w:right w:w="0" w:type="dxa"/>
-            </w:tcMar>
-            <w:vAlign w:val="center"/>
-          </w:tcPr>
-          <w:p>
-            <w:pPr>
-              <w:pStyle w:val="Normal"/>
-              <w:jc w:val="center"/>
-              <w:pBdr>
-                <w:bottom w:val="none" w:sz="0" w:space="0" w:color="000000"/>
-                <w:top w:val="none" w:sz="0" w:space="0" w:color="000000"/>
-                <w:left w:val="none" w:sz="0" w:space="0" w:color="000000"/>
-                <w:right w:val="none" w:sz="0" w:space="0" w:color="000000"/>
-              </w:pBdr>
-              <w:spacing w:after="100" w:before="100" w:line="240"/>
-              <w:ind w:left="100" w:right="100" w:firstLine="0" w:firstLineChars="0"/>
-              <w:rPr>
-                <w:rFonts w:ascii="Helvetica" w:hAnsi="Helvetica" w:eastAsia="Helvetica" w:cs="Helvetica"/>
-                <w:i w:val="false"/>
-                <w:b w:val="false"/>
-                <w:u w:val="none"/>
-                <w:sz w:val="18"/>
-                <w:szCs w:val="18"/>
-                <w:color w:val="000000"/>
-              </w:rPr>
-            </w:pPr>
-            <w:r>
-              <w:rPr>
-                <w:rFonts w:ascii="Helvetica" w:hAnsi="Helvetica" w:eastAsia="Helvetica" w:cs="Helvetica"/>
-                <w:i w:val="false"/>
-                <w:b w:val="false"/>
-                <w:u w:val="none"/>
-                <w:sz w:val="18"/>
-                <w:szCs w:val="18"/>
-                <w:color w:val="000000"/>
-              </w:rPr>
-              <w:t xml:space="preserve">4.1</w:t>
-            </w:r>
-          </w:p>
-        </w:tc>
-        <w:tc>
-          <w:tcPr>
-            <w:tcBorders>
-              <w:bottom w:val="none" w:sz="0" w:space="0" w:color="000000"/>
-              <w:top w:val="none" w:sz="0" w:space="0" w:color="000000"/>
-              <w:left w:val="none" w:sz="0" w:space="0" w:color="000000"/>
-              <w:right w:val="none" w:sz="0" w:space="0" w:color="000000"/>
-            </w:tcBorders>
-            <w:shd w:val="clear" w:color="auto" w:fill="FEB24C"/>
-            <w:tcMar>
-              <w:top w:w="0" w:type="dxa"/>
-              <w:bottom w:w="0" w:type="dxa"/>
-              <w:left w:w="0" w:type="dxa"/>
-              <w:right w:w="0" w:type="dxa"/>
-            </w:tcMar>
-            <w:vAlign w:val="center"/>
-          </w:tcPr>
-          <w:p>
-            <w:pPr>
-              <w:pStyle w:val="Normal"/>
-              <w:jc w:val="center"/>
-              <w:pBdr>
-                <w:bottom w:val="none" w:sz="0" w:space="0" w:color="000000"/>
-                <w:top w:val="none" w:sz="0" w:space="0" w:color="000000"/>
-                <w:left w:val="none" w:sz="0" w:space="0" w:color="000000"/>
-                <w:right w:val="none" w:sz="0" w:space="0" w:color="000000"/>
-              </w:pBdr>
-              <w:spacing w:after="100" w:before="100" w:line="240"/>
-              <w:ind w:left="100" w:right="100" w:firstLine="0" w:firstLineChars="0"/>
-              <w:rPr>
-                <w:rFonts w:ascii="Helvetica" w:hAnsi="Helvetica" w:eastAsia="Helvetica" w:cs="Helvetica"/>
-                <w:i w:val="false"/>
-                <w:b w:val="false"/>
-                <w:u w:val="none"/>
-                <w:sz w:val="18"/>
-                <w:szCs w:val="18"/>
-                <w:color w:val="000000"/>
-              </w:rPr>
-            </w:pPr>
-            <w:r>
-              <w:rPr>
-                <w:rFonts w:ascii="Helvetica" w:hAnsi="Helvetica" w:eastAsia="Helvetica" w:cs="Helvetica"/>
-                <w:i w:val="false"/>
-                <w:b w:val="false"/>
-                <w:u w:val="none"/>
-                <w:sz w:val="18"/>
-                <w:szCs w:val="18"/>
-                <w:color w:val="000000"/>
-              </w:rPr>
-              <w:t xml:space="preserve">8.4</w:t>
-            </w:r>
-          </w:p>
-        </w:tc>
-        <w:tc>
-          <w:tcPr>
-            <w:tcBorders>
-              <w:bottom w:val="none" w:sz="0" w:space="0" w:color="000000"/>
-              <w:top w:val="none" w:sz="0" w:space="0" w:color="000000"/>
-              <w:left w:val="none" w:sz="0" w:space="0" w:color="000000"/>
-              <w:right w:val="none" w:sz="0" w:space="0" w:color="000000"/>
-            </w:tcBorders>
-            <w:shd w:val="clear" w:color="auto" w:fill="F03B20"/>
-            <w:tcMar>
-              <w:top w:w="0" w:type="dxa"/>
-              <w:bottom w:w="0" w:type="dxa"/>
-              <w:left w:w="0" w:type="dxa"/>
-              <w:right w:w="0" w:type="dxa"/>
-            </w:tcMar>
-            <w:vAlign w:val="center"/>
-          </w:tcPr>
-          <w:p>
-            <w:pPr>
-              <w:pStyle w:val="Normal"/>
-              <w:jc w:val="center"/>
-              <w:pBdr>
-                <w:bottom w:val="none" w:sz="0" w:space="0" w:color="000000"/>
-                <w:top w:val="none" w:sz="0" w:space="0" w:color="000000"/>
-                <w:left w:val="none" w:sz="0" w:space="0" w:color="000000"/>
-                <w:right w:val="none" w:sz="0" w:space="0" w:color="000000"/>
-              </w:pBdr>
-              <w:spacing w:after="100" w:before="100" w:line="240"/>
-              <w:ind w:left="100" w:right="100" w:firstLine="0" w:firstLineChars="0"/>
-              <w:rPr>
-                <w:rFonts w:ascii="Helvetica" w:hAnsi="Helvetica" w:eastAsia="Helvetica" w:cs="Helvetica"/>
-                <w:i w:val="false"/>
-                <w:b w:val="false"/>
-                <w:u w:val="none"/>
-                <w:sz w:val="18"/>
-                <w:szCs w:val="18"/>
-                <w:color w:val="FFFFFF"/>
-              </w:rPr>
-            </w:pPr>
-            <w:r>
-              <w:rPr>
-                <w:rFonts w:ascii="Helvetica" w:hAnsi="Helvetica" w:eastAsia="Helvetica" w:cs="Helvetica"/>
-                <w:i w:val="false"/>
-                <w:b w:val="false"/>
-                <w:u w:val="none"/>
-                <w:sz w:val="18"/>
-                <w:szCs w:val="18"/>
-                <w:color w:val="FFFFFF"/>
-              </w:rPr>
-              <w:t xml:space="preserve">10.8</w:t>
+              <w:t xml:space="preserve">21.7</w:t>
             </w:r>
           </w:p>
         </w:tc>
@@ -3028,6 +3028,218 @@
               <w:left w:val="none" w:sz="0" w:space="0" w:color="000000"/>
               <w:right w:val="none" w:sz="0" w:space="0" w:color="000000"/>
             </w:tcBorders>
+            <w:shd w:val="clear" w:color="auto" w:fill="FFEDA0"/>
+            <w:tcMar>
+              <w:top w:w="0" w:type="dxa"/>
+              <w:bottom w:w="0" w:type="dxa"/>
+              <w:left w:w="0" w:type="dxa"/>
+              <w:right w:w="0" w:type="dxa"/>
+            </w:tcMar>
+            <w:vAlign w:val="center"/>
+          </w:tcPr>
+          <w:p>
+            <w:pPr>
+              <w:pStyle w:val="Normal"/>
+              <w:jc w:val="center"/>
+              <w:pBdr>
+                <w:bottom w:val="none" w:sz="0" w:space="0" w:color="000000"/>
+                <w:top w:val="none" w:sz="0" w:space="0" w:color="000000"/>
+                <w:left w:val="none" w:sz="0" w:space="0" w:color="000000"/>
+                <w:right w:val="none" w:sz="0" w:space="0" w:color="000000"/>
+              </w:pBdr>
+              <w:spacing w:after="100" w:before="100" w:line="240"/>
+              <w:ind w:left="100" w:right="100" w:firstLine="0" w:firstLineChars="0"/>
+              <w:rPr>
+                <w:rFonts w:ascii="Helvetica" w:hAnsi="Helvetica" w:eastAsia="Helvetica" w:cs="Helvetica"/>
+                <w:i w:val="false"/>
+                <w:b w:val="false"/>
+                <w:u w:val="none"/>
+                <w:sz w:val="18"/>
+                <w:szCs w:val="18"/>
+                <w:color w:val="000000"/>
+              </w:rPr>
+            </w:pPr>
+            <w:r>
+              <w:rPr>
+                <w:rFonts w:ascii="Helvetica" w:hAnsi="Helvetica" w:eastAsia="Helvetica" w:cs="Helvetica"/>
+                <w:i w:val="false"/>
+                <w:b w:val="false"/>
+                <w:u w:val="none"/>
+                <w:sz w:val="18"/>
+                <w:szCs w:val="18"/>
+                <w:color w:val="000000"/>
+              </w:rPr>
+              <w:t xml:space="preserve">3.2</w:t>
+            </w:r>
+          </w:p>
+        </w:tc>
+        <w:tc>
+          <w:tcPr>
+            <w:tcBorders>
+              <w:bottom w:val="none" w:sz="0" w:space="0" w:color="000000"/>
+              <w:top w:val="none" w:sz="0" w:space="0" w:color="000000"/>
+              <w:left w:val="none" w:sz="0" w:space="0" w:color="000000"/>
+              <w:right w:val="none" w:sz="0" w:space="0" w:color="000000"/>
+            </w:tcBorders>
+            <w:shd w:val="clear" w:color="auto" w:fill="FFEDA0"/>
+            <w:tcMar>
+              <w:top w:w="0" w:type="dxa"/>
+              <w:bottom w:w="0" w:type="dxa"/>
+              <w:left w:w="0" w:type="dxa"/>
+              <w:right w:w="0" w:type="dxa"/>
+            </w:tcMar>
+            <w:vAlign w:val="center"/>
+          </w:tcPr>
+          <w:p>
+            <w:pPr>
+              <w:pStyle w:val="Normal"/>
+              <w:jc w:val="center"/>
+              <w:pBdr>
+                <w:bottom w:val="none" w:sz="0" w:space="0" w:color="000000"/>
+                <w:top w:val="none" w:sz="0" w:space="0" w:color="000000"/>
+                <w:left w:val="none" w:sz="0" w:space="0" w:color="000000"/>
+                <w:right w:val="none" w:sz="0" w:space="0" w:color="000000"/>
+              </w:pBdr>
+              <w:spacing w:after="100" w:before="100" w:line="240"/>
+              <w:ind w:left="100" w:right="100" w:firstLine="0" w:firstLineChars="0"/>
+              <w:rPr>
+                <w:rFonts w:ascii="Helvetica" w:hAnsi="Helvetica" w:eastAsia="Helvetica" w:cs="Helvetica"/>
+                <w:i w:val="false"/>
+                <w:b w:val="false"/>
+                <w:u w:val="none"/>
+                <w:sz w:val="18"/>
+                <w:szCs w:val="18"/>
+                <w:color w:val="000000"/>
+              </w:rPr>
+            </w:pPr>
+            <w:r>
+              <w:rPr>
+                <w:rFonts w:ascii="Helvetica" w:hAnsi="Helvetica" w:eastAsia="Helvetica" w:cs="Helvetica"/>
+                <w:i w:val="false"/>
+                <w:b w:val="false"/>
+                <w:u w:val="none"/>
+                <w:sz w:val="18"/>
+                <w:szCs w:val="18"/>
+                <w:color w:val="000000"/>
+              </w:rPr>
+              <w:t xml:space="preserve">3.4</w:t>
+            </w:r>
+          </w:p>
+        </w:tc>
+        <w:tc>
+          <w:tcPr>
+            <w:tcBorders>
+              <w:bottom w:val="none" w:sz="0" w:space="0" w:color="000000"/>
+              <w:top w:val="none" w:sz="0" w:space="0" w:color="000000"/>
+              <w:left w:val="none" w:sz="0" w:space="0" w:color="000000"/>
+              <w:right w:val="none" w:sz="0" w:space="0" w:color="000000"/>
+            </w:tcBorders>
+            <w:shd w:val="clear" w:color="auto" w:fill="FFEDA0"/>
+            <w:tcMar>
+              <w:top w:w="0" w:type="dxa"/>
+              <w:bottom w:w="0" w:type="dxa"/>
+              <w:left w:w="0" w:type="dxa"/>
+              <w:right w:w="0" w:type="dxa"/>
+            </w:tcMar>
+            <w:vAlign w:val="center"/>
+          </w:tcPr>
+          <w:p>
+            <w:pPr>
+              <w:pStyle w:val="Normal"/>
+              <w:jc w:val="center"/>
+              <w:pBdr>
+                <w:bottom w:val="none" w:sz="0" w:space="0" w:color="000000"/>
+                <w:top w:val="none" w:sz="0" w:space="0" w:color="000000"/>
+                <w:left w:val="none" w:sz="0" w:space="0" w:color="000000"/>
+                <w:right w:val="none" w:sz="0" w:space="0" w:color="000000"/>
+              </w:pBdr>
+              <w:spacing w:after="100" w:before="100" w:line="240"/>
+              <w:ind w:left="100" w:right="100" w:firstLine="0" w:firstLineChars="0"/>
+              <w:rPr>
+                <w:rFonts w:ascii="Helvetica" w:hAnsi="Helvetica" w:eastAsia="Helvetica" w:cs="Helvetica"/>
+                <w:i w:val="false"/>
+                <w:b w:val="false"/>
+                <w:u w:val="none"/>
+                <w:sz w:val="18"/>
+                <w:szCs w:val="18"/>
+                <w:color w:val="000000"/>
+              </w:rPr>
+            </w:pPr>
+            <w:r>
+              <w:rPr>
+                <w:rFonts w:ascii="Helvetica" w:hAnsi="Helvetica" w:eastAsia="Helvetica" w:cs="Helvetica"/>
+                <w:i w:val="false"/>
+                <w:b w:val="false"/>
+                <w:u w:val="none"/>
+                <w:sz w:val="18"/>
+                <w:szCs w:val="18"/>
+                <w:color w:val="000000"/>
+              </w:rPr>
+              <w:t xml:space="preserve">3.0</w:t>
+            </w:r>
+          </w:p>
+        </w:tc>
+        <w:tc>
+          <w:tcPr>
+            <w:tcBorders>
+              <w:bottom w:val="none" w:sz="0" w:space="0" w:color="000000"/>
+              <w:top w:val="none" w:sz="0" w:space="0" w:color="000000"/>
+              <w:left w:val="none" w:sz="0" w:space="0" w:color="000000"/>
+              <w:right w:val="none" w:sz="0" w:space="0" w:color="000000"/>
+            </w:tcBorders>
+            <w:shd w:val="clear" w:color="auto" w:fill="FFEDA0"/>
+            <w:tcMar>
+              <w:top w:w="0" w:type="dxa"/>
+              <w:bottom w:w="0" w:type="dxa"/>
+              <w:left w:w="0" w:type="dxa"/>
+              <w:right w:w="0" w:type="dxa"/>
+            </w:tcMar>
+            <w:vAlign w:val="center"/>
+          </w:tcPr>
+          <w:p>
+            <w:pPr>
+              <w:pStyle w:val="Normal"/>
+              <w:jc w:val="center"/>
+              <w:pBdr>
+                <w:bottom w:val="none" w:sz="0" w:space="0" w:color="000000"/>
+                <w:top w:val="none" w:sz="0" w:space="0" w:color="000000"/>
+                <w:left w:val="none" w:sz="0" w:space="0" w:color="000000"/>
+                <w:right w:val="none" w:sz="0" w:space="0" w:color="000000"/>
+              </w:pBdr>
+              <w:spacing w:after="100" w:before="100" w:line="240"/>
+              <w:ind w:left="100" w:right="100" w:firstLine="0" w:firstLineChars="0"/>
+              <w:rPr>
+                <w:rFonts w:ascii="Helvetica" w:hAnsi="Helvetica" w:eastAsia="Helvetica" w:cs="Helvetica"/>
+                <w:i w:val="false"/>
+                <w:b w:val="false"/>
+                <w:u w:val="none"/>
+                <w:sz w:val="18"/>
+                <w:szCs w:val="18"/>
+                <w:color w:val="000000"/>
+              </w:rPr>
+            </w:pPr>
+            <w:r>
+              <w:rPr>
+                <w:rFonts w:ascii="Helvetica" w:hAnsi="Helvetica" w:eastAsia="Helvetica" w:cs="Helvetica"/>
+                <w:i w:val="false"/>
+                <w:b w:val="false"/>
+                <w:u w:val="none"/>
+                <w:sz w:val="18"/>
+                <w:szCs w:val="18"/>
+                <w:color w:val="000000"/>
+              </w:rPr>
+              <w:t xml:space="preserve">0.0</w:t>
+            </w:r>
+          </w:p>
+        </w:tc>
+        <w:tc>
+          <w:tcPr>
+            <w:tcBorders>
+              <w:bottom w:val="none" w:sz="0" w:space="0" w:color="000000"/>
+              <w:top w:val="none" w:sz="0" w:space="0" w:color="000000"/>
+              <w:left w:val="none" w:sz="0" w:space="0" w:color="000000"/>
+              <w:right w:val="none" w:sz="0" w:space="0" w:color="000000"/>
+            </w:tcBorders>
             <w:shd w:val="clear" w:color="auto" w:fill="FEB24C"/>
             <w:tcMar>
               <w:top w:w="0" w:type="dxa"/>
@@ -3069,60 +3281,272 @@
                 <w:szCs w:val="18"/>
                 <w:color w:val="000000"/>
               </w:rPr>
-              <w:t xml:space="preserve">9.7</w:t>
-            </w:r>
-          </w:p>
-        </w:tc>
-        <w:tc>
-          <w:tcPr>
-            <w:tcBorders>
-              <w:bottom w:val="none" w:sz="0" w:space="0" w:color="000000"/>
-              <w:top w:val="none" w:sz="0" w:space="0" w:color="000000"/>
-              <w:left w:val="none" w:sz="0" w:space="0" w:color="000000"/>
-              <w:right w:val="none" w:sz="0" w:space="0" w:color="000000"/>
-            </w:tcBorders>
-            <w:shd w:val="clear" w:color="auto" w:fill="F03B20"/>
-            <w:tcMar>
-              <w:top w:w="0" w:type="dxa"/>
-              <w:bottom w:w="0" w:type="dxa"/>
-              <w:left w:w="0" w:type="dxa"/>
-              <w:right w:w="0" w:type="dxa"/>
-            </w:tcMar>
-            <w:vAlign w:val="center"/>
-          </w:tcPr>
-          <w:p>
-            <w:pPr>
-              <w:pStyle w:val="Normal"/>
-              <w:jc w:val="center"/>
-              <w:pBdr>
-                <w:bottom w:val="none" w:sz="0" w:space="0" w:color="000000"/>
-                <w:top w:val="none" w:sz="0" w:space="0" w:color="000000"/>
-                <w:left w:val="none" w:sz="0" w:space="0" w:color="000000"/>
-                <w:right w:val="none" w:sz="0" w:space="0" w:color="000000"/>
-              </w:pBdr>
-              <w:spacing w:after="100" w:before="100" w:line="240"/>
-              <w:ind w:left="100" w:right="100" w:firstLine="0" w:firstLineChars="0"/>
-              <w:rPr>
-                <w:rFonts w:ascii="Helvetica" w:hAnsi="Helvetica" w:eastAsia="Helvetica" w:cs="Helvetica"/>
-                <w:i w:val="false"/>
-                <w:b w:val="false"/>
-                <w:u w:val="none"/>
-                <w:sz w:val="18"/>
-                <w:szCs w:val="18"/>
-                <w:color w:val="FFFFFF"/>
-              </w:rPr>
-            </w:pPr>
-            <w:r>
-              <w:rPr>
-                <w:rFonts w:ascii="Helvetica" w:hAnsi="Helvetica" w:eastAsia="Helvetica" w:cs="Helvetica"/>
-                <w:i w:val="false"/>
-                <w:b w:val="false"/>
-                <w:u w:val="none"/>
-                <w:sz w:val="18"/>
-                <w:szCs w:val="18"/>
-                <w:color w:val="FFFFFF"/>
-              </w:rPr>
-              <w:t xml:space="preserve">11.5</w:t>
+              <w:t xml:space="preserve">8.1</w:t>
+            </w:r>
+          </w:p>
+        </w:tc>
+        <w:tc>
+          <w:tcPr>
+            <w:tcBorders>
+              <w:bottom w:val="none" w:sz="0" w:space="0" w:color="000000"/>
+              <w:top w:val="none" w:sz="0" w:space="0" w:color="000000"/>
+              <w:left w:val="none" w:sz="0" w:space="0" w:color="000000"/>
+              <w:right w:val="none" w:sz="0" w:space="0" w:color="000000"/>
+            </w:tcBorders>
+            <w:shd w:val="clear" w:color="auto" w:fill="FFEDA0"/>
+            <w:tcMar>
+              <w:top w:w="0" w:type="dxa"/>
+              <w:bottom w:w="0" w:type="dxa"/>
+              <w:left w:w="0" w:type="dxa"/>
+              <w:right w:w="0" w:type="dxa"/>
+            </w:tcMar>
+            <w:vAlign w:val="center"/>
+          </w:tcPr>
+          <w:p>
+            <w:pPr>
+              <w:pStyle w:val="Normal"/>
+              <w:jc w:val="center"/>
+              <w:pBdr>
+                <w:bottom w:val="none" w:sz="0" w:space="0" w:color="000000"/>
+                <w:top w:val="none" w:sz="0" w:space="0" w:color="000000"/>
+                <w:left w:val="none" w:sz="0" w:space="0" w:color="000000"/>
+                <w:right w:val="none" w:sz="0" w:space="0" w:color="000000"/>
+              </w:pBdr>
+              <w:spacing w:after="100" w:before="100" w:line="240"/>
+              <w:ind w:left="100" w:right="100" w:firstLine="0" w:firstLineChars="0"/>
+              <w:rPr>
+                <w:rFonts w:ascii="Helvetica" w:hAnsi="Helvetica" w:eastAsia="Helvetica" w:cs="Helvetica"/>
+                <w:i w:val="false"/>
+                <w:b w:val="false"/>
+                <w:u w:val="none"/>
+                <w:sz w:val="18"/>
+                <w:szCs w:val="18"/>
+                <w:color w:val="000000"/>
+              </w:rPr>
+            </w:pPr>
+            <w:r>
+              <w:rPr>
+                <w:rFonts w:ascii="Helvetica" w:hAnsi="Helvetica" w:eastAsia="Helvetica" w:cs="Helvetica"/>
+                <w:i w:val="false"/>
+                <w:b w:val="false"/>
+                <w:u w:val="none"/>
+                <w:sz w:val="18"/>
+                <w:szCs w:val="18"/>
+                <w:color w:val="000000"/>
+              </w:rPr>
+              <w:t xml:space="preserve">1.2</w:t>
+            </w:r>
+          </w:p>
+        </w:tc>
+        <w:tc>
+          <w:tcPr>
+            <w:tcBorders>
+              <w:bottom w:val="none" w:sz="0" w:space="0" w:color="000000"/>
+              <w:top w:val="none" w:sz="0" w:space="0" w:color="000000"/>
+              <w:left w:val="none" w:sz="0" w:space="0" w:color="000000"/>
+              <w:right w:val="none" w:sz="0" w:space="0" w:color="000000"/>
+            </w:tcBorders>
+            <w:shd w:val="clear" w:color="auto" w:fill="FFEDA0"/>
+            <w:tcMar>
+              <w:top w:w="0" w:type="dxa"/>
+              <w:bottom w:w="0" w:type="dxa"/>
+              <w:left w:w="0" w:type="dxa"/>
+              <w:right w:w="0" w:type="dxa"/>
+            </w:tcMar>
+            <w:vAlign w:val="center"/>
+          </w:tcPr>
+          <w:p>
+            <w:pPr>
+              <w:pStyle w:val="Normal"/>
+              <w:jc w:val="center"/>
+              <w:pBdr>
+                <w:bottom w:val="none" w:sz="0" w:space="0" w:color="000000"/>
+                <w:top w:val="none" w:sz="0" w:space="0" w:color="000000"/>
+                <w:left w:val="none" w:sz="0" w:space="0" w:color="000000"/>
+                <w:right w:val="none" w:sz="0" w:space="0" w:color="000000"/>
+              </w:pBdr>
+              <w:spacing w:after="100" w:before="100" w:line="240"/>
+              <w:ind w:left="100" w:right="100" w:firstLine="0" w:firstLineChars="0"/>
+              <w:rPr>
+                <w:rFonts w:ascii="Helvetica" w:hAnsi="Helvetica" w:eastAsia="Helvetica" w:cs="Helvetica"/>
+                <w:i w:val="false"/>
+                <w:b w:val="false"/>
+                <w:u w:val="none"/>
+                <w:sz w:val="18"/>
+                <w:szCs w:val="18"/>
+                <w:color w:val="000000"/>
+              </w:rPr>
+            </w:pPr>
+            <w:r>
+              <w:rPr>
+                <w:rFonts w:ascii="Helvetica" w:hAnsi="Helvetica" w:eastAsia="Helvetica" w:cs="Helvetica"/>
+                <w:i w:val="false"/>
+                <w:b w:val="false"/>
+                <w:u w:val="none"/>
+                <w:sz w:val="18"/>
+                <w:szCs w:val="18"/>
+                <w:color w:val="000000"/>
+              </w:rPr>
+              <w:t xml:space="preserve">1.4</w:t>
+            </w:r>
+          </w:p>
+        </w:tc>
+        <w:tc>
+          <w:tcPr>
+            <w:tcBorders>
+              <w:bottom w:val="none" w:sz="0" w:space="0" w:color="000000"/>
+              <w:top w:val="none" w:sz="0" w:space="0" w:color="000000"/>
+              <w:left w:val="none" w:sz="0" w:space="0" w:color="000000"/>
+              <w:right w:val="none" w:sz="0" w:space="0" w:color="000000"/>
+            </w:tcBorders>
+            <w:shd w:val="clear" w:color="auto" w:fill="FFEDA0"/>
+            <w:tcMar>
+              <w:top w:w="0" w:type="dxa"/>
+              <w:bottom w:w="0" w:type="dxa"/>
+              <w:left w:w="0" w:type="dxa"/>
+              <w:right w:w="0" w:type="dxa"/>
+            </w:tcMar>
+            <w:vAlign w:val="center"/>
+          </w:tcPr>
+          <w:p>
+            <w:pPr>
+              <w:pStyle w:val="Normal"/>
+              <w:jc w:val="center"/>
+              <w:pBdr>
+                <w:bottom w:val="none" w:sz="0" w:space="0" w:color="000000"/>
+                <w:top w:val="none" w:sz="0" w:space="0" w:color="000000"/>
+                <w:left w:val="none" w:sz="0" w:space="0" w:color="000000"/>
+                <w:right w:val="none" w:sz="0" w:space="0" w:color="000000"/>
+              </w:pBdr>
+              <w:spacing w:after="100" w:before="100" w:line="240"/>
+              <w:ind w:left="100" w:right="100" w:firstLine="0" w:firstLineChars="0"/>
+              <w:rPr>
+                <w:rFonts w:ascii="Helvetica" w:hAnsi="Helvetica" w:eastAsia="Helvetica" w:cs="Helvetica"/>
+                <w:i w:val="false"/>
+                <w:b w:val="false"/>
+                <w:u w:val="none"/>
+                <w:sz w:val="18"/>
+                <w:szCs w:val="18"/>
+                <w:color w:val="000000"/>
+              </w:rPr>
+            </w:pPr>
+            <w:r>
+              <w:rPr>
+                <w:rFonts w:ascii="Helvetica" w:hAnsi="Helvetica" w:eastAsia="Helvetica" w:cs="Helvetica"/>
+                <w:i w:val="false"/>
+                <w:b w:val="false"/>
+                <w:u w:val="none"/>
+                <w:sz w:val="18"/>
+                <w:szCs w:val="18"/>
+                <w:color w:val="000000"/>
+              </w:rPr>
+              <w:t xml:space="preserve">3.3</w:t>
+            </w:r>
+          </w:p>
+        </w:tc>
+        <w:tc>
+          <w:tcPr>
+            <w:tcBorders>
+              <w:bottom w:val="none" w:sz="0" w:space="0" w:color="000000"/>
+              <w:top w:val="none" w:sz="0" w:space="0" w:color="000000"/>
+              <w:left w:val="none" w:sz="0" w:space="0" w:color="000000"/>
+              <w:right w:val="none" w:sz="0" w:space="0" w:color="000000"/>
+            </w:tcBorders>
+            <w:shd w:val="clear" w:color="auto" w:fill="FFEDA0"/>
+            <w:tcMar>
+              <w:top w:w="0" w:type="dxa"/>
+              <w:bottom w:w="0" w:type="dxa"/>
+              <w:left w:w="0" w:type="dxa"/>
+              <w:right w:w="0" w:type="dxa"/>
+            </w:tcMar>
+            <w:vAlign w:val="center"/>
+          </w:tcPr>
+          <w:p>
+            <w:pPr>
+              <w:pStyle w:val="Normal"/>
+              <w:jc w:val="center"/>
+              <w:pBdr>
+                <w:bottom w:val="none" w:sz="0" w:space="0" w:color="000000"/>
+                <w:top w:val="none" w:sz="0" w:space="0" w:color="000000"/>
+                <w:left w:val="none" w:sz="0" w:space="0" w:color="000000"/>
+                <w:right w:val="none" w:sz="0" w:space="0" w:color="000000"/>
+              </w:pBdr>
+              <w:spacing w:after="100" w:before="100" w:line="240"/>
+              <w:ind w:left="100" w:right="100" w:firstLine="0" w:firstLineChars="0"/>
+              <w:rPr>
+                <w:rFonts w:ascii="Helvetica" w:hAnsi="Helvetica" w:eastAsia="Helvetica" w:cs="Helvetica"/>
+                <w:i w:val="false"/>
+                <w:b w:val="false"/>
+                <w:u w:val="none"/>
+                <w:sz w:val="18"/>
+                <w:szCs w:val="18"/>
+                <w:color w:val="000000"/>
+              </w:rPr>
+            </w:pPr>
+            <w:r>
+              <w:rPr>
+                <w:rFonts w:ascii="Helvetica" w:hAnsi="Helvetica" w:eastAsia="Helvetica" w:cs="Helvetica"/>
+                <w:i w:val="false"/>
+                <w:b w:val="false"/>
+                <w:u w:val="none"/>
+                <w:sz w:val="18"/>
+                <w:szCs w:val="18"/>
+                <w:color w:val="000000"/>
+              </w:rPr>
+              <w:t xml:space="preserve">2.9</w:t>
+            </w:r>
+          </w:p>
+        </w:tc>
+        <w:tc>
+          <w:tcPr>
+            <w:tcBorders>
+              <w:bottom w:val="none" w:sz="0" w:space="0" w:color="000000"/>
+              <w:top w:val="none" w:sz="0" w:space="0" w:color="000000"/>
+              <w:left w:val="none" w:sz="0" w:space="0" w:color="000000"/>
+              <w:right w:val="none" w:sz="0" w:space="0" w:color="000000"/>
+            </w:tcBorders>
+            <w:shd w:val="clear" w:color="auto" w:fill="FFEDA0"/>
+            <w:tcMar>
+              <w:top w:w="0" w:type="dxa"/>
+              <w:bottom w:w="0" w:type="dxa"/>
+              <w:left w:w="0" w:type="dxa"/>
+              <w:right w:w="0" w:type="dxa"/>
+            </w:tcMar>
+            <w:vAlign w:val="center"/>
+          </w:tcPr>
+          <w:p>
+            <w:pPr>
+              <w:pStyle w:val="Normal"/>
+              <w:jc w:val="center"/>
+              <w:pBdr>
+                <w:bottom w:val="none" w:sz="0" w:space="0" w:color="000000"/>
+                <w:top w:val="none" w:sz="0" w:space="0" w:color="000000"/>
+                <w:left w:val="none" w:sz="0" w:space="0" w:color="000000"/>
+                <w:right w:val="none" w:sz="0" w:space="0" w:color="000000"/>
+              </w:pBdr>
+              <w:spacing w:after="100" w:before="100" w:line="240"/>
+              <w:ind w:left="100" w:right="100" w:firstLine="0" w:firstLineChars="0"/>
+              <w:rPr>
+                <w:rFonts w:ascii="Helvetica" w:hAnsi="Helvetica" w:eastAsia="Helvetica" w:cs="Helvetica"/>
+                <w:i w:val="false"/>
+                <w:b w:val="false"/>
+                <w:u w:val="none"/>
+                <w:sz w:val="18"/>
+                <w:szCs w:val="18"/>
+                <w:color w:val="000000"/>
+              </w:rPr>
+            </w:pPr>
+            <w:r>
+              <w:rPr>
+                <w:rFonts w:ascii="Helvetica" w:hAnsi="Helvetica" w:eastAsia="Helvetica" w:cs="Helvetica"/>
+                <w:i w:val="false"/>
+                <w:b w:val="false"/>
+                <w:u w:val="none"/>
+                <w:sz w:val="18"/>
+                <w:szCs w:val="18"/>
+                <w:color w:val="000000"/>
+              </w:rPr>
+              <w:t xml:space="preserve">2.5</w:t>
             </w:r>
           </w:p>
         </w:tc>
@@ -3175,60 +3599,60 @@
                 <w:szCs w:val="18"/>
                 <w:color w:val="000000"/>
               </w:rPr>
-              <w:t xml:space="preserve">7.8</w:t>
-            </w:r>
-          </w:p>
-        </w:tc>
-        <w:tc>
-          <w:tcPr>
-            <w:tcBorders>
-              <w:bottom w:val="none" w:sz="0" w:space="0" w:color="000000"/>
-              <w:top w:val="none" w:sz="0" w:space="0" w:color="000000"/>
-              <w:left w:val="none" w:sz="0" w:space="0" w:color="000000"/>
-              <w:right w:val="none" w:sz="0" w:space="0" w:color="000000"/>
-            </w:tcBorders>
-            <w:shd w:val="clear" w:color="auto" w:fill="F03B20"/>
-            <w:tcMar>
-              <w:top w:w="0" w:type="dxa"/>
-              <w:bottom w:w="0" w:type="dxa"/>
-              <w:left w:w="0" w:type="dxa"/>
-              <w:right w:w="0" w:type="dxa"/>
-            </w:tcMar>
-            <w:vAlign w:val="center"/>
-          </w:tcPr>
-          <w:p>
-            <w:pPr>
-              <w:pStyle w:val="Normal"/>
-              <w:jc w:val="center"/>
-              <w:pBdr>
-                <w:bottom w:val="none" w:sz="0" w:space="0" w:color="000000"/>
-                <w:top w:val="none" w:sz="0" w:space="0" w:color="000000"/>
-                <w:left w:val="none" w:sz="0" w:space="0" w:color="000000"/>
-                <w:right w:val="none" w:sz="0" w:space="0" w:color="000000"/>
-              </w:pBdr>
-              <w:spacing w:after="100" w:before="100" w:line="240"/>
-              <w:ind w:left="100" w:right="100" w:firstLine="0" w:firstLineChars="0"/>
-              <w:rPr>
-                <w:rFonts w:ascii="Helvetica" w:hAnsi="Helvetica" w:eastAsia="Helvetica" w:cs="Helvetica"/>
-                <w:i w:val="false"/>
-                <w:b w:val="false"/>
-                <w:u w:val="none"/>
-                <w:sz w:val="18"/>
-                <w:szCs w:val="18"/>
-                <w:color w:val="FFFFFF"/>
-              </w:rPr>
-            </w:pPr>
-            <w:r>
-              <w:rPr>
-                <w:rFonts w:ascii="Helvetica" w:hAnsi="Helvetica" w:eastAsia="Helvetica" w:cs="Helvetica"/>
-                <w:i w:val="false"/>
-                <w:b w:val="false"/>
-                <w:u w:val="none"/>
-                <w:sz w:val="18"/>
-                <w:szCs w:val="18"/>
-                <w:color w:val="FFFFFF"/>
-              </w:rPr>
-              <w:t xml:space="preserve">18.2</w:t>
+              <w:t xml:space="preserve">6.1</w:t>
+            </w:r>
+          </w:p>
+        </w:tc>
+        <w:tc>
+          <w:tcPr>
+            <w:tcBorders>
+              <w:bottom w:val="none" w:sz="0" w:space="0" w:color="000000"/>
+              <w:top w:val="none" w:sz="0" w:space="0" w:color="000000"/>
+              <w:left w:val="none" w:sz="0" w:space="0" w:color="000000"/>
+              <w:right w:val="none" w:sz="0" w:space="0" w:color="000000"/>
+            </w:tcBorders>
+            <w:shd w:val="clear" w:color="auto" w:fill="FFEDA0"/>
+            <w:tcMar>
+              <w:top w:w="0" w:type="dxa"/>
+              <w:bottom w:w="0" w:type="dxa"/>
+              <w:left w:w="0" w:type="dxa"/>
+              <w:right w:w="0" w:type="dxa"/>
+            </w:tcMar>
+            <w:vAlign w:val="center"/>
+          </w:tcPr>
+          <w:p>
+            <w:pPr>
+              <w:pStyle w:val="Normal"/>
+              <w:jc w:val="center"/>
+              <w:pBdr>
+                <w:bottom w:val="none" w:sz="0" w:space="0" w:color="000000"/>
+                <w:top w:val="none" w:sz="0" w:space="0" w:color="000000"/>
+                <w:left w:val="none" w:sz="0" w:space="0" w:color="000000"/>
+                <w:right w:val="none" w:sz="0" w:space="0" w:color="000000"/>
+              </w:pBdr>
+              <w:spacing w:after="100" w:before="100" w:line="240"/>
+              <w:ind w:left="100" w:right="100" w:firstLine="0" w:firstLineChars="0"/>
+              <w:rPr>
+                <w:rFonts w:ascii="Helvetica" w:hAnsi="Helvetica" w:eastAsia="Helvetica" w:cs="Helvetica"/>
+                <w:i w:val="false"/>
+                <w:b w:val="false"/>
+                <w:u w:val="none"/>
+                <w:sz w:val="18"/>
+                <w:szCs w:val="18"/>
+                <w:color w:val="000000"/>
+              </w:rPr>
+            </w:pPr>
+            <w:r>
+              <w:rPr>
+                <w:rFonts w:ascii="Helvetica" w:hAnsi="Helvetica" w:eastAsia="Helvetica" w:cs="Helvetica"/>
+                <w:i w:val="false"/>
+                <w:b w:val="false"/>
+                <w:u w:val="none"/>
+                <w:sz w:val="18"/>
+                <w:szCs w:val="18"/>
+                <w:color w:val="000000"/>
+              </w:rPr>
+              <w:t xml:space="preserve">1.9</w:t>
             </w:r>
           </w:p>
         </w:tc>
@@ -3281,431 +3705,7 @@
                 <w:szCs w:val="18"/>
                 <w:color w:val="000000"/>
               </w:rPr>
-              <w:t xml:space="preserve">9.6</w:t>
-            </w:r>
-          </w:p>
-        </w:tc>
-        <w:tc>
-          <w:tcPr>
-            <w:tcBorders>
-              <w:bottom w:val="none" w:sz="0" w:space="0" w:color="000000"/>
-              <w:top w:val="none" w:sz="0" w:space="0" w:color="000000"/>
-              <w:left w:val="none" w:sz="0" w:space="0" w:color="000000"/>
-              <w:right w:val="none" w:sz="0" w:space="0" w:color="000000"/>
-            </w:tcBorders>
-            <w:shd w:val="clear" w:color="auto" w:fill="F03B20"/>
-            <w:tcMar>
-              <w:top w:w="0" w:type="dxa"/>
-              <w:bottom w:w="0" w:type="dxa"/>
-              <w:left w:w="0" w:type="dxa"/>
-              <w:right w:w="0" w:type="dxa"/>
-            </w:tcMar>
-            <w:vAlign w:val="center"/>
-          </w:tcPr>
-          <w:p>
-            <w:pPr>
-              <w:pStyle w:val="Normal"/>
-              <w:jc w:val="center"/>
-              <w:pBdr>
-                <w:bottom w:val="none" w:sz="0" w:space="0" w:color="000000"/>
-                <w:top w:val="none" w:sz="0" w:space="0" w:color="000000"/>
-                <w:left w:val="none" w:sz="0" w:space="0" w:color="000000"/>
-                <w:right w:val="none" w:sz="0" w:space="0" w:color="000000"/>
-              </w:pBdr>
-              <w:spacing w:after="100" w:before="100" w:line="240"/>
-              <w:ind w:left="100" w:right="100" w:firstLine="0" w:firstLineChars="0"/>
-              <w:rPr>
-                <w:rFonts w:ascii="Helvetica" w:hAnsi="Helvetica" w:eastAsia="Helvetica" w:cs="Helvetica"/>
-                <w:i w:val="false"/>
-                <w:b w:val="false"/>
-                <w:u w:val="none"/>
-                <w:sz w:val="18"/>
-                <w:szCs w:val="18"/>
-                <w:color w:val="FFFFFF"/>
-              </w:rPr>
-            </w:pPr>
-            <w:r>
-              <w:rPr>
-                <w:rFonts w:ascii="Helvetica" w:hAnsi="Helvetica" w:eastAsia="Helvetica" w:cs="Helvetica"/>
-                <w:i w:val="false"/>
-                <w:b w:val="false"/>
-                <w:u w:val="none"/>
-                <w:sz w:val="18"/>
-                <w:szCs w:val="18"/>
-                <w:color w:val="FFFFFF"/>
-              </w:rPr>
-              <w:t xml:space="preserve">11.2</w:t>
-            </w:r>
-          </w:p>
-        </w:tc>
-        <w:tc>
-          <w:tcPr>
-            <w:tcBorders>
-              <w:bottom w:val="none" w:sz="0" w:space="0" w:color="000000"/>
-              <w:top w:val="none" w:sz="0" w:space="0" w:color="000000"/>
-              <w:left w:val="none" w:sz="0" w:space="0" w:color="000000"/>
-              <w:right w:val="none" w:sz="0" w:space="0" w:color="000000"/>
-            </w:tcBorders>
-            <w:shd w:val="clear" w:color="auto" w:fill="FEB24C"/>
-            <w:tcMar>
-              <w:top w:w="0" w:type="dxa"/>
-              <w:bottom w:w="0" w:type="dxa"/>
-              <w:left w:w="0" w:type="dxa"/>
-              <w:right w:w="0" w:type="dxa"/>
-            </w:tcMar>
-            <w:vAlign w:val="center"/>
-          </w:tcPr>
-          <w:p>
-            <w:pPr>
-              <w:pStyle w:val="Normal"/>
-              <w:jc w:val="center"/>
-              <w:pBdr>
-                <w:bottom w:val="none" w:sz="0" w:space="0" w:color="000000"/>
-                <w:top w:val="none" w:sz="0" w:space="0" w:color="000000"/>
-                <w:left w:val="none" w:sz="0" w:space="0" w:color="000000"/>
-                <w:right w:val="none" w:sz="0" w:space="0" w:color="000000"/>
-              </w:pBdr>
-              <w:spacing w:after="100" w:before="100" w:line="240"/>
-              <w:ind w:left="100" w:right="100" w:firstLine="0" w:firstLineChars="0"/>
-              <w:rPr>
-                <w:rFonts w:ascii="Helvetica" w:hAnsi="Helvetica" w:eastAsia="Helvetica" w:cs="Helvetica"/>
-                <w:i w:val="false"/>
-                <w:b w:val="false"/>
-                <w:u w:val="none"/>
-                <w:sz w:val="18"/>
-                <w:szCs w:val="18"/>
-                <w:color w:val="000000"/>
-              </w:rPr>
-            </w:pPr>
-            <w:r>
-              <w:rPr>
-                <w:rFonts w:ascii="Helvetica" w:hAnsi="Helvetica" w:eastAsia="Helvetica" w:cs="Helvetica"/>
-                <w:i w:val="false"/>
-                <w:b w:val="false"/>
-                <w:u w:val="none"/>
-                <w:sz w:val="18"/>
-                <w:szCs w:val="18"/>
-                <w:color w:val="000000"/>
-              </w:rPr>
-              <w:t xml:space="preserve">6.8</w:t>
-            </w:r>
-          </w:p>
-        </w:tc>
-        <w:tc>
-          <w:tcPr>
-            <w:tcBorders>
-              <w:bottom w:val="none" w:sz="0" w:space="0" w:color="000000"/>
-              <w:top w:val="none" w:sz="0" w:space="0" w:color="000000"/>
-              <w:left w:val="none" w:sz="0" w:space="0" w:color="000000"/>
-              <w:right w:val="none" w:sz="0" w:space="0" w:color="000000"/>
-            </w:tcBorders>
-            <w:shd w:val="clear" w:color="auto" w:fill="F03B20"/>
-            <w:tcMar>
-              <w:top w:w="0" w:type="dxa"/>
-              <w:bottom w:w="0" w:type="dxa"/>
-              <w:left w:w="0" w:type="dxa"/>
-              <w:right w:w="0" w:type="dxa"/>
-            </w:tcMar>
-            <w:vAlign w:val="center"/>
-          </w:tcPr>
-          <w:p>
-            <w:pPr>
-              <w:pStyle w:val="Normal"/>
-              <w:jc w:val="center"/>
-              <w:pBdr>
-                <w:bottom w:val="none" w:sz="0" w:space="0" w:color="000000"/>
-                <w:top w:val="none" w:sz="0" w:space="0" w:color="000000"/>
-                <w:left w:val="none" w:sz="0" w:space="0" w:color="000000"/>
-                <w:right w:val="none" w:sz="0" w:space="0" w:color="000000"/>
-              </w:pBdr>
-              <w:spacing w:after="100" w:before="100" w:line="240"/>
-              <w:ind w:left="100" w:right="100" w:firstLine="0" w:firstLineChars="0"/>
-              <w:rPr>
-                <w:rFonts w:ascii="Helvetica" w:hAnsi="Helvetica" w:eastAsia="Helvetica" w:cs="Helvetica"/>
-                <w:i w:val="false"/>
-                <w:b w:val="false"/>
-                <w:u w:val="none"/>
-                <w:sz w:val="18"/>
-                <w:szCs w:val="18"/>
-                <w:color w:val="FFFFFF"/>
-              </w:rPr>
-            </w:pPr>
-            <w:r>
-              <w:rPr>
-                <w:rFonts w:ascii="Helvetica" w:hAnsi="Helvetica" w:eastAsia="Helvetica" w:cs="Helvetica"/>
-                <w:i w:val="false"/>
-                <w:b w:val="false"/>
-                <w:u w:val="none"/>
-                <w:sz w:val="18"/>
-                <w:szCs w:val="18"/>
-                <w:color w:val="FFFFFF"/>
-              </w:rPr>
-              <w:t xml:space="preserve">11.3</w:t>
-            </w:r>
-          </w:p>
-        </w:tc>
-        <w:tc>
-          <w:tcPr>
-            <w:tcBorders>
-              <w:bottom w:val="none" w:sz="0" w:space="0" w:color="000000"/>
-              <w:top w:val="none" w:sz="0" w:space="0" w:color="000000"/>
-              <w:left w:val="none" w:sz="0" w:space="0" w:color="000000"/>
-              <w:right w:val="none" w:sz="0" w:space="0" w:color="000000"/>
-            </w:tcBorders>
-            <w:shd w:val="clear" w:color="auto" w:fill="FFEDA0"/>
-            <w:tcMar>
-              <w:top w:w="0" w:type="dxa"/>
-              <w:bottom w:w="0" w:type="dxa"/>
-              <w:left w:w="0" w:type="dxa"/>
-              <w:right w:w="0" w:type="dxa"/>
-            </w:tcMar>
-            <w:vAlign w:val="center"/>
-          </w:tcPr>
-          <w:p>
-            <w:pPr>
-              <w:pStyle w:val="Normal"/>
-              <w:jc w:val="center"/>
-              <w:pBdr>
-                <w:bottom w:val="none" w:sz="0" w:space="0" w:color="000000"/>
-                <w:top w:val="none" w:sz="0" w:space="0" w:color="000000"/>
-                <w:left w:val="none" w:sz="0" w:space="0" w:color="000000"/>
-                <w:right w:val="none" w:sz="0" w:space="0" w:color="000000"/>
-              </w:pBdr>
-              <w:spacing w:after="100" w:before="100" w:line="240"/>
-              <w:ind w:left="100" w:right="100" w:firstLine="0" w:firstLineChars="0"/>
-              <w:rPr>
-                <w:rFonts w:ascii="Helvetica" w:hAnsi="Helvetica" w:eastAsia="Helvetica" w:cs="Helvetica"/>
-                <w:i w:val="false"/>
-                <w:b w:val="false"/>
-                <w:u w:val="none"/>
-                <w:sz w:val="18"/>
-                <w:szCs w:val="18"/>
-                <w:color w:val="000000"/>
-              </w:rPr>
-            </w:pPr>
-            <w:r>
-              <w:rPr>
-                <w:rFonts w:ascii="Helvetica" w:hAnsi="Helvetica" w:eastAsia="Helvetica" w:cs="Helvetica"/>
-                <w:i w:val="false"/>
-                <w:b w:val="false"/>
-                <w:u w:val="none"/>
-                <w:sz w:val="18"/>
-                <w:szCs w:val="18"/>
-                <w:color w:val="000000"/>
-              </w:rPr>
-              <w:t xml:space="preserve">3.9</w:t>
-            </w:r>
-          </w:p>
-        </w:tc>
-        <w:tc>
-          <w:tcPr>
-            <w:tcBorders>
-              <w:bottom w:val="none" w:sz="0" w:space="0" w:color="000000"/>
-              <w:top w:val="none" w:sz="0" w:space="0" w:color="000000"/>
-              <w:left w:val="none" w:sz="0" w:space="0" w:color="000000"/>
-              <w:right w:val="none" w:sz="0" w:space="0" w:color="000000"/>
-            </w:tcBorders>
-            <w:shd w:val="clear" w:color="auto" w:fill="F03B20"/>
-            <w:tcMar>
-              <w:top w:w="0" w:type="dxa"/>
-              <w:bottom w:w="0" w:type="dxa"/>
-              <w:left w:w="0" w:type="dxa"/>
-              <w:right w:w="0" w:type="dxa"/>
-            </w:tcMar>
-            <w:vAlign w:val="center"/>
-          </w:tcPr>
-          <w:p>
-            <w:pPr>
-              <w:pStyle w:val="Normal"/>
-              <w:jc w:val="center"/>
-              <w:pBdr>
-                <w:bottom w:val="none" w:sz="0" w:space="0" w:color="000000"/>
-                <w:top w:val="none" w:sz="0" w:space="0" w:color="000000"/>
-                <w:left w:val="none" w:sz="0" w:space="0" w:color="000000"/>
-                <w:right w:val="none" w:sz="0" w:space="0" w:color="000000"/>
-              </w:pBdr>
-              <w:spacing w:after="100" w:before="100" w:line="240"/>
-              <w:ind w:left="100" w:right="100" w:firstLine="0" w:firstLineChars="0"/>
-              <w:rPr>
-                <w:rFonts w:ascii="Helvetica" w:hAnsi="Helvetica" w:eastAsia="Helvetica" w:cs="Helvetica"/>
-                <w:i w:val="false"/>
-                <w:b w:val="false"/>
-                <w:u w:val="none"/>
-                <w:sz w:val="18"/>
-                <w:szCs w:val="18"/>
-                <w:color w:val="FFFFFF"/>
-              </w:rPr>
-            </w:pPr>
-            <w:r>
-              <w:rPr>
-                <w:rFonts w:ascii="Helvetica" w:hAnsi="Helvetica" w:eastAsia="Helvetica" w:cs="Helvetica"/>
-                <w:i w:val="false"/>
-                <w:b w:val="false"/>
-                <w:u w:val="none"/>
-                <w:sz w:val="18"/>
-                <w:szCs w:val="18"/>
-                <w:color w:val="FFFFFF"/>
-              </w:rPr>
-              <w:t xml:space="preserve">11.7</w:t>
-            </w:r>
-          </w:p>
-        </w:tc>
-        <w:tc>
-          <w:tcPr>
-            <w:tcBorders>
-              <w:bottom w:val="none" w:sz="0" w:space="0" w:color="000000"/>
-              <w:top w:val="none" w:sz="0" w:space="0" w:color="000000"/>
-              <w:left w:val="none" w:sz="0" w:space="0" w:color="000000"/>
-              <w:right w:val="none" w:sz="0" w:space="0" w:color="000000"/>
-            </w:tcBorders>
-            <w:shd w:val="clear" w:color="auto" w:fill="FFEDA0"/>
-            <w:tcMar>
-              <w:top w:w="0" w:type="dxa"/>
-              <w:bottom w:w="0" w:type="dxa"/>
-              <w:left w:w="0" w:type="dxa"/>
-              <w:right w:w="0" w:type="dxa"/>
-            </w:tcMar>
-            <w:vAlign w:val="center"/>
-          </w:tcPr>
-          <w:p>
-            <w:pPr>
-              <w:pStyle w:val="Normal"/>
-              <w:jc w:val="center"/>
-              <w:pBdr>
-                <w:bottom w:val="none" w:sz="0" w:space="0" w:color="000000"/>
-                <w:top w:val="none" w:sz="0" w:space="0" w:color="000000"/>
-                <w:left w:val="none" w:sz="0" w:space="0" w:color="000000"/>
-                <w:right w:val="none" w:sz="0" w:space="0" w:color="000000"/>
-              </w:pBdr>
-              <w:spacing w:after="100" w:before="100" w:line="240"/>
-              <w:ind w:left="100" w:right="100" w:firstLine="0" w:firstLineChars="0"/>
-              <w:rPr>
-                <w:rFonts w:ascii="Helvetica" w:hAnsi="Helvetica" w:eastAsia="Helvetica" w:cs="Helvetica"/>
-                <w:i w:val="false"/>
-                <w:b w:val="false"/>
-                <w:u w:val="none"/>
-                <w:sz w:val="18"/>
-                <w:szCs w:val="18"/>
-                <w:color w:val="000000"/>
-              </w:rPr>
-            </w:pPr>
-            <w:r>
-              <w:rPr>
-                <w:rFonts w:ascii="Helvetica" w:hAnsi="Helvetica" w:eastAsia="Helvetica" w:cs="Helvetica"/>
-                <w:i w:val="false"/>
-                <w:b w:val="false"/>
-                <w:u w:val="none"/>
-                <w:sz w:val="18"/>
-                <w:szCs w:val="18"/>
-                <w:color w:val="000000"/>
-              </w:rPr>
-              <w:t xml:space="preserve">2.0</w:t>
-            </w:r>
-          </w:p>
-        </w:tc>
-        <w:tc>
-          <w:tcPr>
-            <w:tcBorders>
-              <w:bottom w:val="none" w:sz="0" w:space="0" w:color="000000"/>
-              <w:top w:val="none" w:sz="0" w:space="0" w:color="000000"/>
-              <w:left w:val="none" w:sz="0" w:space="0" w:color="000000"/>
-              <w:right w:val="none" w:sz="0" w:space="0" w:color="000000"/>
-            </w:tcBorders>
-            <w:shd w:val="clear" w:color="auto" w:fill="F03B20"/>
-            <w:tcMar>
-              <w:top w:w="0" w:type="dxa"/>
-              <w:bottom w:w="0" w:type="dxa"/>
-              <w:left w:w="0" w:type="dxa"/>
-              <w:right w:w="0" w:type="dxa"/>
-            </w:tcMar>
-            <w:vAlign w:val="center"/>
-          </w:tcPr>
-          <w:p>
-            <w:pPr>
-              <w:pStyle w:val="Normal"/>
-              <w:jc w:val="center"/>
-              <w:pBdr>
-                <w:bottom w:val="none" w:sz="0" w:space="0" w:color="000000"/>
-                <w:top w:val="none" w:sz="0" w:space="0" w:color="000000"/>
-                <w:left w:val="none" w:sz="0" w:space="0" w:color="000000"/>
-                <w:right w:val="none" w:sz="0" w:space="0" w:color="000000"/>
-              </w:pBdr>
-              <w:spacing w:after="100" w:before="100" w:line="240"/>
-              <w:ind w:left="100" w:right="100" w:firstLine="0" w:firstLineChars="0"/>
-              <w:rPr>
-                <w:rFonts w:ascii="Helvetica" w:hAnsi="Helvetica" w:eastAsia="Helvetica" w:cs="Helvetica"/>
-                <w:i w:val="false"/>
-                <w:b w:val="false"/>
-                <w:u w:val="none"/>
-                <w:sz w:val="18"/>
-                <w:szCs w:val="18"/>
-                <w:color w:val="FFFFFF"/>
-              </w:rPr>
-            </w:pPr>
-            <w:r>
-              <w:rPr>
-                <w:rFonts w:ascii="Helvetica" w:hAnsi="Helvetica" w:eastAsia="Helvetica" w:cs="Helvetica"/>
-                <w:i w:val="false"/>
-                <w:b w:val="false"/>
-                <w:u w:val="none"/>
-                <w:sz w:val="18"/>
-                <w:szCs w:val="18"/>
-                <w:color w:val="FFFFFF"/>
-              </w:rPr>
-              <w:t xml:space="preserve">11.0</w:t>
-            </w:r>
-          </w:p>
-        </w:tc>
-        <w:tc>
-          <w:tcPr>
-            <w:tcBorders>
-              <w:bottom w:val="none" w:sz="0" w:space="0" w:color="000000"/>
-              <w:top w:val="none" w:sz="0" w:space="0" w:color="000000"/>
-              <w:left w:val="none" w:sz="0" w:space="0" w:color="000000"/>
-              <w:right w:val="none" w:sz="0" w:space="0" w:color="000000"/>
-            </w:tcBorders>
-            <w:shd w:val="clear" w:color="auto" w:fill="FEB24C"/>
-            <w:tcMar>
-              <w:top w:w="0" w:type="dxa"/>
-              <w:bottom w:w="0" w:type="dxa"/>
-              <w:left w:w="0" w:type="dxa"/>
-              <w:right w:w="0" w:type="dxa"/>
-            </w:tcMar>
-            <w:vAlign w:val="center"/>
-          </w:tcPr>
-          <w:p>
-            <w:pPr>
-              <w:pStyle w:val="Normal"/>
-              <w:jc w:val="center"/>
-              <w:pBdr>
-                <w:bottom w:val="none" w:sz="0" w:space="0" w:color="000000"/>
-                <w:top w:val="none" w:sz="0" w:space="0" w:color="000000"/>
-                <w:left w:val="none" w:sz="0" w:space="0" w:color="000000"/>
-                <w:right w:val="none" w:sz="0" w:space="0" w:color="000000"/>
-              </w:pBdr>
-              <w:spacing w:after="100" w:before="100" w:line="240"/>
-              <w:ind w:left="100" w:right="100" w:firstLine="0" w:firstLineChars="0"/>
-              <w:rPr>
-                <w:rFonts w:ascii="Helvetica" w:hAnsi="Helvetica" w:eastAsia="Helvetica" w:cs="Helvetica"/>
-                <w:i w:val="false"/>
-                <w:b w:val="false"/>
-                <w:u w:val="none"/>
-                <w:sz w:val="18"/>
-                <w:szCs w:val="18"/>
-                <w:color w:val="000000"/>
-              </w:rPr>
-            </w:pPr>
-            <w:r>
-              <w:rPr>
-                <w:rFonts w:ascii="Helvetica" w:hAnsi="Helvetica" w:eastAsia="Helvetica" w:cs="Helvetica"/>
-                <w:i w:val="false"/>
-                <w:b w:val="false"/>
-                <w:u w:val="none"/>
-                <w:sz w:val="18"/>
-                <w:szCs w:val="18"/>
-                <w:color w:val="000000"/>
-              </w:rPr>
-              <w:t xml:space="preserve">7.0</w:t>
+              <w:t xml:space="preserve">5.7</w:t>
             </w:r>
           </w:p>
         </w:tc>
@@ -3859,7 +3859,484 @@
                 <w:szCs w:val="18"/>
                 <w:color w:val="000000"/>
               </w:rPr>
-              <w:t xml:space="preserve">7.5</w:t>
+              <w:t xml:space="preserve">5.2</w:t>
+            </w:r>
+          </w:p>
+        </w:tc>
+        <w:tc>
+          <w:tcPr>
+            <w:tcBorders>
+              <w:bottom w:val="none" w:sz="0" w:space="0" w:color="000000"/>
+              <w:top w:val="none" w:sz="0" w:space="0" w:color="000000"/>
+              <w:left w:val="none" w:sz="0" w:space="0" w:color="000000"/>
+              <w:right w:val="none" w:sz="0" w:space="0" w:color="000000"/>
+            </w:tcBorders>
+            <w:shd w:val="clear" w:color="auto" w:fill="FEB24C"/>
+            <w:tcMar>
+              <w:top w:w="0" w:type="dxa"/>
+              <w:bottom w:w="0" w:type="dxa"/>
+              <w:left w:w="0" w:type="dxa"/>
+              <w:right w:w="0" w:type="dxa"/>
+            </w:tcMar>
+            <w:vAlign w:val="center"/>
+          </w:tcPr>
+          <w:p>
+            <w:pPr>
+              <w:pStyle w:val="Normal"/>
+              <w:jc w:val="center"/>
+              <w:pBdr>
+                <w:bottom w:val="none" w:sz="0" w:space="0" w:color="000000"/>
+                <w:top w:val="none" w:sz="0" w:space="0" w:color="000000"/>
+                <w:left w:val="none" w:sz="0" w:space="0" w:color="000000"/>
+                <w:right w:val="none" w:sz="0" w:space="0" w:color="000000"/>
+              </w:pBdr>
+              <w:spacing w:after="100" w:before="100" w:line="240"/>
+              <w:ind w:left="100" w:right="100" w:firstLine="0" w:firstLineChars="0"/>
+              <w:rPr>
+                <w:rFonts w:ascii="Helvetica" w:hAnsi="Helvetica" w:eastAsia="Helvetica" w:cs="Helvetica"/>
+                <w:i w:val="false"/>
+                <w:b w:val="false"/>
+                <w:u w:val="none"/>
+                <w:sz w:val="18"/>
+                <w:szCs w:val="18"/>
+                <w:color w:val="000000"/>
+              </w:rPr>
+            </w:pPr>
+            <w:r>
+              <w:rPr>
+                <w:rFonts w:ascii="Helvetica" w:hAnsi="Helvetica" w:eastAsia="Helvetica" w:cs="Helvetica"/>
+                <w:i w:val="false"/>
+                <w:b w:val="false"/>
+                <w:u w:val="none"/>
+                <w:sz w:val="18"/>
+                <w:szCs w:val="18"/>
+                <w:color w:val="000000"/>
+              </w:rPr>
+              <w:t xml:space="preserve">6.0</w:t>
+            </w:r>
+          </w:p>
+        </w:tc>
+        <w:tc>
+          <w:tcPr>
+            <w:tcBorders>
+              <w:bottom w:val="none" w:sz="0" w:space="0" w:color="000000"/>
+              <w:top w:val="none" w:sz="0" w:space="0" w:color="000000"/>
+              <w:left w:val="none" w:sz="0" w:space="0" w:color="000000"/>
+              <w:right w:val="none" w:sz="0" w:space="0" w:color="000000"/>
+            </w:tcBorders>
+            <w:shd w:val="clear" w:color="auto" w:fill="FFEDA0"/>
+            <w:tcMar>
+              <w:top w:w="0" w:type="dxa"/>
+              <w:bottom w:w="0" w:type="dxa"/>
+              <w:left w:w="0" w:type="dxa"/>
+              <w:right w:w="0" w:type="dxa"/>
+            </w:tcMar>
+            <w:vAlign w:val="center"/>
+          </w:tcPr>
+          <w:p>
+            <w:pPr>
+              <w:pStyle w:val="Normal"/>
+              <w:jc w:val="center"/>
+              <w:pBdr>
+                <w:bottom w:val="none" w:sz="0" w:space="0" w:color="000000"/>
+                <w:top w:val="none" w:sz="0" w:space="0" w:color="000000"/>
+                <w:left w:val="none" w:sz="0" w:space="0" w:color="000000"/>
+                <w:right w:val="none" w:sz="0" w:space="0" w:color="000000"/>
+              </w:pBdr>
+              <w:spacing w:after="100" w:before="100" w:line="240"/>
+              <w:ind w:left="100" w:right="100" w:firstLine="0" w:firstLineChars="0"/>
+              <w:rPr>
+                <w:rFonts w:ascii="Helvetica" w:hAnsi="Helvetica" w:eastAsia="Helvetica" w:cs="Helvetica"/>
+                <w:i w:val="false"/>
+                <w:b w:val="false"/>
+                <w:u w:val="none"/>
+                <w:sz w:val="18"/>
+                <w:szCs w:val="18"/>
+                <w:color w:val="000000"/>
+              </w:rPr>
+            </w:pPr>
+            <w:r>
+              <w:rPr>
+                <w:rFonts w:ascii="Helvetica" w:hAnsi="Helvetica" w:eastAsia="Helvetica" w:cs="Helvetica"/>
+                <w:i w:val="false"/>
+                <w:b w:val="false"/>
+                <w:u w:val="none"/>
+                <w:sz w:val="18"/>
+                <w:szCs w:val="18"/>
+                <w:color w:val="000000"/>
+              </w:rPr>
+              <w:t xml:space="preserve">4.3</w:t>
+            </w:r>
+          </w:p>
+        </w:tc>
+        <w:tc>
+          <w:tcPr>
+            <w:tcBorders>
+              <w:bottom w:val="none" w:sz="0" w:space="0" w:color="000000"/>
+              <w:top w:val="none" w:sz="0" w:space="0" w:color="000000"/>
+              <w:left w:val="none" w:sz="0" w:space="0" w:color="000000"/>
+              <w:right w:val="none" w:sz="0" w:space="0" w:color="000000"/>
+            </w:tcBorders>
+            <w:shd w:val="clear" w:color="auto" w:fill="FFEDA0"/>
+            <w:tcMar>
+              <w:top w:w="0" w:type="dxa"/>
+              <w:bottom w:w="0" w:type="dxa"/>
+              <w:left w:w="0" w:type="dxa"/>
+              <w:right w:w="0" w:type="dxa"/>
+            </w:tcMar>
+            <w:vAlign w:val="center"/>
+          </w:tcPr>
+          <w:p>
+            <w:pPr>
+              <w:pStyle w:val="Normal"/>
+              <w:jc w:val="center"/>
+              <w:pBdr>
+                <w:bottom w:val="none" w:sz="0" w:space="0" w:color="000000"/>
+                <w:top w:val="none" w:sz="0" w:space="0" w:color="000000"/>
+                <w:left w:val="none" w:sz="0" w:space="0" w:color="000000"/>
+                <w:right w:val="none" w:sz="0" w:space="0" w:color="000000"/>
+              </w:pBdr>
+              <w:spacing w:after="100" w:before="100" w:line="240"/>
+              <w:ind w:left="100" w:right="100" w:firstLine="0" w:firstLineChars="0"/>
+              <w:rPr>
+                <w:rFonts w:ascii="Helvetica" w:hAnsi="Helvetica" w:eastAsia="Helvetica" w:cs="Helvetica"/>
+                <w:i w:val="false"/>
+                <w:b w:val="false"/>
+                <w:u w:val="none"/>
+                <w:sz w:val="18"/>
+                <w:szCs w:val="18"/>
+                <w:color w:val="000000"/>
+              </w:rPr>
+            </w:pPr>
+            <w:r>
+              <w:rPr>
+                <w:rFonts w:ascii="Helvetica" w:hAnsi="Helvetica" w:eastAsia="Helvetica" w:cs="Helvetica"/>
+                <w:i w:val="false"/>
+                <w:b w:val="false"/>
+                <w:u w:val="none"/>
+                <w:sz w:val="18"/>
+                <w:szCs w:val="18"/>
+                <w:color w:val="000000"/>
+              </w:rPr>
+              <w:t xml:space="preserve">0.0</w:t>
+            </w:r>
+          </w:p>
+        </w:tc>
+        <w:tc>
+          <w:tcPr>
+            <w:tcBorders>
+              <w:bottom w:val="none" w:sz="0" w:space="0" w:color="000000"/>
+              <w:top w:val="none" w:sz="0" w:space="0" w:color="000000"/>
+              <w:left w:val="none" w:sz="0" w:space="0" w:color="000000"/>
+              <w:right w:val="none" w:sz="0" w:space="0" w:color="000000"/>
+            </w:tcBorders>
+            <w:shd w:val="clear" w:color="auto" w:fill="FEB24C"/>
+            <w:tcMar>
+              <w:top w:w="0" w:type="dxa"/>
+              <w:bottom w:w="0" w:type="dxa"/>
+              <w:left w:w="0" w:type="dxa"/>
+              <w:right w:w="0" w:type="dxa"/>
+            </w:tcMar>
+            <w:vAlign w:val="center"/>
+          </w:tcPr>
+          <w:p>
+            <w:pPr>
+              <w:pStyle w:val="Normal"/>
+              <w:jc w:val="center"/>
+              <w:pBdr>
+                <w:bottom w:val="none" w:sz="0" w:space="0" w:color="000000"/>
+                <w:top w:val="none" w:sz="0" w:space="0" w:color="000000"/>
+                <w:left w:val="none" w:sz="0" w:space="0" w:color="000000"/>
+                <w:right w:val="none" w:sz="0" w:space="0" w:color="000000"/>
+              </w:pBdr>
+              <w:spacing w:after="100" w:before="100" w:line="240"/>
+              <w:ind w:left="100" w:right="100" w:firstLine="0" w:firstLineChars="0"/>
+              <w:rPr>
+                <w:rFonts w:ascii="Helvetica" w:hAnsi="Helvetica" w:eastAsia="Helvetica" w:cs="Helvetica"/>
+                <w:i w:val="false"/>
+                <w:b w:val="false"/>
+                <w:u w:val="none"/>
+                <w:sz w:val="18"/>
+                <w:szCs w:val="18"/>
+                <w:color w:val="000000"/>
+              </w:rPr>
+            </w:pPr>
+            <w:r>
+              <w:rPr>
+                <w:rFonts w:ascii="Helvetica" w:hAnsi="Helvetica" w:eastAsia="Helvetica" w:cs="Helvetica"/>
+                <w:i w:val="false"/>
+                <w:b w:val="false"/>
+                <w:u w:val="none"/>
+                <w:sz w:val="18"/>
+                <w:szCs w:val="18"/>
+                <w:color w:val="000000"/>
+              </w:rPr>
+              <w:t xml:space="preserve">9.6</w:t>
+            </w:r>
+          </w:p>
+        </w:tc>
+        <w:tc>
+          <w:tcPr>
+            <w:tcBorders>
+              <w:bottom w:val="none" w:sz="0" w:space="0" w:color="000000"/>
+              <w:top w:val="none" w:sz="0" w:space="0" w:color="000000"/>
+              <w:left w:val="none" w:sz="0" w:space="0" w:color="000000"/>
+              <w:right w:val="none" w:sz="0" w:space="0" w:color="000000"/>
+            </w:tcBorders>
+            <w:shd w:val="clear" w:color="auto" w:fill="FFEDA0"/>
+            <w:tcMar>
+              <w:top w:w="0" w:type="dxa"/>
+              <w:bottom w:w="0" w:type="dxa"/>
+              <w:left w:w="0" w:type="dxa"/>
+              <w:right w:w="0" w:type="dxa"/>
+            </w:tcMar>
+            <w:vAlign w:val="center"/>
+          </w:tcPr>
+          <w:p>
+            <w:pPr>
+              <w:pStyle w:val="Normal"/>
+              <w:jc w:val="center"/>
+              <w:pBdr>
+                <w:bottom w:val="none" w:sz="0" w:space="0" w:color="000000"/>
+                <w:top w:val="none" w:sz="0" w:space="0" w:color="000000"/>
+                <w:left w:val="none" w:sz="0" w:space="0" w:color="000000"/>
+                <w:right w:val="none" w:sz="0" w:space="0" w:color="000000"/>
+              </w:pBdr>
+              <w:spacing w:after="100" w:before="100" w:line="240"/>
+              <w:ind w:left="100" w:right="100" w:firstLine="0" w:firstLineChars="0"/>
+              <w:rPr>
+                <w:rFonts w:ascii="Helvetica" w:hAnsi="Helvetica" w:eastAsia="Helvetica" w:cs="Helvetica"/>
+                <w:i w:val="false"/>
+                <w:b w:val="false"/>
+                <w:u w:val="none"/>
+                <w:sz w:val="18"/>
+                <w:szCs w:val="18"/>
+                <w:color w:val="000000"/>
+              </w:rPr>
+            </w:pPr>
+            <w:r>
+              <w:rPr>
+                <w:rFonts w:ascii="Helvetica" w:hAnsi="Helvetica" w:eastAsia="Helvetica" w:cs="Helvetica"/>
+                <w:i w:val="false"/>
+                <w:b w:val="false"/>
+                <w:u w:val="none"/>
+                <w:sz w:val="18"/>
+                <w:szCs w:val="18"/>
+                <w:color w:val="000000"/>
+              </w:rPr>
+              <w:t xml:space="preserve">4.3</w:t>
+            </w:r>
+          </w:p>
+        </w:tc>
+        <w:tc>
+          <w:tcPr>
+            <w:tcBorders>
+              <w:bottom w:val="none" w:sz="0" w:space="0" w:color="000000"/>
+              <w:top w:val="none" w:sz="0" w:space="0" w:color="000000"/>
+              <w:left w:val="none" w:sz="0" w:space="0" w:color="000000"/>
+              <w:right w:val="none" w:sz="0" w:space="0" w:color="000000"/>
+            </w:tcBorders>
+            <w:shd w:val="clear" w:color="auto" w:fill="FFEDA0"/>
+            <w:tcMar>
+              <w:top w:w="0" w:type="dxa"/>
+              <w:bottom w:w="0" w:type="dxa"/>
+              <w:left w:w="0" w:type="dxa"/>
+              <w:right w:w="0" w:type="dxa"/>
+            </w:tcMar>
+            <w:vAlign w:val="center"/>
+          </w:tcPr>
+          <w:p>
+            <w:pPr>
+              <w:pStyle w:val="Normal"/>
+              <w:jc w:val="center"/>
+              <w:pBdr>
+                <w:bottom w:val="none" w:sz="0" w:space="0" w:color="000000"/>
+                <w:top w:val="none" w:sz="0" w:space="0" w:color="000000"/>
+                <w:left w:val="none" w:sz="0" w:space="0" w:color="000000"/>
+                <w:right w:val="none" w:sz="0" w:space="0" w:color="000000"/>
+              </w:pBdr>
+              <w:spacing w:after="100" w:before="100" w:line="240"/>
+              <w:ind w:left="100" w:right="100" w:firstLine="0" w:firstLineChars="0"/>
+              <w:rPr>
+                <w:rFonts w:ascii="Helvetica" w:hAnsi="Helvetica" w:eastAsia="Helvetica" w:cs="Helvetica"/>
+                <w:i w:val="false"/>
+                <w:b w:val="false"/>
+                <w:u w:val="none"/>
+                <w:sz w:val="18"/>
+                <w:szCs w:val="18"/>
+                <w:color w:val="000000"/>
+              </w:rPr>
+            </w:pPr>
+            <w:r>
+              <w:rPr>
+                <w:rFonts w:ascii="Helvetica" w:hAnsi="Helvetica" w:eastAsia="Helvetica" w:cs="Helvetica"/>
+                <w:i w:val="false"/>
+                <w:b w:val="false"/>
+                <w:u w:val="none"/>
+                <w:sz w:val="18"/>
+                <w:szCs w:val="18"/>
+                <w:color w:val="000000"/>
+              </w:rPr>
+              <w:t xml:space="preserve">2.7</w:t>
+            </w:r>
+          </w:p>
+        </w:tc>
+        <w:tc>
+          <w:tcPr>
+            <w:tcBorders>
+              <w:bottom w:val="none" w:sz="0" w:space="0" w:color="000000"/>
+              <w:top w:val="none" w:sz="0" w:space="0" w:color="000000"/>
+              <w:left w:val="none" w:sz="0" w:space="0" w:color="000000"/>
+              <w:right w:val="none" w:sz="0" w:space="0" w:color="000000"/>
+            </w:tcBorders>
+            <w:shd w:val="clear" w:color="auto" w:fill="FEB24C"/>
+            <w:tcMar>
+              <w:top w:w="0" w:type="dxa"/>
+              <w:bottom w:w="0" w:type="dxa"/>
+              <w:left w:w="0" w:type="dxa"/>
+              <w:right w:w="0" w:type="dxa"/>
+            </w:tcMar>
+            <w:vAlign w:val="center"/>
+          </w:tcPr>
+          <w:p>
+            <w:pPr>
+              <w:pStyle w:val="Normal"/>
+              <w:jc w:val="center"/>
+              <w:pBdr>
+                <w:bottom w:val="none" w:sz="0" w:space="0" w:color="000000"/>
+                <w:top w:val="none" w:sz="0" w:space="0" w:color="000000"/>
+                <w:left w:val="none" w:sz="0" w:space="0" w:color="000000"/>
+                <w:right w:val="none" w:sz="0" w:space="0" w:color="000000"/>
+              </w:pBdr>
+              <w:spacing w:after="100" w:before="100" w:line="240"/>
+              <w:ind w:left="100" w:right="100" w:firstLine="0" w:firstLineChars="0"/>
+              <w:rPr>
+                <w:rFonts w:ascii="Helvetica" w:hAnsi="Helvetica" w:eastAsia="Helvetica" w:cs="Helvetica"/>
+                <w:i w:val="false"/>
+                <w:b w:val="false"/>
+                <w:u w:val="none"/>
+                <w:sz w:val="18"/>
+                <w:szCs w:val="18"/>
+                <w:color w:val="000000"/>
+              </w:rPr>
+            </w:pPr>
+            <w:r>
+              <w:rPr>
+                <w:rFonts w:ascii="Helvetica" w:hAnsi="Helvetica" w:eastAsia="Helvetica" w:cs="Helvetica"/>
+                <w:i w:val="false"/>
+                <w:b w:val="false"/>
+                <w:u w:val="none"/>
+                <w:sz w:val="18"/>
+                <w:szCs w:val="18"/>
+                <w:color w:val="000000"/>
+              </w:rPr>
+              <w:t xml:space="preserve">5.5</w:t>
+            </w:r>
+          </w:p>
+        </w:tc>
+        <w:tc>
+          <w:tcPr>
+            <w:tcBorders>
+              <w:bottom w:val="none" w:sz="0" w:space="0" w:color="000000"/>
+              <w:top w:val="none" w:sz="0" w:space="0" w:color="000000"/>
+              <w:left w:val="none" w:sz="0" w:space="0" w:color="000000"/>
+              <w:right w:val="none" w:sz="0" w:space="0" w:color="000000"/>
+            </w:tcBorders>
+            <w:shd w:val="clear" w:color="auto" w:fill="FFEDA0"/>
+            <w:tcMar>
+              <w:top w:w="0" w:type="dxa"/>
+              <w:bottom w:w="0" w:type="dxa"/>
+              <w:left w:w="0" w:type="dxa"/>
+              <w:right w:w="0" w:type="dxa"/>
+            </w:tcMar>
+            <w:vAlign w:val="center"/>
+          </w:tcPr>
+          <w:p>
+            <w:pPr>
+              <w:pStyle w:val="Normal"/>
+              <w:jc w:val="center"/>
+              <w:pBdr>
+                <w:bottom w:val="none" w:sz="0" w:space="0" w:color="000000"/>
+                <w:top w:val="none" w:sz="0" w:space="0" w:color="000000"/>
+                <w:left w:val="none" w:sz="0" w:space="0" w:color="000000"/>
+                <w:right w:val="none" w:sz="0" w:space="0" w:color="000000"/>
+              </w:pBdr>
+              <w:spacing w:after="100" w:before="100" w:line="240"/>
+              <w:ind w:left="100" w:right="100" w:firstLine="0" w:firstLineChars="0"/>
+              <w:rPr>
+                <w:rFonts w:ascii="Helvetica" w:hAnsi="Helvetica" w:eastAsia="Helvetica" w:cs="Helvetica"/>
+                <w:i w:val="false"/>
+                <w:b w:val="false"/>
+                <w:u w:val="none"/>
+                <w:sz w:val="18"/>
+                <w:szCs w:val="18"/>
+                <w:color w:val="000000"/>
+              </w:rPr>
+            </w:pPr>
+            <w:r>
+              <w:rPr>
+                <w:rFonts w:ascii="Helvetica" w:hAnsi="Helvetica" w:eastAsia="Helvetica" w:cs="Helvetica"/>
+                <w:i w:val="false"/>
+                <w:b w:val="false"/>
+                <w:u w:val="none"/>
+                <w:sz w:val="18"/>
+                <w:szCs w:val="18"/>
+                <w:color w:val="000000"/>
+              </w:rPr>
+              <w:t xml:space="preserve">3.9</w:t>
+            </w:r>
+          </w:p>
+        </w:tc>
+        <w:tc>
+          <w:tcPr>
+            <w:tcBorders>
+              <w:bottom w:val="none" w:sz="0" w:space="0" w:color="000000"/>
+              <w:top w:val="none" w:sz="0" w:space="0" w:color="000000"/>
+              <w:left w:val="none" w:sz="0" w:space="0" w:color="000000"/>
+              <w:right w:val="none" w:sz="0" w:space="0" w:color="000000"/>
+            </w:tcBorders>
+            <w:shd w:val="clear" w:color="auto" w:fill="FFEDA0"/>
+            <w:tcMar>
+              <w:top w:w="0" w:type="dxa"/>
+              <w:bottom w:w="0" w:type="dxa"/>
+              <w:left w:w="0" w:type="dxa"/>
+              <w:right w:w="0" w:type="dxa"/>
+            </w:tcMar>
+            <w:vAlign w:val="center"/>
+          </w:tcPr>
+          <w:p>
+            <w:pPr>
+              <w:pStyle w:val="Normal"/>
+              <w:jc w:val="center"/>
+              <w:pBdr>
+                <w:bottom w:val="none" w:sz="0" w:space="0" w:color="000000"/>
+                <w:top w:val="none" w:sz="0" w:space="0" w:color="000000"/>
+                <w:left w:val="none" w:sz="0" w:space="0" w:color="000000"/>
+                <w:right w:val="none" w:sz="0" w:space="0" w:color="000000"/>
+              </w:pBdr>
+              <w:spacing w:after="100" w:before="100" w:line="240"/>
+              <w:ind w:left="100" w:right="100" w:firstLine="0" w:firstLineChars="0"/>
+              <w:rPr>
+                <w:rFonts w:ascii="Helvetica" w:hAnsi="Helvetica" w:eastAsia="Helvetica" w:cs="Helvetica"/>
+                <w:i w:val="false"/>
+                <w:b w:val="false"/>
+                <w:u w:val="none"/>
+                <w:sz w:val="18"/>
+                <w:szCs w:val="18"/>
+                <w:color w:val="000000"/>
+              </w:rPr>
+            </w:pPr>
+            <w:r>
+              <w:rPr>
+                <w:rFonts w:ascii="Helvetica" w:hAnsi="Helvetica" w:eastAsia="Helvetica" w:cs="Helvetica"/>
+                <w:i w:val="false"/>
+                <w:b w:val="false"/>
+                <w:u w:val="none"/>
+                <w:sz w:val="18"/>
+                <w:szCs w:val="18"/>
+                <w:color w:val="000000"/>
+              </w:rPr>
+              <w:t xml:space="preserve">3.8</w:t>
             </w:r>
           </w:p>
         </w:tc>
@@ -3912,7 +4389,7 @@
                 <w:szCs w:val="18"/>
                 <w:color w:val="FFFFFF"/>
               </w:rPr>
-              <w:t xml:space="preserve">11.9</w:t>
+              <w:t xml:space="preserve">10.2</w:t>
             </w:r>
           </w:p>
         </w:tc>
@@ -3965,60 +4442,7 @@
                 <w:szCs w:val="18"/>
                 <w:color w:val="000000"/>
               </w:rPr>
-              <w:t xml:space="preserve">3.0</w:t>
-            </w:r>
-          </w:p>
-        </w:tc>
-        <w:tc>
-          <w:tcPr>
-            <w:tcBorders>
-              <w:bottom w:val="none" w:sz="0" w:space="0" w:color="000000"/>
-              <w:top w:val="none" w:sz="0" w:space="0" w:color="000000"/>
-              <w:left w:val="none" w:sz="0" w:space="0" w:color="000000"/>
-              <w:right w:val="none" w:sz="0" w:space="0" w:color="000000"/>
-            </w:tcBorders>
-            <w:shd w:val="clear" w:color="auto" w:fill="F03B20"/>
-            <w:tcMar>
-              <w:top w:w="0" w:type="dxa"/>
-              <w:bottom w:w="0" w:type="dxa"/>
-              <w:left w:w="0" w:type="dxa"/>
-              <w:right w:w="0" w:type="dxa"/>
-            </w:tcMar>
-            <w:vAlign w:val="center"/>
-          </w:tcPr>
-          <w:p>
-            <w:pPr>
-              <w:pStyle w:val="Normal"/>
-              <w:jc w:val="center"/>
-              <w:pBdr>
-                <w:bottom w:val="none" w:sz="0" w:space="0" w:color="000000"/>
-                <w:top w:val="none" w:sz="0" w:space="0" w:color="000000"/>
-                <w:left w:val="none" w:sz="0" w:space="0" w:color="000000"/>
-                <w:right w:val="none" w:sz="0" w:space="0" w:color="000000"/>
-              </w:pBdr>
-              <w:spacing w:after="100" w:before="100" w:line="240"/>
-              <w:ind w:left="100" w:right="100" w:firstLine="0" w:firstLineChars="0"/>
-              <w:rPr>
-                <w:rFonts w:ascii="Helvetica" w:hAnsi="Helvetica" w:eastAsia="Helvetica" w:cs="Helvetica"/>
-                <w:i w:val="false"/>
-                <w:b w:val="false"/>
-                <w:u w:val="none"/>
-                <w:sz w:val="18"/>
-                <w:szCs w:val="18"/>
-                <w:color w:val="FFFFFF"/>
-              </w:rPr>
-            </w:pPr>
-            <w:r>
-              <w:rPr>
-                <w:rFonts w:ascii="Helvetica" w:hAnsi="Helvetica" w:eastAsia="Helvetica" w:cs="Helvetica"/>
-                <w:i w:val="false"/>
-                <w:b w:val="false"/>
-                <w:u w:val="none"/>
-                <w:sz w:val="18"/>
-                <w:szCs w:val="18"/>
-                <w:color w:val="FFFFFF"/>
-              </w:rPr>
-              <w:t xml:space="preserve">18.2</w:t>
+              <w:t xml:space="preserve">3.6</w:t>
             </w:r>
           </w:p>
         </w:tc>
@@ -4071,431 +4495,7 @@
                 <w:szCs w:val="18"/>
                 <w:color w:val="000000"/>
               </w:rPr>
-              <w:t xml:space="preserve">6.7</w:t>
-            </w:r>
-          </w:p>
-        </w:tc>
-        <w:tc>
-          <w:tcPr>
-            <w:tcBorders>
-              <w:bottom w:val="none" w:sz="0" w:space="0" w:color="000000"/>
-              <w:top w:val="none" w:sz="0" w:space="0" w:color="000000"/>
-              <w:left w:val="none" w:sz="0" w:space="0" w:color="000000"/>
-              <w:right w:val="none" w:sz="0" w:space="0" w:color="000000"/>
-            </w:tcBorders>
-            <w:shd w:val="clear" w:color="auto" w:fill="FEB24C"/>
-            <w:tcMar>
-              <w:top w:w="0" w:type="dxa"/>
-              <w:bottom w:w="0" w:type="dxa"/>
-              <w:left w:w="0" w:type="dxa"/>
-              <w:right w:w="0" w:type="dxa"/>
-            </w:tcMar>
-            <w:vAlign w:val="center"/>
-          </w:tcPr>
-          <w:p>
-            <w:pPr>
-              <w:pStyle w:val="Normal"/>
-              <w:jc w:val="center"/>
-              <w:pBdr>
-                <w:bottom w:val="none" w:sz="0" w:space="0" w:color="000000"/>
-                <w:top w:val="none" w:sz="0" w:space="0" w:color="000000"/>
-                <w:left w:val="none" w:sz="0" w:space="0" w:color="000000"/>
-                <w:right w:val="none" w:sz="0" w:space="0" w:color="000000"/>
-              </w:pBdr>
-              <w:spacing w:after="100" w:before="100" w:line="240"/>
-              <w:ind w:left="100" w:right="100" w:firstLine="0" w:firstLineChars="0"/>
-              <w:rPr>
-                <w:rFonts w:ascii="Helvetica" w:hAnsi="Helvetica" w:eastAsia="Helvetica" w:cs="Helvetica"/>
-                <w:i w:val="false"/>
-                <w:b w:val="false"/>
-                <w:u w:val="none"/>
-                <w:sz w:val="18"/>
-                <w:szCs w:val="18"/>
-                <w:color w:val="000000"/>
-              </w:rPr>
-            </w:pPr>
-            <w:r>
-              <w:rPr>
-                <w:rFonts w:ascii="Helvetica" w:hAnsi="Helvetica" w:eastAsia="Helvetica" w:cs="Helvetica"/>
-                <w:i w:val="false"/>
-                <w:b w:val="false"/>
-                <w:u w:val="none"/>
-                <w:sz w:val="18"/>
-                <w:szCs w:val="18"/>
-                <w:color w:val="000000"/>
-              </w:rPr>
-              <w:t xml:space="preserve">7.5</w:t>
-            </w:r>
-          </w:p>
-        </w:tc>
-        <w:tc>
-          <w:tcPr>
-            <w:tcBorders>
-              <w:bottom w:val="none" w:sz="0" w:space="0" w:color="000000"/>
-              <w:top w:val="none" w:sz="0" w:space="0" w:color="000000"/>
-              <w:left w:val="none" w:sz="0" w:space="0" w:color="000000"/>
-              <w:right w:val="none" w:sz="0" w:space="0" w:color="000000"/>
-            </w:tcBorders>
-            <w:shd w:val="clear" w:color="auto" w:fill="FEB24C"/>
-            <w:tcMar>
-              <w:top w:w="0" w:type="dxa"/>
-              <w:bottom w:w="0" w:type="dxa"/>
-              <w:left w:w="0" w:type="dxa"/>
-              <w:right w:w="0" w:type="dxa"/>
-            </w:tcMar>
-            <w:vAlign w:val="center"/>
-          </w:tcPr>
-          <w:p>
-            <w:pPr>
-              <w:pStyle w:val="Normal"/>
-              <w:jc w:val="center"/>
-              <w:pBdr>
-                <w:bottom w:val="none" w:sz="0" w:space="0" w:color="000000"/>
-                <w:top w:val="none" w:sz="0" w:space="0" w:color="000000"/>
-                <w:left w:val="none" w:sz="0" w:space="0" w:color="000000"/>
-                <w:right w:val="none" w:sz="0" w:space="0" w:color="000000"/>
-              </w:pBdr>
-              <w:spacing w:after="100" w:before="100" w:line="240"/>
-              <w:ind w:left="100" w:right="100" w:firstLine="0" w:firstLineChars="0"/>
-              <w:rPr>
-                <w:rFonts w:ascii="Helvetica" w:hAnsi="Helvetica" w:eastAsia="Helvetica" w:cs="Helvetica"/>
-                <w:i w:val="false"/>
-                <w:b w:val="false"/>
-                <w:u w:val="none"/>
-                <w:sz w:val="18"/>
-                <w:szCs w:val="18"/>
-                <w:color w:val="000000"/>
-              </w:rPr>
-            </w:pPr>
-            <w:r>
-              <w:rPr>
-                <w:rFonts w:ascii="Helvetica" w:hAnsi="Helvetica" w:eastAsia="Helvetica" w:cs="Helvetica"/>
-                <w:i w:val="false"/>
-                <w:b w:val="false"/>
-                <w:u w:val="none"/>
-                <w:sz w:val="18"/>
-                <w:szCs w:val="18"/>
-                <w:color w:val="000000"/>
-              </w:rPr>
-              <w:t xml:space="preserve">6.8</w:t>
-            </w:r>
-          </w:p>
-        </w:tc>
-        <w:tc>
-          <w:tcPr>
-            <w:tcBorders>
-              <w:bottom w:val="none" w:sz="0" w:space="0" w:color="000000"/>
-              <w:top w:val="none" w:sz="0" w:space="0" w:color="000000"/>
-              <w:left w:val="none" w:sz="0" w:space="0" w:color="000000"/>
-              <w:right w:val="none" w:sz="0" w:space="0" w:color="000000"/>
-            </w:tcBorders>
-            <w:shd w:val="clear" w:color="auto" w:fill="FEB24C"/>
-            <w:tcMar>
-              <w:top w:w="0" w:type="dxa"/>
-              <w:bottom w:w="0" w:type="dxa"/>
-              <w:left w:w="0" w:type="dxa"/>
-              <w:right w:w="0" w:type="dxa"/>
-            </w:tcMar>
-            <w:vAlign w:val="center"/>
-          </w:tcPr>
-          <w:p>
-            <w:pPr>
-              <w:pStyle w:val="Normal"/>
-              <w:jc w:val="center"/>
-              <w:pBdr>
-                <w:bottom w:val="none" w:sz="0" w:space="0" w:color="000000"/>
-                <w:top w:val="none" w:sz="0" w:space="0" w:color="000000"/>
-                <w:left w:val="none" w:sz="0" w:space="0" w:color="000000"/>
-                <w:right w:val="none" w:sz="0" w:space="0" w:color="000000"/>
-              </w:pBdr>
-              <w:spacing w:after="100" w:before="100" w:line="240"/>
-              <w:ind w:left="100" w:right="100" w:firstLine="0" w:firstLineChars="0"/>
-              <w:rPr>
-                <w:rFonts w:ascii="Helvetica" w:hAnsi="Helvetica" w:eastAsia="Helvetica" w:cs="Helvetica"/>
-                <w:i w:val="false"/>
-                <w:b w:val="false"/>
-                <w:u w:val="none"/>
-                <w:sz w:val="18"/>
-                <w:szCs w:val="18"/>
-                <w:color w:val="000000"/>
-              </w:rPr>
-            </w:pPr>
-            <w:r>
-              <w:rPr>
-                <w:rFonts w:ascii="Helvetica" w:hAnsi="Helvetica" w:eastAsia="Helvetica" w:cs="Helvetica"/>
-                <w:i w:val="false"/>
-                <w:b w:val="false"/>
-                <w:u w:val="none"/>
-                <w:sz w:val="18"/>
-                <w:szCs w:val="18"/>
-                <w:color w:val="000000"/>
-              </w:rPr>
-              <w:t xml:space="preserve">8.5</w:t>
-            </w:r>
-          </w:p>
-        </w:tc>
-        <w:tc>
-          <w:tcPr>
-            <w:tcBorders>
-              <w:bottom w:val="none" w:sz="0" w:space="0" w:color="000000"/>
-              <w:top w:val="none" w:sz="0" w:space="0" w:color="000000"/>
-              <w:left w:val="none" w:sz="0" w:space="0" w:color="000000"/>
-              <w:right w:val="none" w:sz="0" w:space="0" w:color="000000"/>
-            </w:tcBorders>
-            <w:shd w:val="clear" w:color="auto" w:fill="FFEDA0"/>
-            <w:tcMar>
-              <w:top w:w="0" w:type="dxa"/>
-              <w:bottom w:w="0" w:type="dxa"/>
-              <w:left w:w="0" w:type="dxa"/>
-              <w:right w:w="0" w:type="dxa"/>
-            </w:tcMar>
-            <w:vAlign w:val="center"/>
-          </w:tcPr>
-          <w:p>
-            <w:pPr>
-              <w:pStyle w:val="Normal"/>
-              <w:jc w:val="center"/>
-              <w:pBdr>
-                <w:bottom w:val="none" w:sz="0" w:space="0" w:color="000000"/>
-                <w:top w:val="none" w:sz="0" w:space="0" w:color="000000"/>
-                <w:left w:val="none" w:sz="0" w:space="0" w:color="000000"/>
-                <w:right w:val="none" w:sz="0" w:space="0" w:color="000000"/>
-              </w:pBdr>
-              <w:spacing w:after="100" w:before="100" w:line="240"/>
-              <w:ind w:left="100" w:right="100" w:firstLine="0" w:firstLineChars="0"/>
-              <w:rPr>
-                <w:rFonts w:ascii="Helvetica" w:hAnsi="Helvetica" w:eastAsia="Helvetica" w:cs="Helvetica"/>
-                <w:i w:val="false"/>
-                <w:b w:val="false"/>
-                <w:u w:val="none"/>
-                <w:sz w:val="18"/>
-                <w:szCs w:val="18"/>
-                <w:color w:val="000000"/>
-              </w:rPr>
-            </w:pPr>
-            <w:r>
-              <w:rPr>
-                <w:rFonts w:ascii="Helvetica" w:hAnsi="Helvetica" w:eastAsia="Helvetica" w:cs="Helvetica"/>
-                <w:i w:val="false"/>
-                <w:b w:val="false"/>
-                <w:u w:val="none"/>
-                <w:sz w:val="18"/>
-                <w:szCs w:val="18"/>
-                <w:color w:val="000000"/>
-              </w:rPr>
-              <w:t xml:space="preserve">3.9</w:t>
-            </w:r>
-          </w:p>
-        </w:tc>
-        <w:tc>
-          <w:tcPr>
-            <w:tcBorders>
-              <w:bottom w:val="none" w:sz="0" w:space="0" w:color="000000"/>
-              <w:top w:val="none" w:sz="0" w:space="0" w:color="000000"/>
-              <w:left w:val="none" w:sz="0" w:space="0" w:color="000000"/>
-              <w:right w:val="none" w:sz="0" w:space="0" w:color="000000"/>
-            </w:tcBorders>
-            <w:shd w:val="clear" w:color="auto" w:fill="FEB24C"/>
-            <w:tcMar>
-              <w:top w:w="0" w:type="dxa"/>
-              <w:bottom w:w="0" w:type="dxa"/>
-              <w:left w:w="0" w:type="dxa"/>
-              <w:right w:w="0" w:type="dxa"/>
-            </w:tcMar>
-            <w:vAlign w:val="center"/>
-          </w:tcPr>
-          <w:p>
-            <w:pPr>
-              <w:pStyle w:val="Normal"/>
-              <w:jc w:val="center"/>
-              <w:pBdr>
-                <w:bottom w:val="none" w:sz="0" w:space="0" w:color="000000"/>
-                <w:top w:val="none" w:sz="0" w:space="0" w:color="000000"/>
-                <w:left w:val="none" w:sz="0" w:space="0" w:color="000000"/>
-                <w:right w:val="none" w:sz="0" w:space="0" w:color="000000"/>
-              </w:pBdr>
-              <w:spacing w:after="100" w:before="100" w:line="240"/>
-              <w:ind w:left="100" w:right="100" w:firstLine="0" w:firstLineChars="0"/>
-              <w:rPr>
-                <w:rFonts w:ascii="Helvetica" w:hAnsi="Helvetica" w:eastAsia="Helvetica" w:cs="Helvetica"/>
-                <w:i w:val="false"/>
-                <w:b w:val="false"/>
-                <w:u w:val="none"/>
-                <w:sz w:val="18"/>
-                <w:szCs w:val="18"/>
-                <w:color w:val="000000"/>
-              </w:rPr>
-            </w:pPr>
-            <w:r>
-              <w:rPr>
-                <w:rFonts w:ascii="Helvetica" w:hAnsi="Helvetica" w:eastAsia="Helvetica" w:cs="Helvetica"/>
-                <w:i w:val="false"/>
-                <w:b w:val="false"/>
-                <w:u w:val="none"/>
-                <w:sz w:val="18"/>
-                <w:szCs w:val="18"/>
-                <w:color w:val="000000"/>
-              </w:rPr>
-              <w:t xml:space="preserve">8.4</w:t>
-            </w:r>
-          </w:p>
-        </w:tc>
-        <w:tc>
-          <w:tcPr>
-            <w:tcBorders>
-              <w:bottom w:val="none" w:sz="0" w:space="0" w:color="000000"/>
-              <w:top w:val="none" w:sz="0" w:space="0" w:color="000000"/>
-              <w:left w:val="none" w:sz="0" w:space="0" w:color="000000"/>
-              <w:right w:val="none" w:sz="0" w:space="0" w:color="000000"/>
-            </w:tcBorders>
-            <w:shd w:val="clear" w:color="auto" w:fill="FFEDA0"/>
-            <w:tcMar>
-              <w:top w:w="0" w:type="dxa"/>
-              <w:bottom w:w="0" w:type="dxa"/>
-              <w:left w:w="0" w:type="dxa"/>
-              <w:right w:w="0" w:type="dxa"/>
-            </w:tcMar>
-            <w:vAlign w:val="center"/>
-          </w:tcPr>
-          <w:p>
-            <w:pPr>
-              <w:pStyle w:val="Normal"/>
-              <w:jc w:val="center"/>
-              <w:pBdr>
-                <w:bottom w:val="none" w:sz="0" w:space="0" w:color="000000"/>
-                <w:top w:val="none" w:sz="0" w:space="0" w:color="000000"/>
-                <w:left w:val="none" w:sz="0" w:space="0" w:color="000000"/>
-                <w:right w:val="none" w:sz="0" w:space="0" w:color="000000"/>
-              </w:pBdr>
-              <w:spacing w:after="100" w:before="100" w:line="240"/>
-              <w:ind w:left="100" w:right="100" w:firstLine="0" w:firstLineChars="0"/>
-              <w:rPr>
-                <w:rFonts w:ascii="Helvetica" w:hAnsi="Helvetica" w:eastAsia="Helvetica" w:cs="Helvetica"/>
-                <w:i w:val="false"/>
-                <w:b w:val="false"/>
-                <w:u w:val="none"/>
-                <w:sz w:val="18"/>
-                <w:szCs w:val="18"/>
-                <w:color w:val="000000"/>
-              </w:rPr>
-            </w:pPr>
-            <w:r>
-              <w:rPr>
-                <w:rFonts w:ascii="Helvetica" w:hAnsi="Helvetica" w:eastAsia="Helvetica" w:cs="Helvetica"/>
-                <w:i w:val="false"/>
-                <w:b w:val="false"/>
-                <w:u w:val="none"/>
-                <w:sz w:val="18"/>
-                <w:szCs w:val="18"/>
-                <w:color w:val="000000"/>
-              </w:rPr>
-              <w:t xml:space="preserve">4.1</w:t>
-            </w:r>
-          </w:p>
-        </w:tc>
-        <w:tc>
-          <w:tcPr>
-            <w:tcBorders>
-              <w:bottom w:val="none" w:sz="0" w:space="0" w:color="000000"/>
-              <w:top w:val="none" w:sz="0" w:space="0" w:color="000000"/>
-              <w:left w:val="none" w:sz="0" w:space="0" w:color="000000"/>
-              <w:right w:val="none" w:sz="0" w:space="0" w:color="000000"/>
-            </w:tcBorders>
-            <w:shd w:val="clear" w:color="auto" w:fill="FEB24C"/>
-            <w:tcMar>
-              <w:top w:w="0" w:type="dxa"/>
-              <w:bottom w:w="0" w:type="dxa"/>
-              <w:left w:w="0" w:type="dxa"/>
-              <w:right w:w="0" w:type="dxa"/>
-            </w:tcMar>
-            <w:vAlign w:val="center"/>
-          </w:tcPr>
-          <w:p>
-            <w:pPr>
-              <w:pStyle w:val="Normal"/>
-              <w:jc w:val="center"/>
-              <w:pBdr>
-                <w:bottom w:val="none" w:sz="0" w:space="0" w:color="000000"/>
-                <w:top w:val="none" w:sz="0" w:space="0" w:color="000000"/>
-                <w:left w:val="none" w:sz="0" w:space="0" w:color="000000"/>
-                <w:right w:val="none" w:sz="0" w:space="0" w:color="000000"/>
-              </w:pBdr>
-              <w:spacing w:after="100" w:before="100" w:line="240"/>
-              <w:ind w:left="100" w:right="100" w:firstLine="0" w:firstLineChars="0"/>
-              <w:rPr>
-                <w:rFonts w:ascii="Helvetica" w:hAnsi="Helvetica" w:eastAsia="Helvetica" w:cs="Helvetica"/>
-                <w:i w:val="false"/>
-                <w:b w:val="false"/>
-                <w:u w:val="none"/>
-                <w:sz w:val="18"/>
-                <w:szCs w:val="18"/>
-                <w:color w:val="000000"/>
-              </w:rPr>
-            </w:pPr>
-            <w:r>
-              <w:rPr>
-                <w:rFonts w:ascii="Helvetica" w:hAnsi="Helvetica" w:eastAsia="Helvetica" w:cs="Helvetica"/>
-                <w:i w:val="false"/>
-                <w:b w:val="false"/>
-                <w:u w:val="none"/>
-                <w:sz w:val="18"/>
-                <w:szCs w:val="18"/>
-                <w:color w:val="000000"/>
-              </w:rPr>
-              <w:t xml:space="preserve">8.4</w:t>
-            </w:r>
-          </w:p>
-        </w:tc>
-        <w:tc>
-          <w:tcPr>
-            <w:tcBorders>
-              <w:bottom w:val="none" w:sz="0" w:space="0" w:color="000000"/>
-              <w:top w:val="none" w:sz="0" w:space="0" w:color="000000"/>
-              <w:left w:val="none" w:sz="0" w:space="0" w:color="000000"/>
-              <w:right w:val="none" w:sz="0" w:space="0" w:color="000000"/>
-            </w:tcBorders>
-            <w:shd w:val="clear" w:color="auto" w:fill="FEB24C"/>
-            <w:tcMar>
-              <w:top w:w="0" w:type="dxa"/>
-              <w:bottom w:w="0" w:type="dxa"/>
-              <w:left w:w="0" w:type="dxa"/>
-              <w:right w:w="0" w:type="dxa"/>
-            </w:tcMar>
-            <w:vAlign w:val="center"/>
-          </w:tcPr>
-          <w:p>
-            <w:pPr>
-              <w:pStyle w:val="Normal"/>
-              <w:jc w:val="center"/>
-              <w:pBdr>
-                <w:bottom w:val="none" w:sz="0" w:space="0" w:color="000000"/>
-                <w:top w:val="none" w:sz="0" w:space="0" w:color="000000"/>
-                <w:left w:val="none" w:sz="0" w:space="0" w:color="000000"/>
-                <w:right w:val="none" w:sz="0" w:space="0" w:color="000000"/>
-              </w:pBdr>
-              <w:spacing w:after="100" w:before="100" w:line="240"/>
-              <w:ind w:left="100" w:right="100" w:firstLine="0" w:firstLineChars="0"/>
-              <w:rPr>
-                <w:rFonts w:ascii="Helvetica" w:hAnsi="Helvetica" w:eastAsia="Helvetica" w:cs="Helvetica"/>
-                <w:i w:val="false"/>
-                <w:b w:val="false"/>
-                <w:u w:val="none"/>
-                <w:sz w:val="18"/>
-                <w:szCs w:val="18"/>
-                <w:color w:val="000000"/>
-              </w:rPr>
-            </w:pPr>
-            <w:r>
-              <w:rPr>
-                <w:rFonts w:ascii="Helvetica" w:hAnsi="Helvetica" w:eastAsia="Helvetica" w:cs="Helvetica"/>
-                <w:i w:val="false"/>
-                <w:b w:val="false"/>
-                <w:u w:val="none"/>
-                <w:sz w:val="18"/>
-                <w:szCs w:val="18"/>
-                <w:color w:val="000000"/>
-              </w:rPr>
-              <w:t xml:space="preserve">5.7</w:t>
+              <w:t xml:space="preserve">8.3</w:t>
             </w:r>
           </w:p>
         </w:tc>
@@ -4620,6 +4620,218 @@
               <w:left w:val="none" w:sz="0" w:space="0" w:color="000000"/>
               <w:right w:val="none" w:sz="0" w:space="0" w:color="000000"/>
             </w:tcBorders>
+            <w:shd w:val="clear" w:color="auto" w:fill="FEB24C"/>
+            <w:tcMar>
+              <w:top w:w="0" w:type="dxa"/>
+              <w:bottom w:w="0" w:type="dxa"/>
+              <w:left w:w="0" w:type="dxa"/>
+              <w:right w:w="0" w:type="dxa"/>
+            </w:tcMar>
+            <w:vAlign w:val="center"/>
+          </w:tcPr>
+          <w:p>
+            <w:pPr>
+              <w:pStyle w:val="Normal"/>
+              <w:jc w:val="center"/>
+              <w:pBdr>
+                <w:bottom w:val="none" w:sz="0" w:space="0" w:color="000000"/>
+                <w:top w:val="none" w:sz="0" w:space="0" w:color="000000"/>
+                <w:left w:val="none" w:sz="0" w:space="0" w:color="000000"/>
+                <w:right w:val="none" w:sz="0" w:space="0" w:color="000000"/>
+              </w:pBdr>
+              <w:spacing w:after="100" w:before="100" w:line="240"/>
+              <w:ind w:left="100" w:right="100" w:firstLine="0" w:firstLineChars="0"/>
+              <w:rPr>
+                <w:rFonts w:ascii="Helvetica" w:hAnsi="Helvetica" w:eastAsia="Helvetica" w:cs="Helvetica"/>
+                <w:i w:val="false"/>
+                <w:b w:val="false"/>
+                <w:u w:val="none"/>
+                <w:sz w:val="18"/>
+                <w:szCs w:val="18"/>
+                <w:color w:val="000000"/>
+              </w:rPr>
+            </w:pPr>
+            <w:r>
+              <w:rPr>
+                <w:rFonts w:ascii="Helvetica" w:hAnsi="Helvetica" w:eastAsia="Helvetica" w:cs="Helvetica"/>
+                <w:i w:val="false"/>
+                <w:b w:val="false"/>
+                <w:u w:val="none"/>
+                <w:sz w:val="18"/>
+                <w:szCs w:val="18"/>
+                <w:color w:val="000000"/>
+              </w:rPr>
+              <w:t xml:space="preserve">9.2</w:t>
+            </w:r>
+          </w:p>
+        </w:tc>
+        <w:tc>
+          <w:tcPr>
+            <w:tcBorders>
+              <w:bottom w:val="none" w:sz="0" w:space="0" w:color="000000"/>
+              <w:top w:val="none" w:sz="0" w:space="0" w:color="000000"/>
+              <w:left w:val="none" w:sz="0" w:space="0" w:color="000000"/>
+              <w:right w:val="none" w:sz="0" w:space="0" w:color="000000"/>
+            </w:tcBorders>
+            <w:shd w:val="clear" w:color="auto" w:fill="FEB24C"/>
+            <w:tcMar>
+              <w:top w:w="0" w:type="dxa"/>
+              <w:bottom w:w="0" w:type="dxa"/>
+              <w:left w:w="0" w:type="dxa"/>
+              <w:right w:w="0" w:type="dxa"/>
+            </w:tcMar>
+            <w:vAlign w:val="center"/>
+          </w:tcPr>
+          <w:p>
+            <w:pPr>
+              <w:pStyle w:val="Normal"/>
+              <w:jc w:val="center"/>
+              <w:pBdr>
+                <w:bottom w:val="none" w:sz="0" w:space="0" w:color="000000"/>
+                <w:top w:val="none" w:sz="0" w:space="0" w:color="000000"/>
+                <w:left w:val="none" w:sz="0" w:space="0" w:color="000000"/>
+                <w:right w:val="none" w:sz="0" w:space="0" w:color="000000"/>
+              </w:pBdr>
+              <w:spacing w:after="100" w:before="100" w:line="240"/>
+              <w:ind w:left="100" w:right="100" w:firstLine="0" w:firstLineChars="0"/>
+              <w:rPr>
+                <w:rFonts w:ascii="Helvetica" w:hAnsi="Helvetica" w:eastAsia="Helvetica" w:cs="Helvetica"/>
+                <w:i w:val="false"/>
+                <w:b w:val="false"/>
+                <w:u w:val="none"/>
+                <w:sz w:val="18"/>
+                <w:szCs w:val="18"/>
+                <w:color w:val="000000"/>
+              </w:rPr>
+            </w:pPr>
+            <w:r>
+              <w:rPr>
+                <w:rFonts w:ascii="Helvetica" w:hAnsi="Helvetica" w:eastAsia="Helvetica" w:cs="Helvetica"/>
+                <w:i w:val="false"/>
+                <w:b w:val="false"/>
+                <w:u w:val="none"/>
+                <w:sz w:val="18"/>
+                <w:szCs w:val="18"/>
+                <w:color w:val="000000"/>
+              </w:rPr>
+              <w:t xml:space="preserve">9.4</w:t>
+            </w:r>
+          </w:p>
+        </w:tc>
+        <w:tc>
+          <w:tcPr>
+            <w:tcBorders>
+              <w:bottom w:val="none" w:sz="0" w:space="0" w:color="000000"/>
+              <w:top w:val="none" w:sz="0" w:space="0" w:color="000000"/>
+              <w:left w:val="none" w:sz="0" w:space="0" w:color="000000"/>
+              <w:right w:val="none" w:sz="0" w:space="0" w:color="000000"/>
+            </w:tcBorders>
+            <w:shd w:val="clear" w:color="auto" w:fill="FEB24C"/>
+            <w:tcMar>
+              <w:top w:w="0" w:type="dxa"/>
+              <w:bottom w:w="0" w:type="dxa"/>
+              <w:left w:w="0" w:type="dxa"/>
+              <w:right w:w="0" w:type="dxa"/>
+            </w:tcMar>
+            <w:vAlign w:val="center"/>
+          </w:tcPr>
+          <w:p>
+            <w:pPr>
+              <w:pStyle w:val="Normal"/>
+              <w:jc w:val="center"/>
+              <w:pBdr>
+                <w:bottom w:val="none" w:sz="0" w:space="0" w:color="000000"/>
+                <w:top w:val="none" w:sz="0" w:space="0" w:color="000000"/>
+                <w:left w:val="none" w:sz="0" w:space="0" w:color="000000"/>
+                <w:right w:val="none" w:sz="0" w:space="0" w:color="000000"/>
+              </w:pBdr>
+              <w:spacing w:after="100" w:before="100" w:line="240"/>
+              <w:ind w:left="100" w:right="100" w:firstLine="0" w:firstLineChars="0"/>
+              <w:rPr>
+                <w:rFonts w:ascii="Helvetica" w:hAnsi="Helvetica" w:eastAsia="Helvetica" w:cs="Helvetica"/>
+                <w:i w:val="false"/>
+                <w:b w:val="false"/>
+                <w:u w:val="none"/>
+                <w:sz w:val="18"/>
+                <w:szCs w:val="18"/>
+                <w:color w:val="000000"/>
+              </w:rPr>
+            </w:pPr>
+            <w:r>
+              <w:rPr>
+                <w:rFonts w:ascii="Helvetica" w:hAnsi="Helvetica" w:eastAsia="Helvetica" w:cs="Helvetica"/>
+                <w:i w:val="false"/>
+                <w:b w:val="false"/>
+                <w:u w:val="none"/>
+                <w:sz w:val="18"/>
+                <w:szCs w:val="18"/>
+                <w:color w:val="000000"/>
+              </w:rPr>
+              <w:t xml:space="preserve">9.1</w:t>
+            </w:r>
+          </w:p>
+        </w:tc>
+        <w:tc>
+          <w:tcPr>
+            <w:tcBorders>
+              <w:bottom w:val="none" w:sz="0" w:space="0" w:color="000000"/>
+              <w:top w:val="none" w:sz="0" w:space="0" w:color="000000"/>
+              <w:left w:val="none" w:sz="0" w:space="0" w:color="000000"/>
+              <w:right w:val="none" w:sz="0" w:space="0" w:color="000000"/>
+            </w:tcBorders>
+            <w:shd w:val="clear" w:color="auto" w:fill="FFEDA0"/>
+            <w:tcMar>
+              <w:top w:w="0" w:type="dxa"/>
+              <w:bottom w:w="0" w:type="dxa"/>
+              <w:left w:w="0" w:type="dxa"/>
+              <w:right w:w="0" w:type="dxa"/>
+            </w:tcMar>
+            <w:vAlign w:val="center"/>
+          </w:tcPr>
+          <w:p>
+            <w:pPr>
+              <w:pStyle w:val="Normal"/>
+              <w:jc w:val="center"/>
+              <w:pBdr>
+                <w:bottom w:val="none" w:sz="0" w:space="0" w:color="000000"/>
+                <w:top w:val="none" w:sz="0" w:space="0" w:color="000000"/>
+                <w:left w:val="none" w:sz="0" w:space="0" w:color="000000"/>
+                <w:right w:val="none" w:sz="0" w:space="0" w:color="000000"/>
+              </w:pBdr>
+              <w:spacing w:after="100" w:before="100" w:line="240"/>
+              <w:ind w:left="100" w:right="100" w:firstLine="0" w:firstLineChars="0"/>
+              <w:rPr>
+                <w:rFonts w:ascii="Helvetica" w:hAnsi="Helvetica" w:eastAsia="Helvetica" w:cs="Helvetica"/>
+                <w:i w:val="false"/>
+                <w:b w:val="false"/>
+                <w:u w:val="none"/>
+                <w:sz w:val="18"/>
+                <w:szCs w:val="18"/>
+                <w:color w:val="000000"/>
+              </w:rPr>
+            </w:pPr>
+            <w:r>
+              <w:rPr>
+                <w:rFonts w:ascii="Helvetica" w:hAnsi="Helvetica" w:eastAsia="Helvetica" w:cs="Helvetica"/>
+                <w:i w:val="false"/>
+                <w:b w:val="false"/>
+                <w:u w:val="none"/>
+                <w:sz w:val="18"/>
+                <w:szCs w:val="18"/>
+                <w:color w:val="000000"/>
+              </w:rPr>
+              <w:t xml:space="preserve">4.5</w:t>
+            </w:r>
+          </w:p>
+        </w:tc>
+        <w:tc>
+          <w:tcPr>
+            <w:tcBorders>
+              <w:bottom w:val="none" w:sz="0" w:space="0" w:color="000000"/>
+              <w:top w:val="none" w:sz="0" w:space="0" w:color="000000"/>
+              <w:left w:val="none" w:sz="0" w:space="0" w:color="000000"/>
+              <w:right w:val="none" w:sz="0" w:space="0" w:color="000000"/>
+            </w:tcBorders>
             <w:shd w:val="clear" w:color="auto" w:fill="F03B20"/>
             <w:tcMar>
               <w:top w:w="0" w:type="dxa"/>
@@ -4661,7 +4873,113 @@
                 <w:szCs w:val="18"/>
                 <w:color w:val="FFFFFF"/>
               </w:rPr>
-              <w:t xml:space="preserve">14.6</w:t>
+              <w:t xml:space="preserve">16.3</w:t>
+            </w:r>
+          </w:p>
+        </w:tc>
+        <w:tc>
+          <w:tcPr>
+            <w:tcBorders>
+              <w:bottom w:val="none" w:sz="0" w:space="0" w:color="000000"/>
+              <w:top w:val="none" w:sz="0" w:space="0" w:color="000000"/>
+              <w:left w:val="none" w:sz="0" w:space="0" w:color="000000"/>
+              <w:right w:val="none" w:sz="0" w:space="0" w:color="000000"/>
+            </w:tcBorders>
+            <w:shd w:val="clear" w:color="auto" w:fill="FEB24C"/>
+            <w:tcMar>
+              <w:top w:w="0" w:type="dxa"/>
+              <w:bottom w:w="0" w:type="dxa"/>
+              <w:left w:w="0" w:type="dxa"/>
+              <w:right w:w="0" w:type="dxa"/>
+            </w:tcMar>
+            <w:vAlign w:val="center"/>
+          </w:tcPr>
+          <w:p>
+            <w:pPr>
+              <w:pStyle w:val="Normal"/>
+              <w:jc w:val="center"/>
+              <w:pBdr>
+                <w:bottom w:val="none" w:sz="0" w:space="0" w:color="000000"/>
+                <w:top w:val="none" w:sz="0" w:space="0" w:color="000000"/>
+                <w:left w:val="none" w:sz="0" w:space="0" w:color="000000"/>
+                <w:right w:val="none" w:sz="0" w:space="0" w:color="000000"/>
+              </w:pBdr>
+              <w:spacing w:after="100" w:before="100" w:line="240"/>
+              <w:ind w:left="100" w:right="100" w:firstLine="0" w:firstLineChars="0"/>
+              <w:rPr>
+                <w:rFonts w:ascii="Helvetica" w:hAnsi="Helvetica" w:eastAsia="Helvetica" w:cs="Helvetica"/>
+                <w:i w:val="false"/>
+                <w:b w:val="false"/>
+                <w:u w:val="none"/>
+                <w:sz w:val="18"/>
+                <w:szCs w:val="18"/>
+                <w:color w:val="000000"/>
+              </w:rPr>
+            </w:pPr>
+            <w:r>
+              <w:rPr>
+                <w:rFonts w:ascii="Helvetica" w:hAnsi="Helvetica" w:eastAsia="Helvetica" w:cs="Helvetica"/>
+                <w:i w:val="false"/>
+                <w:b w:val="false"/>
+                <w:u w:val="none"/>
+                <w:sz w:val="18"/>
+                <w:szCs w:val="18"/>
+                <w:color w:val="000000"/>
+              </w:rPr>
+              <w:t xml:space="preserve">8.1</w:t>
+            </w:r>
+          </w:p>
+        </w:tc>
+        <w:tc>
+          <w:tcPr>
+            <w:tcBorders>
+              <w:bottom w:val="none" w:sz="0" w:space="0" w:color="000000"/>
+              <w:top w:val="none" w:sz="0" w:space="0" w:color="000000"/>
+              <w:left w:val="none" w:sz="0" w:space="0" w:color="000000"/>
+              <w:right w:val="none" w:sz="0" w:space="0" w:color="000000"/>
+            </w:tcBorders>
+            <w:shd w:val="clear" w:color="auto" w:fill="FFEDA0"/>
+            <w:tcMar>
+              <w:top w:w="0" w:type="dxa"/>
+              <w:bottom w:w="0" w:type="dxa"/>
+              <w:left w:w="0" w:type="dxa"/>
+              <w:right w:w="0" w:type="dxa"/>
+            </w:tcMar>
+            <w:vAlign w:val="center"/>
+          </w:tcPr>
+          <w:p>
+            <w:pPr>
+              <w:pStyle w:val="Normal"/>
+              <w:jc w:val="center"/>
+              <w:pBdr>
+                <w:bottom w:val="none" w:sz="0" w:space="0" w:color="000000"/>
+                <w:top w:val="none" w:sz="0" w:space="0" w:color="000000"/>
+                <w:left w:val="none" w:sz="0" w:space="0" w:color="000000"/>
+                <w:right w:val="none" w:sz="0" w:space="0" w:color="000000"/>
+              </w:pBdr>
+              <w:spacing w:after="100" w:before="100" w:line="240"/>
+              <w:ind w:left="100" w:right="100" w:firstLine="0" w:firstLineChars="0"/>
+              <w:rPr>
+                <w:rFonts w:ascii="Helvetica" w:hAnsi="Helvetica" w:eastAsia="Helvetica" w:cs="Helvetica"/>
+                <w:i w:val="false"/>
+                <w:b w:val="false"/>
+                <w:u w:val="none"/>
+                <w:sz w:val="18"/>
+                <w:szCs w:val="18"/>
+                <w:color w:val="000000"/>
+              </w:rPr>
+            </w:pPr>
+            <w:r>
+              <w:rPr>
+                <w:rFonts w:ascii="Helvetica" w:hAnsi="Helvetica" w:eastAsia="Helvetica" w:cs="Helvetica"/>
+                <w:i w:val="false"/>
+                <w:b w:val="false"/>
+                <w:u w:val="none"/>
+                <w:sz w:val="18"/>
+                <w:szCs w:val="18"/>
+                <w:color w:val="000000"/>
+              </w:rPr>
+              <w:t xml:space="preserve">4.8</w:t>
             </w:r>
           </w:p>
         </w:tc>
@@ -4714,7 +5032,219 @@
                 <w:szCs w:val="18"/>
                 <w:color w:val="FFFFFF"/>
               </w:rPr>
-              <w:t xml:space="preserve">17.4</w:t>
+              <w:t xml:space="preserve">10.5</w:t>
+            </w:r>
+          </w:p>
+        </w:tc>
+        <w:tc>
+          <w:tcPr>
+            <w:tcBorders>
+              <w:bottom w:val="none" w:sz="0" w:space="0" w:color="000000"/>
+              <w:top w:val="none" w:sz="0" w:space="0" w:color="000000"/>
+              <w:left w:val="none" w:sz="0" w:space="0" w:color="000000"/>
+              <w:right w:val="none" w:sz="0" w:space="0" w:color="000000"/>
+            </w:tcBorders>
+            <w:shd w:val="clear" w:color="auto" w:fill="FFEDA0"/>
+            <w:tcMar>
+              <w:top w:w="0" w:type="dxa"/>
+              <w:bottom w:w="0" w:type="dxa"/>
+              <w:left w:w="0" w:type="dxa"/>
+              <w:right w:w="0" w:type="dxa"/>
+            </w:tcMar>
+            <w:vAlign w:val="center"/>
+          </w:tcPr>
+          <w:p>
+            <w:pPr>
+              <w:pStyle w:val="Normal"/>
+              <w:jc w:val="center"/>
+              <w:pBdr>
+                <w:bottom w:val="none" w:sz="0" w:space="0" w:color="000000"/>
+                <w:top w:val="none" w:sz="0" w:space="0" w:color="000000"/>
+                <w:left w:val="none" w:sz="0" w:space="0" w:color="000000"/>
+                <w:right w:val="none" w:sz="0" w:space="0" w:color="000000"/>
+              </w:pBdr>
+              <w:spacing w:after="100" w:before="100" w:line="240"/>
+              <w:ind w:left="100" w:right="100" w:firstLine="0" w:firstLineChars="0"/>
+              <w:rPr>
+                <w:rFonts w:ascii="Helvetica" w:hAnsi="Helvetica" w:eastAsia="Helvetica" w:cs="Helvetica"/>
+                <w:i w:val="false"/>
+                <w:b w:val="false"/>
+                <w:u w:val="none"/>
+                <w:sz w:val="18"/>
+                <w:szCs w:val="18"/>
+                <w:color w:val="000000"/>
+              </w:rPr>
+            </w:pPr>
+            <w:r>
+              <w:rPr>
+                <w:rFonts w:ascii="Helvetica" w:hAnsi="Helvetica" w:eastAsia="Helvetica" w:cs="Helvetica"/>
+                <w:i w:val="false"/>
+                <w:b w:val="false"/>
+                <w:u w:val="none"/>
+                <w:sz w:val="18"/>
+                <w:szCs w:val="18"/>
+                <w:color w:val="000000"/>
+              </w:rPr>
+              <w:t xml:space="preserve">4.9</w:t>
+            </w:r>
+          </w:p>
+        </w:tc>
+        <w:tc>
+          <w:tcPr>
+            <w:tcBorders>
+              <w:bottom w:val="none" w:sz="0" w:space="0" w:color="000000"/>
+              <w:top w:val="none" w:sz="0" w:space="0" w:color="000000"/>
+              <w:left w:val="none" w:sz="0" w:space="0" w:color="000000"/>
+              <w:right w:val="none" w:sz="0" w:space="0" w:color="000000"/>
+            </w:tcBorders>
+            <w:shd w:val="clear" w:color="auto" w:fill="FEB24C"/>
+            <w:tcMar>
+              <w:top w:w="0" w:type="dxa"/>
+              <w:bottom w:w="0" w:type="dxa"/>
+              <w:left w:w="0" w:type="dxa"/>
+              <w:right w:w="0" w:type="dxa"/>
+            </w:tcMar>
+            <w:vAlign w:val="center"/>
+          </w:tcPr>
+          <w:p>
+            <w:pPr>
+              <w:pStyle w:val="Normal"/>
+              <w:jc w:val="center"/>
+              <w:pBdr>
+                <w:bottom w:val="none" w:sz="0" w:space="0" w:color="000000"/>
+                <w:top w:val="none" w:sz="0" w:space="0" w:color="000000"/>
+                <w:left w:val="none" w:sz="0" w:space="0" w:color="000000"/>
+                <w:right w:val="none" w:sz="0" w:space="0" w:color="000000"/>
+              </w:pBdr>
+              <w:spacing w:after="100" w:before="100" w:line="240"/>
+              <w:ind w:left="100" w:right="100" w:firstLine="0" w:firstLineChars="0"/>
+              <w:rPr>
+                <w:rFonts w:ascii="Helvetica" w:hAnsi="Helvetica" w:eastAsia="Helvetica" w:cs="Helvetica"/>
+                <w:i w:val="false"/>
+                <w:b w:val="false"/>
+                <w:u w:val="none"/>
+                <w:sz w:val="18"/>
+                <w:szCs w:val="18"/>
+                <w:color w:val="000000"/>
+              </w:rPr>
+            </w:pPr>
+            <w:r>
+              <w:rPr>
+                <w:rFonts w:ascii="Helvetica" w:hAnsi="Helvetica" w:eastAsia="Helvetica" w:cs="Helvetica"/>
+                <w:i w:val="false"/>
+                <w:b w:val="false"/>
+                <w:u w:val="none"/>
+                <w:sz w:val="18"/>
+                <w:szCs w:val="18"/>
+                <w:color w:val="000000"/>
+              </w:rPr>
+              <w:t xml:space="preserve">6.0</w:t>
+            </w:r>
+          </w:p>
+        </w:tc>
+        <w:tc>
+          <w:tcPr>
+            <w:tcBorders>
+              <w:bottom w:val="none" w:sz="0" w:space="0" w:color="000000"/>
+              <w:top w:val="none" w:sz="0" w:space="0" w:color="000000"/>
+              <w:left w:val="none" w:sz="0" w:space="0" w:color="000000"/>
+              <w:right w:val="none" w:sz="0" w:space="0" w:color="000000"/>
+            </w:tcBorders>
+            <w:shd w:val="clear" w:color="auto" w:fill="6A51A3"/>
+            <w:tcMar>
+              <w:top w:w="0" w:type="dxa"/>
+              <w:bottom w:w="0" w:type="dxa"/>
+              <w:left w:w="0" w:type="dxa"/>
+              <w:right w:w="0" w:type="dxa"/>
+            </w:tcMar>
+            <w:vAlign w:val="center"/>
+          </w:tcPr>
+          <w:p>
+            <w:pPr>
+              <w:pStyle w:val="Normal"/>
+              <w:jc w:val="center"/>
+              <w:pBdr>
+                <w:bottom w:val="none" w:sz="0" w:space="0" w:color="000000"/>
+                <w:top w:val="none" w:sz="0" w:space="0" w:color="000000"/>
+                <w:left w:val="none" w:sz="0" w:space="0" w:color="000000"/>
+                <w:right w:val="none" w:sz="0" w:space="0" w:color="000000"/>
+              </w:pBdr>
+              <w:spacing w:after="100" w:before="100" w:line="240"/>
+              <w:ind w:left="100" w:right="100" w:firstLine="0" w:firstLineChars="0"/>
+              <w:rPr>
+                <w:rFonts w:ascii="Helvetica" w:hAnsi="Helvetica" w:eastAsia="Helvetica" w:cs="Helvetica"/>
+                <w:i w:val="false"/>
+                <w:b w:val="false"/>
+                <w:u w:val="none"/>
+                <w:sz w:val="18"/>
+                <w:szCs w:val="18"/>
+                <w:color w:val="FFFFFF"/>
+              </w:rPr>
+            </w:pPr>
+            <w:r>
+              <w:rPr>
+                <w:rFonts w:ascii="Helvetica" w:hAnsi="Helvetica" w:eastAsia="Helvetica" w:cs="Helvetica"/>
+                <w:i w:val="false"/>
+                <w:b w:val="false"/>
+                <w:u w:val="none"/>
+                <w:sz w:val="18"/>
+                <w:szCs w:val="18"/>
+                <w:color w:val="FFFFFF"/>
+              </w:rPr>
+              <w:t xml:space="preserve">21.4</w:t>
+            </w:r>
+          </w:p>
+        </w:tc>
+        <w:tc>
+          <w:tcPr>
+            <w:tcBorders>
+              <w:bottom w:val="none" w:sz="0" w:space="0" w:color="000000"/>
+              <w:top w:val="none" w:sz="0" w:space="0" w:color="000000"/>
+              <w:left w:val="none" w:sz="0" w:space="0" w:color="000000"/>
+              <w:right w:val="none" w:sz="0" w:space="0" w:color="000000"/>
+            </w:tcBorders>
+            <w:shd w:val="clear" w:color="auto" w:fill="FEB24C"/>
+            <w:tcMar>
+              <w:top w:w="0" w:type="dxa"/>
+              <w:bottom w:w="0" w:type="dxa"/>
+              <w:left w:w="0" w:type="dxa"/>
+              <w:right w:w="0" w:type="dxa"/>
+            </w:tcMar>
+            <w:vAlign w:val="center"/>
+          </w:tcPr>
+          <w:p>
+            <w:pPr>
+              <w:pStyle w:val="Normal"/>
+              <w:jc w:val="center"/>
+              <w:pBdr>
+                <w:bottom w:val="none" w:sz="0" w:space="0" w:color="000000"/>
+                <w:top w:val="none" w:sz="0" w:space="0" w:color="000000"/>
+                <w:left w:val="none" w:sz="0" w:space="0" w:color="000000"/>
+                <w:right w:val="none" w:sz="0" w:space="0" w:color="000000"/>
+              </w:pBdr>
+              <w:spacing w:after="100" w:before="100" w:line="240"/>
+              <w:ind w:left="100" w:right="100" w:firstLine="0" w:firstLineChars="0"/>
+              <w:rPr>
+                <w:rFonts w:ascii="Helvetica" w:hAnsi="Helvetica" w:eastAsia="Helvetica" w:cs="Helvetica"/>
+                <w:i w:val="false"/>
+                <w:b w:val="false"/>
+                <w:u w:val="none"/>
+                <w:sz w:val="18"/>
+                <w:szCs w:val="18"/>
+                <w:color w:val="000000"/>
+              </w:rPr>
+            </w:pPr>
+            <w:r>
+              <w:rPr>
+                <w:rFonts w:ascii="Helvetica" w:hAnsi="Helvetica" w:eastAsia="Helvetica" w:cs="Helvetica"/>
+                <w:i w:val="false"/>
+                <w:b w:val="false"/>
+                <w:u w:val="none"/>
+                <w:sz w:val="18"/>
+                <w:szCs w:val="18"/>
+                <w:color w:val="000000"/>
+              </w:rPr>
+              <w:t xml:space="preserve">5.5</w:t>
             </w:r>
           </w:p>
         </w:tc>
@@ -4767,537 +5297,7 @@
                 <w:szCs w:val="18"/>
                 <w:color w:val="FFFFFF"/>
               </w:rPr>
-              <w:t xml:space="preserve">11.7</w:t>
-            </w:r>
-          </w:p>
-        </w:tc>
-        <w:tc>
-          <w:tcPr>
-            <w:tcBorders>
-              <w:bottom w:val="none" w:sz="0" w:space="0" w:color="000000"/>
-              <w:top w:val="none" w:sz="0" w:space="0" w:color="000000"/>
-              <w:left w:val="none" w:sz="0" w:space="0" w:color="000000"/>
-              <w:right w:val="none" w:sz="0" w:space="0" w:color="000000"/>
-            </w:tcBorders>
-            <w:shd w:val="clear" w:color="auto" w:fill="6A51A3"/>
-            <w:tcMar>
-              <w:top w:w="0" w:type="dxa"/>
-              <w:bottom w:w="0" w:type="dxa"/>
-              <w:left w:w="0" w:type="dxa"/>
-              <w:right w:w="0" w:type="dxa"/>
-            </w:tcMar>
-            <w:vAlign w:val="center"/>
-          </w:tcPr>
-          <w:p>
-            <w:pPr>
-              <w:pStyle w:val="Normal"/>
-              <w:jc w:val="center"/>
-              <w:pBdr>
-                <w:bottom w:val="none" w:sz="0" w:space="0" w:color="000000"/>
-                <w:top w:val="none" w:sz="0" w:space="0" w:color="000000"/>
-                <w:left w:val="none" w:sz="0" w:space="0" w:color="000000"/>
-                <w:right w:val="none" w:sz="0" w:space="0" w:color="000000"/>
-              </w:pBdr>
-              <w:spacing w:after="100" w:before="100" w:line="240"/>
-              <w:ind w:left="100" w:right="100" w:firstLine="0" w:firstLineChars="0"/>
-              <w:rPr>
-                <w:rFonts w:ascii="Helvetica" w:hAnsi="Helvetica" w:eastAsia="Helvetica" w:cs="Helvetica"/>
-                <w:i w:val="false"/>
-                <w:b w:val="false"/>
-                <w:u w:val="none"/>
-                <w:sz w:val="18"/>
-                <w:szCs w:val="18"/>
-                <w:color w:val="FFFFFF"/>
-              </w:rPr>
-            </w:pPr>
-            <w:r>
-              <w:rPr>
-                <w:rFonts w:ascii="Helvetica" w:hAnsi="Helvetica" w:eastAsia="Helvetica" w:cs="Helvetica"/>
-                <w:i w:val="false"/>
-                <w:b w:val="false"/>
-                <w:u w:val="none"/>
-                <w:sz w:val="18"/>
-                <w:szCs w:val="18"/>
-                <w:color w:val="FFFFFF"/>
-              </w:rPr>
-              <w:t xml:space="preserve">27.3</w:t>
-            </w:r>
-          </w:p>
-        </w:tc>
-        <w:tc>
-          <w:tcPr>
-            <w:tcBorders>
-              <w:bottom w:val="none" w:sz="0" w:space="0" w:color="000000"/>
-              <w:top w:val="none" w:sz="0" w:space="0" w:color="000000"/>
-              <w:left w:val="none" w:sz="0" w:space="0" w:color="000000"/>
-              <w:right w:val="none" w:sz="0" w:space="0" w:color="000000"/>
-            </w:tcBorders>
-            <w:shd w:val="clear" w:color="auto" w:fill="F03B20"/>
-            <w:tcMar>
-              <w:top w:w="0" w:type="dxa"/>
-              <w:bottom w:w="0" w:type="dxa"/>
-              <w:left w:w="0" w:type="dxa"/>
-              <w:right w:w="0" w:type="dxa"/>
-            </w:tcMar>
-            <w:vAlign w:val="center"/>
-          </w:tcPr>
-          <w:p>
-            <w:pPr>
-              <w:pStyle w:val="Normal"/>
-              <w:jc w:val="center"/>
-              <w:pBdr>
-                <w:bottom w:val="none" w:sz="0" w:space="0" w:color="000000"/>
-                <w:top w:val="none" w:sz="0" w:space="0" w:color="000000"/>
-                <w:left w:val="none" w:sz="0" w:space="0" w:color="000000"/>
-                <w:right w:val="none" w:sz="0" w:space="0" w:color="000000"/>
-              </w:pBdr>
-              <w:spacing w:after="100" w:before="100" w:line="240"/>
-              <w:ind w:left="100" w:right="100" w:firstLine="0" w:firstLineChars="0"/>
-              <w:rPr>
-                <w:rFonts w:ascii="Helvetica" w:hAnsi="Helvetica" w:eastAsia="Helvetica" w:cs="Helvetica"/>
-                <w:i w:val="false"/>
-                <w:b w:val="false"/>
-                <w:u w:val="none"/>
-                <w:sz w:val="18"/>
-                <w:szCs w:val="18"/>
-                <w:color w:val="FFFFFF"/>
-              </w:rPr>
-            </w:pPr>
-            <w:r>
-              <w:rPr>
-                <w:rFonts w:ascii="Helvetica" w:hAnsi="Helvetica" w:eastAsia="Helvetica" w:cs="Helvetica"/>
-                <w:i w:val="false"/>
-                <w:b w:val="false"/>
-                <w:u w:val="none"/>
-                <w:sz w:val="18"/>
-                <w:szCs w:val="18"/>
-                <w:color w:val="FFFFFF"/>
-              </w:rPr>
-              <w:t xml:space="preserve">16.3</w:t>
-            </w:r>
-          </w:p>
-        </w:tc>
-        <w:tc>
-          <w:tcPr>
-            <w:tcBorders>
-              <w:bottom w:val="none" w:sz="0" w:space="0" w:color="000000"/>
-              <w:top w:val="none" w:sz="0" w:space="0" w:color="000000"/>
-              <w:left w:val="none" w:sz="0" w:space="0" w:color="000000"/>
-              <w:right w:val="none" w:sz="0" w:space="0" w:color="000000"/>
-            </w:tcBorders>
-            <w:shd w:val="clear" w:color="auto" w:fill="F03B20"/>
-            <w:tcMar>
-              <w:top w:w="0" w:type="dxa"/>
-              <w:bottom w:w="0" w:type="dxa"/>
-              <w:left w:w="0" w:type="dxa"/>
-              <w:right w:w="0" w:type="dxa"/>
-            </w:tcMar>
-            <w:vAlign w:val="center"/>
-          </w:tcPr>
-          <w:p>
-            <w:pPr>
-              <w:pStyle w:val="Normal"/>
-              <w:jc w:val="center"/>
-              <w:pBdr>
-                <w:bottom w:val="none" w:sz="0" w:space="0" w:color="000000"/>
-                <w:top w:val="none" w:sz="0" w:space="0" w:color="000000"/>
-                <w:left w:val="none" w:sz="0" w:space="0" w:color="000000"/>
-                <w:right w:val="none" w:sz="0" w:space="0" w:color="000000"/>
-              </w:pBdr>
-              <w:spacing w:after="100" w:before="100" w:line="240"/>
-              <w:ind w:left="100" w:right="100" w:firstLine="0" w:firstLineChars="0"/>
-              <w:rPr>
-                <w:rFonts w:ascii="Helvetica" w:hAnsi="Helvetica" w:eastAsia="Helvetica" w:cs="Helvetica"/>
-                <w:i w:val="false"/>
-                <w:b w:val="false"/>
-                <w:u w:val="none"/>
-                <w:sz w:val="18"/>
-                <w:szCs w:val="18"/>
-                <w:color w:val="FFFFFF"/>
-              </w:rPr>
-            </w:pPr>
-            <w:r>
-              <w:rPr>
-                <w:rFonts w:ascii="Helvetica" w:hAnsi="Helvetica" w:eastAsia="Helvetica" w:cs="Helvetica"/>
-                <w:i w:val="false"/>
-                <w:b w:val="false"/>
-                <w:u w:val="none"/>
-                <w:sz w:val="18"/>
-                <w:szCs w:val="18"/>
-                <w:color w:val="FFFFFF"/>
-              </w:rPr>
-              <w:t xml:space="preserve">16.1</w:t>
-            </w:r>
-          </w:p>
-        </w:tc>
-        <w:tc>
-          <w:tcPr>
-            <w:tcBorders>
-              <w:bottom w:val="none" w:sz="0" w:space="0" w:color="000000"/>
-              <w:top w:val="none" w:sz="0" w:space="0" w:color="000000"/>
-              <w:left w:val="none" w:sz="0" w:space="0" w:color="000000"/>
-              <w:right w:val="none" w:sz="0" w:space="0" w:color="000000"/>
-            </w:tcBorders>
-            <w:shd w:val="clear" w:color="auto" w:fill="FEB24C"/>
-            <w:tcMar>
-              <w:top w:w="0" w:type="dxa"/>
-              <w:bottom w:w="0" w:type="dxa"/>
-              <w:left w:w="0" w:type="dxa"/>
-              <w:right w:w="0" w:type="dxa"/>
-            </w:tcMar>
-            <w:vAlign w:val="center"/>
-          </w:tcPr>
-          <w:p>
-            <w:pPr>
-              <w:pStyle w:val="Normal"/>
-              <w:jc w:val="center"/>
-              <w:pBdr>
-                <w:bottom w:val="none" w:sz="0" w:space="0" w:color="000000"/>
-                <w:top w:val="none" w:sz="0" w:space="0" w:color="000000"/>
-                <w:left w:val="none" w:sz="0" w:space="0" w:color="000000"/>
-                <w:right w:val="none" w:sz="0" w:space="0" w:color="000000"/>
-              </w:pBdr>
-              <w:spacing w:after="100" w:before="100" w:line="240"/>
-              <w:ind w:left="100" w:right="100" w:firstLine="0" w:firstLineChars="0"/>
-              <w:rPr>
-                <w:rFonts w:ascii="Helvetica" w:hAnsi="Helvetica" w:eastAsia="Helvetica" w:cs="Helvetica"/>
-                <w:i w:val="false"/>
-                <w:b w:val="false"/>
-                <w:u w:val="none"/>
-                <w:sz w:val="18"/>
-                <w:szCs w:val="18"/>
-                <w:color w:val="000000"/>
-              </w:rPr>
-            </w:pPr>
-            <w:r>
-              <w:rPr>
-                <w:rFonts w:ascii="Helvetica" w:hAnsi="Helvetica" w:eastAsia="Helvetica" w:cs="Helvetica"/>
-                <w:i w:val="false"/>
-                <w:b w:val="false"/>
-                <w:u w:val="none"/>
-                <w:sz w:val="18"/>
-                <w:szCs w:val="18"/>
-                <w:color w:val="000000"/>
-              </w:rPr>
-              <w:t xml:space="preserve">9.5</w:t>
-            </w:r>
-          </w:p>
-        </w:tc>
-        <w:tc>
-          <w:tcPr>
-            <w:tcBorders>
-              <w:bottom w:val="none" w:sz="0" w:space="0" w:color="000000"/>
-              <w:top w:val="none" w:sz="0" w:space="0" w:color="000000"/>
-              <w:left w:val="none" w:sz="0" w:space="0" w:color="000000"/>
-              <w:right w:val="none" w:sz="0" w:space="0" w:color="000000"/>
-            </w:tcBorders>
-            <w:shd w:val="clear" w:color="auto" w:fill="F03B20"/>
-            <w:tcMar>
-              <w:top w:w="0" w:type="dxa"/>
-              <w:bottom w:w="0" w:type="dxa"/>
-              <w:left w:w="0" w:type="dxa"/>
-              <w:right w:w="0" w:type="dxa"/>
-            </w:tcMar>
-            <w:vAlign w:val="center"/>
-          </w:tcPr>
-          <w:p>
-            <w:pPr>
-              <w:pStyle w:val="Normal"/>
-              <w:jc w:val="center"/>
-              <w:pBdr>
-                <w:bottom w:val="none" w:sz="0" w:space="0" w:color="000000"/>
-                <w:top w:val="none" w:sz="0" w:space="0" w:color="000000"/>
-                <w:left w:val="none" w:sz="0" w:space="0" w:color="000000"/>
-                <w:right w:val="none" w:sz="0" w:space="0" w:color="000000"/>
-              </w:pBdr>
-              <w:spacing w:after="100" w:before="100" w:line="240"/>
-              <w:ind w:left="100" w:right="100" w:firstLine="0" w:firstLineChars="0"/>
-              <w:rPr>
-                <w:rFonts w:ascii="Helvetica" w:hAnsi="Helvetica" w:eastAsia="Helvetica" w:cs="Helvetica"/>
-                <w:i w:val="false"/>
-                <w:b w:val="false"/>
-                <w:u w:val="none"/>
-                <w:sz w:val="18"/>
-                <w:szCs w:val="18"/>
-                <w:color w:val="FFFFFF"/>
-              </w:rPr>
-            </w:pPr>
-            <w:r>
-              <w:rPr>
-                <w:rFonts w:ascii="Helvetica" w:hAnsi="Helvetica" w:eastAsia="Helvetica" w:cs="Helvetica"/>
-                <w:i w:val="false"/>
-                <w:b w:val="false"/>
-                <w:u w:val="none"/>
-                <w:sz w:val="18"/>
-                <w:szCs w:val="18"/>
-                <w:color w:val="FFFFFF"/>
-              </w:rPr>
-              <w:t xml:space="preserve">16.3</w:t>
-            </w:r>
-          </w:p>
-        </w:tc>
-        <w:tc>
-          <w:tcPr>
-            <w:tcBorders>
-              <w:bottom w:val="none" w:sz="0" w:space="0" w:color="000000"/>
-              <w:top w:val="none" w:sz="0" w:space="0" w:color="000000"/>
-              <w:left w:val="none" w:sz="0" w:space="0" w:color="000000"/>
-              <w:right w:val="none" w:sz="0" w:space="0" w:color="000000"/>
-            </w:tcBorders>
-            <w:shd w:val="clear" w:color="auto" w:fill="FEB24C"/>
-            <w:tcMar>
-              <w:top w:w="0" w:type="dxa"/>
-              <w:bottom w:w="0" w:type="dxa"/>
-              <w:left w:w="0" w:type="dxa"/>
-              <w:right w:w="0" w:type="dxa"/>
-            </w:tcMar>
-            <w:vAlign w:val="center"/>
-          </w:tcPr>
-          <w:p>
-            <w:pPr>
-              <w:pStyle w:val="Normal"/>
-              <w:jc w:val="center"/>
-              <w:pBdr>
-                <w:bottom w:val="none" w:sz="0" w:space="0" w:color="000000"/>
-                <w:top w:val="none" w:sz="0" w:space="0" w:color="000000"/>
-                <w:left w:val="none" w:sz="0" w:space="0" w:color="000000"/>
-                <w:right w:val="none" w:sz="0" w:space="0" w:color="000000"/>
-              </w:pBdr>
-              <w:spacing w:after="100" w:before="100" w:line="240"/>
-              <w:ind w:left="100" w:right="100" w:firstLine="0" w:firstLineChars="0"/>
-              <w:rPr>
-                <w:rFonts w:ascii="Helvetica" w:hAnsi="Helvetica" w:eastAsia="Helvetica" w:cs="Helvetica"/>
-                <w:i w:val="false"/>
-                <w:b w:val="false"/>
-                <w:u w:val="none"/>
-                <w:sz w:val="18"/>
-                <w:szCs w:val="18"/>
-                <w:color w:val="000000"/>
-              </w:rPr>
-            </w:pPr>
-            <w:r>
-              <w:rPr>
-                <w:rFonts w:ascii="Helvetica" w:hAnsi="Helvetica" w:eastAsia="Helvetica" w:cs="Helvetica"/>
-                <w:i w:val="false"/>
-                <w:b w:val="false"/>
-                <w:u w:val="none"/>
-                <w:sz w:val="18"/>
-                <w:szCs w:val="18"/>
-                <w:color w:val="000000"/>
-              </w:rPr>
-              <w:t xml:space="preserve">8.8</w:t>
-            </w:r>
-          </w:p>
-        </w:tc>
-        <w:tc>
-          <w:tcPr>
-            <w:tcBorders>
-              <w:bottom w:val="none" w:sz="0" w:space="0" w:color="000000"/>
-              <w:top w:val="none" w:sz="0" w:space="0" w:color="000000"/>
-              <w:left w:val="none" w:sz="0" w:space="0" w:color="000000"/>
-              <w:right w:val="none" w:sz="0" w:space="0" w:color="000000"/>
-            </w:tcBorders>
-            <w:shd w:val="clear" w:color="auto" w:fill="F03B20"/>
-            <w:tcMar>
-              <w:top w:w="0" w:type="dxa"/>
-              <w:bottom w:w="0" w:type="dxa"/>
-              <w:left w:w="0" w:type="dxa"/>
-              <w:right w:w="0" w:type="dxa"/>
-            </w:tcMar>
-            <w:vAlign w:val="center"/>
-          </w:tcPr>
-          <w:p>
-            <w:pPr>
-              <w:pStyle w:val="Normal"/>
-              <w:jc w:val="center"/>
-              <w:pBdr>
-                <w:bottom w:val="none" w:sz="0" w:space="0" w:color="000000"/>
-                <w:top w:val="none" w:sz="0" w:space="0" w:color="000000"/>
-                <w:left w:val="none" w:sz="0" w:space="0" w:color="000000"/>
-                <w:right w:val="none" w:sz="0" w:space="0" w:color="000000"/>
-              </w:pBdr>
-              <w:spacing w:after="100" w:before="100" w:line="240"/>
-              <w:ind w:left="100" w:right="100" w:firstLine="0" w:firstLineChars="0"/>
-              <w:rPr>
-                <w:rFonts w:ascii="Helvetica" w:hAnsi="Helvetica" w:eastAsia="Helvetica" w:cs="Helvetica"/>
-                <w:i w:val="false"/>
-                <w:b w:val="false"/>
-                <w:u w:val="none"/>
-                <w:sz w:val="18"/>
-                <w:szCs w:val="18"/>
-                <w:color w:val="FFFFFF"/>
-              </w:rPr>
-            </w:pPr>
-            <w:r>
-              <w:rPr>
-                <w:rFonts w:ascii="Helvetica" w:hAnsi="Helvetica" w:eastAsia="Helvetica" w:cs="Helvetica"/>
-                <w:i w:val="false"/>
-                <w:b w:val="false"/>
-                <w:u w:val="none"/>
-                <w:sz w:val="18"/>
-                <w:szCs w:val="18"/>
-                <w:color w:val="FFFFFF"/>
-              </w:rPr>
-              <w:t xml:space="preserve">16.9</w:t>
-            </w:r>
-          </w:p>
-        </w:tc>
-        <w:tc>
-          <w:tcPr>
-            <w:tcBorders>
-              <w:bottom w:val="none" w:sz="0" w:space="0" w:color="000000"/>
-              <w:top w:val="none" w:sz="0" w:space="0" w:color="000000"/>
-              <w:left w:val="none" w:sz="0" w:space="0" w:color="000000"/>
-              <w:right w:val="none" w:sz="0" w:space="0" w:color="000000"/>
-            </w:tcBorders>
-            <w:shd w:val="clear" w:color="auto" w:fill="FEB24C"/>
-            <w:tcMar>
-              <w:top w:w="0" w:type="dxa"/>
-              <w:bottom w:w="0" w:type="dxa"/>
-              <w:left w:w="0" w:type="dxa"/>
-              <w:right w:w="0" w:type="dxa"/>
-            </w:tcMar>
-            <w:vAlign w:val="center"/>
-          </w:tcPr>
-          <w:p>
-            <w:pPr>
-              <w:pStyle w:val="Normal"/>
-              <w:jc w:val="center"/>
-              <w:pBdr>
-                <w:bottom w:val="none" w:sz="0" w:space="0" w:color="000000"/>
-                <w:top w:val="none" w:sz="0" w:space="0" w:color="000000"/>
-                <w:left w:val="none" w:sz="0" w:space="0" w:color="000000"/>
-                <w:right w:val="none" w:sz="0" w:space="0" w:color="000000"/>
-              </w:pBdr>
-              <w:spacing w:after="100" w:before="100" w:line="240"/>
-              <w:ind w:left="100" w:right="100" w:firstLine="0" w:firstLineChars="0"/>
-              <w:rPr>
-                <w:rFonts w:ascii="Helvetica" w:hAnsi="Helvetica" w:eastAsia="Helvetica" w:cs="Helvetica"/>
-                <w:i w:val="false"/>
-                <w:b w:val="false"/>
-                <w:u w:val="none"/>
-                <w:sz w:val="18"/>
-                <w:szCs w:val="18"/>
-                <w:color w:val="000000"/>
-              </w:rPr>
-            </w:pPr>
-            <w:r>
-              <w:rPr>
-                <w:rFonts w:ascii="Helvetica" w:hAnsi="Helvetica" w:eastAsia="Helvetica" w:cs="Helvetica"/>
-                <w:i w:val="false"/>
-                <w:b w:val="false"/>
-                <w:u w:val="none"/>
-                <w:sz w:val="18"/>
-                <w:szCs w:val="18"/>
-                <w:color w:val="000000"/>
-              </w:rPr>
-              <w:t xml:space="preserve">6.1</w:t>
-            </w:r>
-          </w:p>
-        </w:tc>
-        <w:tc>
-          <w:tcPr>
-            <w:tcBorders>
-              <w:bottom w:val="none" w:sz="0" w:space="0" w:color="000000"/>
-              <w:top w:val="none" w:sz="0" w:space="0" w:color="000000"/>
-              <w:left w:val="none" w:sz="0" w:space="0" w:color="000000"/>
-              <w:right w:val="none" w:sz="0" w:space="0" w:color="000000"/>
-            </w:tcBorders>
-            <w:shd w:val="clear" w:color="auto" w:fill="F03B20"/>
-            <w:tcMar>
-              <w:top w:w="0" w:type="dxa"/>
-              <w:bottom w:w="0" w:type="dxa"/>
-              <w:left w:w="0" w:type="dxa"/>
-              <w:right w:w="0" w:type="dxa"/>
-            </w:tcMar>
-            <w:vAlign w:val="center"/>
-          </w:tcPr>
-          <w:p>
-            <w:pPr>
-              <w:pStyle w:val="Normal"/>
-              <w:jc w:val="center"/>
-              <w:pBdr>
-                <w:bottom w:val="none" w:sz="0" w:space="0" w:color="000000"/>
-                <w:top w:val="none" w:sz="0" w:space="0" w:color="000000"/>
-                <w:left w:val="none" w:sz="0" w:space="0" w:color="000000"/>
-                <w:right w:val="none" w:sz="0" w:space="0" w:color="000000"/>
-              </w:pBdr>
-              <w:spacing w:after="100" w:before="100" w:line="240"/>
-              <w:ind w:left="100" w:right="100" w:firstLine="0" w:firstLineChars="0"/>
-              <w:rPr>
-                <w:rFonts w:ascii="Helvetica" w:hAnsi="Helvetica" w:eastAsia="Helvetica" w:cs="Helvetica"/>
-                <w:i w:val="false"/>
-                <w:b w:val="false"/>
-                <w:u w:val="none"/>
-                <w:sz w:val="18"/>
-                <w:szCs w:val="18"/>
-                <w:color w:val="FFFFFF"/>
-              </w:rPr>
-            </w:pPr>
-            <w:r>
-              <w:rPr>
-                <w:rFonts w:ascii="Helvetica" w:hAnsi="Helvetica" w:eastAsia="Helvetica" w:cs="Helvetica"/>
-                <w:i w:val="false"/>
-                <w:b w:val="false"/>
-                <w:u w:val="none"/>
-                <w:sz w:val="18"/>
-                <w:szCs w:val="18"/>
-                <w:color w:val="FFFFFF"/>
-              </w:rPr>
-              <w:t xml:space="preserve">15.3</w:t>
-            </w:r>
-          </w:p>
-        </w:tc>
-        <w:tc>
-          <w:tcPr>
-            <w:tcBorders>
-              <w:bottom w:val="none" w:sz="0" w:space="0" w:color="000000"/>
-              <w:top w:val="none" w:sz="0" w:space="0" w:color="000000"/>
-              <w:left w:val="none" w:sz="0" w:space="0" w:color="000000"/>
-              <w:right w:val="none" w:sz="0" w:space="0" w:color="000000"/>
-            </w:tcBorders>
-            <w:shd w:val="clear" w:color="auto" w:fill="F03B20"/>
-            <w:tcMar>
-              <w:top w:w="0" w:type="dxa"/>
-              <w:bottom w:w="0" w:type="dxa"/>
-              <w:left w:w="0" w:type="dxa"/>
-              <w:right w:w="0" w:type="dxa"/>
-            </w:tcMar>
-            <w:vAlign w:val="center"/>
-          </w:tcPr>
-          <w:p>
-            <w:pPr>
-              <w:pStyle w:val="Normal"/>
-              <w:jc w:val="center"/>
-              <w:pBdr>
-                <w:bottom w:val="none" w:sz="0" w:space="0" w:color="000000"/>
-                <w:top w:val="none" w:sz="0" w:space="0" w:color="000000"/>
-                <w:left w:val="none" w:sz="0" w:space="0" w:color="000000"/>
-                <w:right w:val="none" w:sz="0" w:space="0" w:color="000000"/>
-              </w:pBdr>
-              <w:spacing w:after="100" w:before="100" w:line="240"/>
-              <w:ind w:left="100" w:right="100" w:firstLine="0" w:firstLineChars="0"/>
-              <w:rPr>
-                <w:rFonts w:ascii="Helvetica" w:hAnsi="Helvetica" w:eastAsia="Helvetica" w:cs="Helvetica"/>
-                <w:i w:val="false"/>
-                <w:b w:val="false"/>
-                <w:u w:val="none"/>
-                <w:sz w:val="18"/>
-                <w:szCs w:val="18"/>
-                <w:color w:val="FFFFFF"/>
-              </w:rPr>
-            </w:pPr>
-            <w:r>
-              <w:rPr>
-                <w:rFonts w:ascii="Helvetica" w:hAnsi="Helvetica" w:eastAsia="Helvetica" w:cs="Helvetica"/>
-                <w:i w:val="false"/>
-                <w:b w:val="false"/>
-                <w:u w:val="none"/>
-                <w:sz w:val="18"/>
-                <w:szCs w:val="18"/>
-                <w:color w:val="FFFFFF"/>
-              </w:rPr>
-              <w:t xml:space="preserve">13.4</w:t>
+              <w:t xml:space="preserve">16.6</w:t>
             </w:r>
           </w:p>
         </w:tc>
@@ -5451,7 +5451,7 @@
                 <w:szCs w:val="18"/>
                 <w:color w:val="000000"/>
               </w:rPr>
-              <w:t xml:space="preserve">5.4</w:t>
+              <w:t xml:space="preserve">7.7</w:t>
             </w:r>
           </w:p>
         </w:tc>
@@ -5504,6 +5504,324 @@
                 <w:szCs w:val="18"/>
                 <w:color w:val="000000"/>
               </w:rPr>
+              <w:t xml:space="preserve">8.9</w:t>
+            </w:r>
+          </w:p>
+        </w:tc>
+        <w:tc>
+          <w:tcPr>
+            <w:tcBorders>
+              <w:bottom w:val="none" w:sz="0" w:space="0" w:color="000000"/>
+              <w:top w:val="none" w:sz="0" w:space="0" w:color="000000"/>
+              <w:left w:val="none" w:sz="0" w:space="0" w:color="000000"/>
+              <w:right w:val="none" w:sz="0" w:space="0" w:color="000000"/>
+            </w:tcBorders>
+            <w:shd w:val="clear" w:color="auto" w:fill="FEB24C"/>
+            <w:tcMar>
+              <w:top w:w="0" w:type="dxa"/>
+              <w:bottom w:w="0" w:type="dxa"/>
+              <w:left w:w="0" w:type="dxa"/>
+              <w:right w:w="0" w:type="dxa"/>
+            </w:tcMar>
+            <w:vAlign w:val="center"/>
+          </w:tcPr>
+          <w:p>
+            <w:pPr>
+              <w:pStyle w:val="Normal"/>
+              <w:jc w:val="center"/>
+              <w:pBdr>
+                <w:bottom w:val="none" w:sz="0" w:space="0" w:color="000000"/>
+                <w:top w:val="none" w:sz="0" w:space="0" w:color="000000"/>
+                <w:left w:val="none" w:sz="0" w:space="0" w:color="000000"/>
+                <w:right w:val="none" w:sz="0" w:space="0" w:color="000000"/>
+              </w:pBdr>
+              <w:spacing w:after="100" w:before="100" w:line="240"/>
+              <w:ind w:left="100" w:right="100" w:firstLine="0" w:firstLineChars="0"/>
+              <w:rPr>
+                <w:rFonts w:ascii="Helvetica" w:hAnsi="Helvetica" w:eastAsia="Helvetica" w:cs="Helvetica"/>
+                <w:i w:val="false"/>
+                <w:b w:val="false"/>
+                <w:u w:val="none"/>
+                <w:sz w:val="18"/>
+                <w:szCs w:val="18"/>
+                <w:color w:val="000000"/>
+              </w:rPr>
+            </w:pPr>
+            <w:r>
+              <w:rPr>
+                <w:rFonts w:ascii="Helvetica" w:hAnsi="Helvetica" w:eastAsia="Helvetica" w:cs="Helvetica"/>
+                <w:i w:val="false"/>
+                <w:b w:val="false"/>
+                <w:u w:val="none"/>
+                <w:sz w:val="18"/>
+                <w:szCs w:val="18"/>
+                <w:color w:val="000000"/>
+              </w:rPr>
+              <w:t xml:space="preserve">6.5</w:t>
+            </w:r>
+          </w:p>
+        </w:tc>
+        <w:tc>
+          <w:tcPr>
+            <w:tcBorders>
+              <w:bottom w:val="none" w:sz="0" w:space="0" w:color="000000"/>
+              <w:top w:val="none" w:sz="0" w:space="0" w:color="000000"/>
+              <w:left w:val="none" w:sz="0" w:space="0" w:color="000000"/>
+              <w:right w:val="none" w:sz="0" w:space="0" w:color="000000"/>
+            </w:tcBorders>
+            <w:shd w:val="clear" w:color="auto" w:fill="FFEDA0"/>
+            <w:tcMar>
+              <w:top w:w="0" w:type="dxa"/>
+              <w:bottom w:w="0" w:type="dxa"/>
+              <w:left w:w="0" w:type="dxa"/>
+              <w:right w:w="0" w:type="dxa"/>
+            </w:tcMar>
+            <w:vAlign w:val="center"/>
+          </w:tcPr>
+          <w:p>
+            <w:pPr>
+              <w:pStyle w:val="Normal"/>
+              <w:jc w:val="center"/>
+              <w:pBdr>
+                <w:bottom w:val="none" w:sz="0" w:space="0" w:color="000000"/>
+                <w:top w:val="none" w:sz="0" w:space="0" w:color="000000"/>
+                <w:left w:val="none" w:sz="0" w:space="0" w:color="000000"/>
+                <w:right w:val="none" w:sz="0" w:space="0" w:color="000000"/>
+              </w:pBdr>
+              <w:spacing w:after="100" w:before="100" w:line="240"/>
+              <w:ind w:left="100" w:right="100" w:firstLine="0" w:firstLineChars="0"/>
+              <w:rPr>
+                <w:rFonts w:ascii="Helvetica" w:hAnsi="Helvetica" w:eastAsia="Helvetica" w:cs="Helvetica"/>
+                <w:i w:val="false"/>
+                <w:b w:val="false"/>
+                <w:u w:val="none"/>
+                <w:sz w:val="18"/>
+                <w:szCs w:val="18"/>
+                <w:color w:val="000000"/>
+              </w:rPr>
+            </w:pPr>
+            <w:r>
+              <w:rPr>
+                <w:rFonts w:ascii="Helvetica" w:hAnsi="Helvetica" w:eastAsia="Helvetica" w:cs="Helvetica"/>
+                <w:i w:val="false"/>
+                <w:b w:val="false"/>
+                <w:u w:val="none"/>
+                <w:sz w:val="18"/>
+                <w:szCs w:val="18"/>
+                <w:color w:val="000000"/>
+              </w:rPr>
+              <w:t xml:space="preserve">0.0</w:t>
+            </w:r>
+          </w:p>
+        </w:tc>
+        <w:tc>
+          <w:tcPr>
+            <w:tcBorders>
+              <w:bottom w:val="none" w:sz="0" w:space="0" w:color="000000"/>
+              <w:top w:val="none" w:sz="0" w:space="0" w:color="000000"/>
+              <w:left w:val="none" w:sz="0" w:space="0" w:color="000000"/>
+              <w:right w:val="none" w:sz="0" w:space="0" w:color="000000"/>
+            </w:tcBorders>
+            <w:shd w:val="clear" w:color="auto" w:fill="F03B20"/>
+            <w:tcMar>
+              <w:top w:w="0" w:type="dxa"/>
+              <w:bottom w:w="0" w:type="dxa"/>
+              <w:left w:w="0" w:type="dxa"/>
+              <w:right w:w="0" w:type="dxa"/>
+            </w:tcMar>
+            <w:vAlign w:val="center"/>
+          </w:tcPr>
+          <w:p>
+            <w:pPr>
+              <w:pStyle w:val="Normal"/>
+              <w:jc w:val="center"/>
+              <w:pBdr>
+                <w:bottom w:val="none" w:sz="0" w:space="0" w:color="000000"/>
+                <w:top w:val="none" w:sz="0" w:space="0" w:color="000000"/>
+                <w:left w:val="none" w:sz="0" w:space="0" w:color="000000"/>
+                <w:right w:val="none" w:sz="0" w:space="0" w:color="000000"/>
+              </w:pBdr>
+              <w:spacing w:after="100" w:before="100" w:line="240"/>
+              <w:ind w:left="100" w:right="100" w:firstLine="0" w:firstLineChars="0"/>
+              <w:rPr>
+                <w:rFonts w:ascii="Helvetica" w:hAnsi="Helvetica" w:eastAsia="Helvetica" w:cs="Helvetica"/>
+                <w:i w:val="false"/>
+                <w:b w:val="false"/>
+                <w:u w:val="none"/>
+                <w:sz w:val="18"/>
+                <w:szCs w:val="18"/>
+                <w:color w:val="FFFFFF"/>
+              </w:rPr>
+            </w:pPr>
+            <w:r>
+              <w:rPr>
+                <w:rFonts w:ascii="Helvetica" w:hAnsi="Helvetica" w:eastAsia="Helvetica" w:cs="Helvetica"/>
+                <w:i w:val="false"/>
+                <w:b w:val="false"/>
+                <w:u w:val="none"/>
+                <w:sz w:val="18"/>
+                <w:szCs w:val="18"/>
+                <w:color w:val="FFFFFF"/>
+              </w:rPr>
+              <w:t xml:space="preserve">13.3</w:t>
+            </w:r>
+          </w:p>
+        </w:tc>
+        <w:tc>
+          <w:tcPr>
+            <w:tcBorders>
+              <w:bottom w:val="none" w:sz="0" w:space="0" w:color="000000"/>
+              <w:top w:val="none" w:sz="0" w:space="0" w:color="000000"/>
+              <w:left w:val="none" w:sz="0" w:space="0" w:color="000000"/>
+              <w:right w:val="none" w:sz="0" w:space="0" w:color="000000"/>
+            </w:tcBorders>
+            <w:shd w:val="clear" w:color="auto" w:fill="FEB24C"/>
+            <w:tcMar>
+              <w:top w:w="0" w:type="dxa"/>
+              <w:bottom w:w="0" w:type="dxa"/>
+              <w:left w:w="0" w:type="dxa"/>
+              <w:right w:w="0" w:type="dxa"/>
+            </w:tcMar>
+            <w:vAlign w:val="center"/>
+          </w:tcPr>
+          <w:p>
+            <w:pPr>
+              <w:pStyle w:val="Normal"/>
+              <w:jc w:val="center"/>
+              <w:pBdr>
+                <w:bottom w:val="none" w:sz="0" w:space="0" w:color="000000"/>
+                <w:top w:val="none" w:sz="0" w:space="0" w:color="000000"/>
+                <w:left w:val="none" w:sz="0" w:space="0" w:color="000000"/>
+                <w:right w:val="none" w:sz="0" w:space="0" w:color="000000"/>
+              </w:pBdr>
+              <w:spacing w:after="100" w:before="100" w:line="240"/>
+              <w:ind w:left="100" w:right="100" w:firstLine="0" w:firstLineChars="0"/>
+              <w:rPr>
+                <w:rFonts w:ascii="Helvetica" w:hAnsi="Helvetica" w:eastAsia="Helvetica" w:cs="Helvetica"/>
+                <w:i w:val="false"/>
+                <w:b w:val="false"/>
+                <w:u w:val="none"/>
+                <w:sz w:val="18"/>
+                <w:szCs w:val="18"/>
+                <w:color w:val="000000"/>
+              </w:rPr>
+            </w:pPr>
+            <w:r>
+              <w:rPr>
+                <w:rFonts w:ascii="Helvetica" w:hAnsi="Helvetica" w:eastAsia="Helvetica" w:cs="Helvetica"/>
+                <w:i w:val="false"/>
+                <w:b w:val="false"/>
+                <w:u w:val="none"/>
+                <w:sz w:val="18"/>
+                <w:szCs w:val="18"/>
+                <w:color w:val="000000"/>
+              </w:rPr>
+              <w:t xml:space="preserve">6.8</w:t>
+            </w:r>
+          </w:p>
+        </w:tc>
+        <w:tc>
+          <w:tcPr>
+            <w:tcBorders>
+              <w:bottom w:val="none" w:sz="0" w:space="0" w:color="000000"/>
+              <w:top w:val="none" w:sz="0" w:space="0" w:color="000000"/>
+              <w:left w:val="none" w:sz="0" w:space="0" w:color="000000"/>
+              <w:right w:val="none" w:sz="0" w:space="0" w:color="000000"/>
+            </w:tcBorders>
+            <w:shd w:val="clear" w:color="auto" w:fill="FFEDA0"/>
+            <w:tcMar>
+              <w:top w:w="0" w:type="dxa"/>
+              <w:bottom w:w="0" w:type="dxa"/>
+              <w:left w:w="0" w:type="dxa"/>
+              <w:right w:w="0" w:type="dxa"/>
+            </w:tcMar>
+            <w:vAlign w:val="center"/>
+          </w:tcPr>
+          <w:p>
+            <w:pPr>
+              <w:pStyle w:val="Normal"/>
+              <w:jc w:val="center"/>
+              <w:pBdr>
+                <w:bottom w:val="none" w:sz="0" w:space="0" w:color="000000"/>
+                <w:top w:val="none" w:sz="0" w:space="0" w:color="000000"/>
+                <w:left w:val="none" w:sz="0" w:space="0" w:color="000000"/>
+                <w:right w:val="none" w:sz="0" w:space="0" w:color="000000"/>
+              </w:pBdr>
+              <w:spacing w:after="100" w:before="100" w:line="240"/>
+              <w:ind w:left="100" w:right="100" w:firstLine="0" w:firstLineChars="0"/>
+              <w:rPr>
+                <w:rFonts w:ascii="Helvetica" w:hAnsi="Helvetica" w:eastAsia="Helvetica" w:cs="Helvetica"/>
+                <w:i w:val="false"/>
+                <w:b w:val="false"/>
+                <w:u w:val="none"/>
+                <w:sz w:val="18"/>
+                <w:szCs w:val="18"/>
+                <w:color w:val="000000"/>
+              </w:rPr>
+            </w:pPr>
+            <w:r>
+              <w:rPr>
+                <w:rFonts w:ascii="Helvetica" w:hAnsi="Helvetica" w:eastAsia="Helvetica" w:cs="Helvetica"/>
+                <w:i w:val="false"/>
+                <w:b w:val="false"/>
+                <w:u w:val="none"/>
+                <w:sz w:val="18"/>
+                <w:szCs w:val="18"/>
+                <w:color w:val="000000"/>
+              </w:rPr>
+              <w:t xml:space="preserve">4.8</w:t>
+            </w:r>
+          </w:p>
+        </w:tc>
+        <w:tc>
+          <w:tcPr>
+            <w:tcBorders>
+              <w:bottom w:val="none" w:sz="0" w:space="0" w:color="000000"/>
+              <w:top w:val="none" w:sz="0" w:space="0" w:color="000000"/>
+              <w:left w:val="none" w:sz="0" w:space="0" w:color="000000"/>
+              <w:right w:val="none" w:sz="0" w:space="0" w:color="000000"/>
+            </w:tcBorders>
+            <w:shd w:val="clear" w:color="auto" w:fill="FEB24C"/>
+            <w:tcMar>
+              <w:top w:w="0" w:type="dxa"/>
+              <w:bottom w:w="0" w:type="dxa"/>
+              <w:left w:w="0" w:type="dxa"/>
+              <w:right w:w="0" w:type="dxa"/>
+            </w:tcMar>
+            <w:vAlign w:val="center"/>
+          </w:tcPr>
+          <w:p>
+            <w:pPr>
+              <w:pStyle w:val="Normal"/>
+              <w:jc w:val="center"/>
+              <w:pBdr>
+                <w:bottom w:val="none" w:sz="0" w:space="0" w:color="000000"/>
+                <w:top w:val="none" w:sz="0" w:space="0" w:color="000000"/>
+                <w:left w:val="none" w:sz="0" w:space="0" w:color="000000"/>
+                <w:right w:val="none" w:sz="0" w:space="0" w:color="000000"/>
+              </w:pBdr>
+              <w:spacing w:after="100" w:before="100" w:line="240"/>
+              <w:ind w:left="100" w:right="100" w:firstLine="0" w:firstLineChars="0"/>
+              <w:rPr>
+                <w:rFonts w:ascii="Helvetica" w:hAnsi="Helvetica" w:eastAsia="Helvetica" w:cs="Helvetica"/>
+                <w:i w:val="false"/>
+                <w:b w:val="false"/>
+                <w:u w:val="none"/>
+                <w:sz w:val="18"/>
+                <w:szCs w:val="18"/>
+                <w:color w:val="000000"/>
+              </w:rPr>
+            </w:pPr>
+            <w:r>
+              <w:rPr>
+                <w:rFonts w:ascii="Helvetica" w:hAnsi="Helvetica" w:eastAsia="Helvetica" w:cs="Helvetica"/>
+                <w:i w:val="false"/>
+                <w:b w:val="false"/>
+                <w:u w:val="none"/>
+                <w:sz w:val="18"/>
+                <w:szCs w:val="18"/>
+                <w:color w:val="000000"/>
+              </w:rPr>
               <w:t xml:space="preserve">8.5</w:t>
             </w:r>
           </w:p>
@@ -5557,7 +5875,60 @@
                 <w:szCs w:val="18"/>
                 <w:color w:val="000000"/>
               </w:rPr>
-              <w:t xml:space="preserve">2.2</w:t>
+              <w:t xml:space="preserve">4.9</w:t>
+            </w:r>
+          </w:p>
+        </w:tc>
+        <w:tc>
+          <w:tcPr>
+            <w:tcBorders>
+              <w:bottom w:val="none" w:sz="0" w:space="0" w:color="000000"/>
+              <w:top w:val="none" w:sz="0" w:space="0" w:color="000000"/>
+              <w:left w:val="none" w:sz="0" w:space="0" w:color="000000"/>
+              <w:right w:val="none" w:sz="0" w:space="0" w:color="000000"/>
+            </w:tcBorders>
+            <w:shd w:val="clear" w:color="auto" w:fill="FEB24C"/>
+            <w:tcMar>
+              <w:top w:w="0" w:type="dxa"/>
+              <w:bottom w:w="0" w:type="dxa"/>
+              <w:left w:w="0" w:type="dxa"/>
+              <w:right w:w="0" w:type="dxa"/>
+            </w:tcMar>
+            <w:vAlign w:val="center"/>
+          </w:tcPr>
+          <w:p>
+            <w:pPr>
+              <w:pStyle w:val="Normal"/>
+              <w:jc w:val="center"/>
+              <w:pBdr>
+                <w:bottom w:val="none" w:sz="0" w:space="0" w:color="000000"/>
+                <w:top w:val="none" w:sz="0" w:space="0" w:color="000000"/>
+                <w:left w:val="none" w:sz="0" w:space="0" w:color="000000"/>
+                <w:right w:val="none" w:sz="0" w:space="0" w:color="000000"/>
+              </w:pBdr>
+              <w:spacing w:after="100" w:before="100" w:line="240"/>
+              <w:ind w:left="100" w:right="100" w:firstLine="0" w:firstLineChars="0"/>
+              <w:rPr>
+                <w:rFonts w:ascii="Helvetica" w:hAnsi="Helvetica" w:eastAsia="Helvetica" w:cs="Helvetica"/>
+                <w:i w:val="false"/>
+                <w:b w:val="false"/>
+                <w:u w:val="none"/>
+                <w:sz w:val="18"/>
+                <w:szCs w:val="18"/>
+                <w:color w:val="000000"/>
+              </w:rPr>
+            </w:pPr>
+            <w:r>
+              <w:rPr>
+                <w:rFonts w:ascii="Helvetica" w:hAnsi="Helvetica" w:eastAsia="Helvetica" w:cs="Helvetica"/>
+                <w:i w:val="false"/>
+                <w:b w:val="false"/>
+                <w:u w:val="none"/>
+                <w:sz w:val="18"/>
+                <w:szCs w:val="18"/>
+                <w:color w:val="000000"/>
+              </w:rPr>
+              <w:t xml:space="preserve">6.0</w:t>
             </w:r>
           </w:p>
         </w:tc>
@@ -5610,60 +5981,7 @@
                 <w:szCs w:val="18"/>
                 <w:color w:val="FFFFFF"/>
               </w:rPr>
-              <w:t xml:space="preserve">13.6</w:t>
-            </w:r>
-          </w:p>
-        </w:tc>
-        <w:tc>
-          <w:tcPr>
-            <w:tcBorders>
-              <w:bottom w:val="none" w:sz="0" w:space="0" w:color="000000"/>
-              <w:top w:val="none" w:sz="0" w:space="0" w:color="000000"/>
-              <w:left w:val="none" w:sz="0" w:space="0" w:color="000000"/>
-              <w:right w:val="none" w:sz="0" w:space="0" w:color="000000"/>
-            </w:tcBorders>
-            <w:shd w:val="clear" w:color="auto" w:fill="FEB24C"/>
-            <w:tcMar>
-              <w:top w:w="0" w:type="dxa"/>
-              <w:bottom w:w="0" w:type="dxa"/>
-              <w:left w:w="0" w:type="dxa"/>
-              <w:right w:w="0" w:type="dxa"/>
-            </w:tcMar>
-            <w:vAlign w:val="center"/>
-          </w:tcPr>
-          <w:p>
-            <w:pPr>
-              <w:pStyle w:val="Normal"/>
-              <w:jc w:val="center"/>
-              <w:pBdr>
-                <w:bottom w:val="none" w:sz="0" w:space="0" w:color="000000"/>
-                <w:top w:val="none" w:sz="0" w:space="0" w:color="000000"/>
-                <w:left w:val="none" w:sz="0" w:space="0" w:color="000000"/>
-                <w:right w:val="none" w:sz="0" w:space="0" w:color="000000"/>
-              </w:pBdr>
-              <w:spacing w:after="100" w:before="100" w:line="240"/>
-              <w:ind w:left="100" w:right="100" w:firstLine="0" w:firstLineChars="0"/>
-              <w:rPr>
-                <w:rFonts w:ascii="Helvetica" w:hAnsi="Helvetica" w:eastAsia="Helvetica" w:cs="Helvetica"/>
-                <w:i w:val="false"/>
-                <w:b w:val="false"/>
-                <w:u w:val="none"/>
-                <w:sz w:val="18"/>
-                <w:szCs w:val="18"/>
-                <w:color w:val="000000"/>
-              </w:rPr>
-            </w:pPr>
-            <w:r>
-              <w:rPr>
-                <w:rFonts w:ascii="Helvetica" w:hAnsi="Helvetica" w:eastAsia="Helvetica" w:cs="Helvetica"/>
-                <w:i w:val="false"/>
-                <w:b w:val="false"/>
-                <w:u w:val="none"/>
-                <w:sz w:val="18"/>
-                <w:szCs w:val="18"/>
-                <w:color w:val="000000"/>
-              </w:rPr>
-              <w:t xml:space="preserve">5.9</w:t>
+              <w:t xml:space="preserve">14.3</w:t>
             </w:r>
           </w:p>
         </w:tc>
@@ -5716,324 +6034,6 @@
                 <w:szCs w:val="18"/>
                 <w:color w:val="000000"/>
               </w:rPr>
-              <w:t xml:space="preserve">4.3</w:t>
-            </w:r>
-          </w:p>
-        </w:tc>
-        <w:tc>
-          <w:tcPr>
-            <w:tcBorders>
-              <w:bottom w:val="none" w:sz="0" w:space="0" w:color="000000"/>
-              <w:top w:val="none" w:sz="0" w:space="0" w:color="000000"/>
-              <w:left w:val="none" w:sz="0" w:space="0" w:color="000000"/>
-              <w:right w:val="none" w:sz="0" w:space="0" w:color="000000"/>
-            </w:tcBorders>
-            <w:shd w:val="clear" w:color="auto" w:fill="FFEDA0"/>
-            <w:tcMar>
-              <w:top w:w="0" w:type="dxa"/>
-              <w:bottom w:w="0" w:type="dxa"/>
-              <w:left w:w="0" w:type="dxa"/>
-              <w:right w:w="0" w:type="dxa"/>
-            </w:tcMar>
-            <w:vAlign w:val="center"/>
-          </w:tcPr>
-          <w:p>
-            <w:pPr>
-              <w:pStyle w:val="Normal"/>
-              <w:jc w:val="center"/>
-              <w:pBdr>
-                <w:bottom w:val="none" w:sz="0" w:space="0" w:color="000000"/>
-                <w:top w:val="none" w:sz="0" w:space="0" w:color="000000"/>
-                <w:left w:val="none" w:sz="0" w:space="0" w:color="000000"/>
-                <w:right w:val="none" w:sz="0" w:space="0" w:color="000000"/>
-              </w:pBdr>
-              <w:spacing w:after="100" w:before="100" w:line="240"/>
-              <w:ind w:left="100" w:right="100" w:firstLine="0" w:firstLineChars="0"/>
-              <w:rPr>
-                <w:rFonts w:ascii="Helvetica" w:hAnsi="Helvetica" w:eastAsia="Helvetica" w:cs="Helvetica"/>
-                <w:i w:val="false"/>
-                <w:b w:val="false"/>
-                <w:u w:val="none"/>
-                <w:sz w:val="18"/>
-                <w:szCs w:val="18"/>
-                <w:color w:val="000000"/>
-              </w:rPr>
-            </w:pPr>
-            <w:r>
-              <w:rPr>
-                <w:rFonts w:ascii="Helvetica" w:hAnsi="Helvetica" w:eastAsia="Helvetica" w:cs="Helvetica"/>
-                <w:i w:val="false"/>
-                <w:b w:val="false"/>
-                <w:u w:val="none"/>
-                <w:sz w:val="18"/>
-                <w:szCs w:val="18"/>
-                <w:color w:val="000000"/>
-              </w:rPr>
-              <w:t xml:space="preserve">4.8</w:t>
-            </w:r>
-          </w:p>
-        </w:tc>
-        <w:tc>
-          <w:tcPr>
-            <w:tcBorders>
-              <w:bottom w:val="none" w:sz="0" w:space="0" w:color="000000"/>
-              <w:top w:val="none" w:sz="0" w:space="0" w:color="000000"/>
-              <w:left w:val="none" w:sz="0" w:space="0" w:color="000000"/>
-              <w:right w:val="none" w:sz="0" w:space="0" w:color="000000"/>
-            </w:tcBorders>
-            <w:shd w:val="clear" w:color="auto" w:fill="FEB24C"/>
-            <w:tcMar>
-              <w:top w:w="0" w:type="dxa"/>
-              <w:bottom w:w="0" w:type="dxa"/>
-              <w:left w:w="0" w:type="dxa"/>
-              <w:right w:w="0" w:type="dxa"/>
-            </w:tcMar>
-            <w:vAlign w:val="center"/>
-          </w:tcPr>
-          <w:p>
-            <w:pPr>
-              <w:pStyle w:val="Normal"/>
-              <w:jc w:val="center"/>
-              <w:pBdr>
-                <w:bottom w:val="none" w:sz="0" w:space="0" w:color="000000"/>
-                <w:top w:val="none" w:sz="0" w:space="0" w:color="000000"/>
-                <w:left w:val="none" w:sz="0" w:space="0" w:color="000000"/>
-                <w:right w:val="none" w:sz="0" w:space="0" w:color="000000"/>
-              </w:pBdr>
-              <w:spacing w:after="100" w:before="100" w:line="240"/>
-              <w:ind w:left="100" w:right="100" w:firstLine="0" w:firstLineChars="0"/>
-              <w:rPr>
-                <w:rFonts w:ascii="Helvetica" w:hAnsi="Helvetica" w:eastAsia="Helvetica" w:cs="Helvetica"/>
-                <w:i w:val="false"/>
-                <w:b w:val="false"/>
-                <w:u w:val="none"/>
-                <w:sz w:val="18"/>
-                <w:szCs w:val="18"/>
-                <w:color w:val="000000"/>
-              </w:rPr>
-            </w:pPr>
-            <w:r>
-              <w:rPr>
-                <w:rFonts w:ascii="Helvetica" w:hAnsi="Helvetica" w:eastAsia="Helvetica" w:cs="Helvetica"/>
-                <w:i w:val="false"/>
-                <w:b w:val="false"/>
-                <w:u w:val="none"/>
-                <w:sz w:val="18"/>
-                <w:szCs w:val="18"/>
-                <w:color w:val="000000"/>
-              </w:rPr>
-              <w:t xml:space="preserve">6.1</w:t>
-            </w:r>
-          </w:p>
-        </w:tc>
-        <w:tc>
-          <w:tcPr>
-            <w:tcBorders>
-              <w:bottom w:val="none" w:sz="0" w:space="0" w:color="000000"/>
-              <w:top w:val="none" w:sz="0" w:space="0" w:color="000000"/>
-              <w:left w:val="none" w:sz="0" w:space="0" w:color="000000"/>
-              <w:right w:val="none" w:sz="0" w:space="0" w:color="000000"/>
-            </w:tcBorders>
-            <w:shd w:val="clear" w:color="auto" w:fill="FFEDA0"/>
-            <w:tcMar>
-              <w:top w:w="0" w:type="dxa"/>
-              <w:bottom w:w="0" w:type="dxa"/>
-              <w:left w:w="0" w:type="dxa"/>
-              <w:right w:w="0" w:type="dxa"/>
-            </w:tcMar>
-            <w:vAlign w:val="center"/>
-          </w:tcPr>
-          <w:p>
-            <w:pPr>
-              <w:pStyle w:val="Normal"/>
-              <w:jc w:val="center"/>
-              <w:pBdr>
-                <w:bottom w:val="none" w:sz="0" w:space="0" w:color="000000"/>
-                <w:top w:val="none" w:sz="0" w:space="0" w:color="000000"/>
-                <w:left w:val="none" w:sz="0" w:space="0" w:color="000000"/>
-                <w:right w:val="none" w:sz="0" w:space="0" w:color="000000"/>
-              </w:pBdr>
-              <w:spacing w:after="100" w:before="100" w:line="240"/>
-              <w:ind w:left="100" w:right="100" w:firstLine="0" w:firstLineChars="0"/>
-              <w:rPr>
-                <w:rFonts w:ascii="Helvetica" w:hAnsi="Helvetica" w:eastAsia="Helvetica" w:cs="Helvetica"/>
-                <w:i w:val="false"/>
-                <w:b w:val="false"/>
-                <w:u w:val="none"/>
-                <w:sz w:val="18"/>
-                <w:szCs w:val="18"/>
-                <w:color w:val="000000"/>
-              </w:rPr>
-            </w:pPr>
-            <w:r>
-              <w:rPr>
-                <w:rFonts w:ascii="Helvetica" w:hAnsi="Helvetica" w:eastAsia="Helvetica" w:cs="Helvetica"/>
-                <w:i w:val="false"/>
-                <w:b w:val="false"/>
-                <w:u w:val="none"/>
-                <w:sz w:val="18"/>
-                <w:szCs w:val="18"/>
-                <w:color w:val="000000"/>
-              </w:rPr>
-              <w:t xml:space="preserve">2.9</w:t>
-            </w:r>
-          </w:p>
-        </w:tc>
-        <w:tc>
-          <w:tcPr>
-            <w:tcBorders>
-              <w:bottom w:val="none" w:sz="0" w:space="0" w:color="000000"/>
-              <w:top w:val="none" w:sz="0" w:space="0" w:color="000000"/>
-              <w:left w:val="none" w:sz="0" w:space="0" w:color="000000"/>
-              <w:right w:val="none" w:sz="0" w:space="0" w:color="000000"/>
-            </w:tcBorders>
-            <w:shd w:val="clear" w:color="auto" w:fill="FEB24C"/>
-            <w:tcMar>
-              <w:top w:w="0" w:type="dxa"/>
-              <w:bottom w:w="0" w:type="dxa"/>
-              <w:left w:w="0" w:type="dxa"/>
-              <w:right w:w="0" w:type="dxa"/>
-            </w:tcMar>
-            <w:vAlign w:val="center"/>
-          </w:tcPr>
-          <w:p>
-            <w:pPr>
-              <w:pStyle w:val="Normal"/>
-              <w:jc w:val="center"/>
-              <w:pBdr>
-                <w:bottom w:val="none" w:sz="0" w:space="0" w:color="000000"/>
-                <w:top w:val="none" w:sz="0" w:space="0" w:color="000000"/>
-                <w:left w:val="none" w:sz="0" w:space="0" w:color="000000"/>
-                <w:right w:val="none" w:sz="0" w:space="0" w:color="000000"/>
-              </w:pBdr>
-              <w:spacing w:after="100" w:before="100" w:line="240"/>
-              <w:ind w:left="100" w:right="100" w:firstLine="0" w:firstLineChars="0"/>
-              <w:rPr>
-                <w:rFonts w:ascii="Helvetica" w:hAnsi="Helvetica" w:eastAsia="Helvetica" w:cs="Helvetica"/>
-                <w:i w:val="false"/>
-                <w:b w:val="false"/>
-                <w:u w:val="none"/>
-                <w:sz w:val="18"/>
-                <w:szCs w:val="18"/>
-                <w:color w:val="000000"/>
-              </w:rPr>
-            </w:pPr>
-            <w:r>
-              <w:rPr>
-                <w:rFonts w:ascii="Helvetica" w:hAnsi="Helvetica" w:eastAsia="Helvetica" w:cs="Helvetica"/>
-                <w:i w:val="false"/>
-                <w:b w:val="false"/>
-                <w:u w:val="none"/>
-                <w:sz w:val="18"/>
-                <w:szCs w:val="18"/>
-                <w:color w:val="000000"/>
-              </w:rPr>
-              <w:t xml:space="preserve">5.7</w:t>
-            </w:r>
-          </w:p>
-        </w:tc>
-        <w:tc>
-          <w:tcPr>
-            <w:tcBorders>
-              <w:bottom w:val="none" w:sz="0" w:space="0" w:color="000000"/>
-              <w:top w:val="none" w:sz="0" w:space="0" w:color="000000"/>
-              <w:left w:val="none" w:sz="0" w:space="0" w:color="000000"/>
-              <w:right w:val="none" w:sz="0" w:space="0" w:color="000000"/>
-            </w:tcBorders>
-            <w:shd w:val="clear" w:color="auto" w:fill="FFEDA0"/>
-            <w:tcMar>
-              <w:top w:w="0" w:type="dxa"/>
-              <w:bottom w:w="0" w:type="dxa"/>
-              <w:left w:w="0" w:type="dxa"/>
-              <w:right w:w="0" w:type="dxa"/>
-            </w:tcMar>
-            <w:vAlign w:val="center"/>
-          </w:tcPr>
-          <w:p>
-            <w:pPr>
-              <w:pStyle w:val="Normal"/>
-              <w:jc w:val="center"/>
-              <w:pBdr>
-                <w:bottom w:val="none" w:sz="0" w:space="0" w:color="000000"/>
-                <w:top w:val="none" w:sz="0" w:space="0" w:color="000000"/>
-                <w:left w:val="none" w:sz="0" w:space="0" w:color="000000"/>
-                <w:right w:val="none" w:sz="0" w:space="0" w:color="000000"/>
-              </w:pBdr>
-              <w:spacing w:after="100" w:before="100" w:line="240"/>
-              <w:ind w:left="100" w:right="100" w:firstLine="0" w:firstLineChars="0"/>
-              <w:rPr>
-                <w:rFonts w:ascii="Helvetica" w:hAnsi="Helvetica" w:eastAsia="Helvetica" w:cs="Helvetica"/>
-                <w:i w:val="false"/>
-                <w:b w:val="false"/>
-                <w:u w:val="none"/>
-                <w:sz w:val="18"/>
-                <w:szCs w:val="18"/>
-                <w:color w:val="000000"/>
-              </w:rPr>
-            </w:pPr>
-            <w:r>
-              <w:rPr>
-                <w:rFonts w:ascii="Helvetica" w:hAnsi="Helvetica" w:eastAsia="Helvetica" w:cs="Helvetica"/>
-                <w:i w:val="false"/>
-                <w:b w:val="false"/>
-                <w:u w:val="none"/>
-                <w:sz w:val="18"/>
-                <w:szCs w:val="18"/>
-                <w:color w:val="000000"/>
-              </w:rPr>
-              <w:t xml:space="preserve">4.1</w:t>
-            </w:r>
-          </w:p>
-        </w:tc>
-        <w:tc>
-          <w:tcPr>
-            <w:tcBorders>
-              <w:bottom w:val="none" w:sz="0" w:space="0" w:color="000000"/>
-              <w:top w:val="none" w:sz="0" w:space="0" w:color="000000"/>
-              <w:left w:val="none" w:sz="0" w:space="0" w:color="000000"/>
-              <w:right w:val="none" w:sz="0" w:space="0" w:color="000000"/>
-            </w:tcBorders>
-            <w:shd w:val="clear" w:color="auto" w:fill="FFEDA0"/>
-            <w:tcMar>
-              <w:top w:w="0" w:type="dxa"/>
-              <w:bottom w:w="0" w:type="dxa"/>
-              <w:left w:w="0" w:type="dxa"/>
-              <w:right w:w="0" w:type="dxa"/>
-            </w:tcMar>
-            <w:vAlign w:val="center"/>
-          </w:tcPr>
-          <w:p>
-            <w:pPr>
-              <w:pStyle w:val="Normal"/>
-              <w:jc w:val="center"/>
-              <w:pBdr>
-                <w:bottom w:val="none" w:sz="0" w:space="0" w:color="000000"/>
-                <w:top w:val="none" w:sz="0" w:space="0" w:color="000000"/>
-                <w:left w:val="none" w:sz="0" w:space="0" w:color="000000"/>
-                <w:right w:val="none" w:sz="0" w:space="0" w:color="000000"/>
-              </w:pBdr>
-              <w:spacing w:after="100" w:before="100" w:line="240"/>
-              <w:ind w:left="100" w:right="100" w:firstLine="0" w:firstLineChars="0"/>
-              <w:rPr>
-                <w:rFonts w:ascii="Helvetica" w:hAnsi="Helvetica" w:eastAsia="Helvetica" w:cs="Helvetica"/>
-                <w:i w:val="false"/>
-                <w:b w:val="false"/>
-                <w:u w:val="none"/>
-                <w:sz w:val="18"/>
-                <w:szCs w:val="18"/>
-                <w:color w:val="000000"/>
-              </w:rPr>
-            </w:pPr>
-            <w:r>
-              <w:rPr>
-                <w:rFonts w:ascii="Helvetica" w:hAnsi="Helvetica" w:eastAsia="Helvetica" w:cs="Helvetica"/>
-                <w:i w:val="false"/>
-                <w:b w:val="false"/>
-                <w:u w:val="none"/>
-                <w:sz w:val="18"/>
-                <w:szCs w:val="18"/>
-                <w:color w:val="000000"/>
-              </w:rPr>
               <w:t xml:space="preserve">4.9</w:t>
             </w:r>
           </w:p>
@@ -6046,48 +6046,48 @@
               <w:left w:val="none" w:sz="0" w:space="0" w:color="000000"/>
               <w:right w:val="none" w:sz="0" w:space="0" w:color="000000"/>
             </w:tcBorders>
-            <w:shd w:val="clear" w:color="auto" w:fill="FEB24C"/>
-            <w:tcMar>
-              <w:top w:w="0" w:type="dxa"/>
-              <w:bottom w:w="0" w:type="dxa"/>
-              <w:left w:w="0" w:type="dxa"/>
-              <w:right w:w="0" w:type="dxa"/>
-            </w:tcMar>
-            <w:vAlign w:val="center"/>
-          </w:tcPr>
-          <w:p>
-            <w:pPr>
-              <w:pStyle w:val="Normal"/>
-              <w:jc w:val="center"/>
-              <w:pBdr>
-                <w:bottom w:val="none" w:sz="0" w:space="0" w:color="000000"/>
-                <w:top w:val="none" w:sz="0" w:space="0" w:color="000000"/>
-                <w:left w:val="none" w:sz="0" w:space="0" w:color="000000"/>
-                <w:right w:val="none" w:sz="0" w:space="0" w:color="000000"/>
-              </w:pBdr>
-              <w:spacing w:after="100" w:before="100" w:line="240"/>
-              <w:ind w:left="100" w:right="100" w:firstLine="0" w:firstLineChars="0"/>
-              <w:rPr>
-                <w:rFonts w:ascii="Helvetica" w:hAnsi="Helvetica" w:eastAsia="Helvetica" w:cs="Helvetica"/>
-                <w:i w:val="false"/>
-                <w:b w:val="false"/>
-                <w:u w:val="none"/>
-                <w:sz w:val="18"/>
-                <w:szCs w:val="18"/>
-                <w:color w:val="000000"/>
-              </w:rPr>
-            </w:pPr>
-            <w:r>
-              <w:rPr>
-                <w:rFonts w:ascii="Helvetica" w:hAnsi="Helvetica" w:eastAsia="Helvetica" w:cs="Helvetica"/>
-                <w:i w:val="false"/>
-                <w:b w:val="false"/>
-                <w:u w:val="none"/>
-                <w:sz w:val="18"/>
-                <w:szCs w:val="18"/>
-                <w:color w:val="000000"/>
-              </w:rPr>
-              <w:t xml:space="preserve">6.4</w:t>
+            <w:shd w:val="clear" w:color="auto" w:fill="F03B20"/>
+            <w:tcMar>
+              <w:top w:w="0" w:type="dxa"/>
+              <w:bottom w:w="0" w:type="dxa"/>
+              <w:left w:w="0" w:type="dxa"/>
+              <w:right w:w="0" w:type="dxa"/>
+            </w:tcMar>
+            <w:vAlign w:val="center"/>
+          </w:tcPr>
+          <w:p>
+            <w:pPr>
+              <w:pStyle w:val="Normal"/>
+              <w:jc w:val="center"/>
+              <w:pBdr>
+                <w:bottom w:val="none" w:sz="0" w:space="0" w:color="000000"/>
+                <w:top w:val="none" w:sz="0" w:space="0" w:color="000000"/>
+                <w:left w:val="none" w:sz="0" w:space="0" w:color="000000"/>
+                <w:right w:val="none" w:sz="0" w:space="0" w:color="000000"/>
+              </w:pBdr>
+              <w:spacing w:after="100" w:before="100" w:line="240"/>
+              <w:ind w:left="100" w:right="100" w:firstLine="0" w:firstLineChars="0"/>
+              <w:rPr>
+                <w:rFonts w:ascii="Helvetica" w:hAnsi="Helvetica" w:eastAsia="Helvetica" w:cs="Helvetica"/>
+                <w:i w:val="false"/>
+                <w:b w:val="false"/>
+                <w:u w:val="none"/>
+                <w:sz w:val="18"/>
+                <w:szCs w:val="18"/>
+                <w:color w:val="FFFFFF"/>
+              </w:rPr>
+            </w:pPr>
+            <w:r>
+              <w:rPr>
+                <w:rFonts w:ascii="Helvetica" w:hAnsi="Helvetica" w:eastAsia="Helvetica" w:cs="Helvetica"/>
+                <w:i w:val="false"/>
+                <w:b w:val="false"/>
+                <w:u w:val="none"/>
+                <w:sz w:val="18"/>
+                <w:szCs w:val="18"/>
+                <w:color w:val="FFFFFF"/>
+              </w:rPr>
+              <w:t xml:space="preserve">13.4</w:t>
             </w:r>
           </w:p>
         </w:tc>
@@ -6211,6 +6211,536 @@
               <w:left w:val="none" w:sz="0" w:space="0" w:color="000000"/>
               <w:right w:val="none" w:sz="0" w:space="0" w:color="000000"/>
             </w:tcBorders>
+            <w:shd w:val="clear" w:color="auto" w:fill="F03B20"/>
+            <w:tcMar>
+              <w:top w:w="0" w:type="dxa"/>
+              <w:bottom w:w="0" w:type="dxa"/>
+              <w:left w:w="0" w:type="dxa"/>
+              <w:right w:w="0" w:type="dxa"/>
+            </w:tcMar>
+            <w:vAlign w:val="center"/>
+          </w:tcPr>
+          <w:p>
+            <w:pPr>
+              <w:pStyle w:val="Normal"/>
+              <w:jc w:val="center"/>
+              <w:pBdr>
+                <w:bottom w:val="none" w:sz="0" w:space="0" w:color="000000"/>
+                <w:top w:val="none" w:sz="0" w:space="0" w:color="000000"/>
+                <w:left w:val="none" w:sz="0" w:space="0" w:color="000000"/>
+                <w:right w:val="none" w:sz="0" w:space="0" w:color="000000"/>
+              </w:pBdr>
+              <w:spacing w:after="100" w:before="100" w:line="240"/>
+              <w:ind w:left="100" w:right="100" w:firstLine="0" w:firstLineChars="0"/>
+              <w:rPr>
+                <w:rFonts w:ascii="Helvetica" w:hAnsi="Helvetica" w:eastAsia="Helvetica" w:cs="Helvetica"/>
+                <w:i w:val="false"/>
+                <w:b w:val="false"/>
+                <w:u w:val="none"/>
+                <w:sz w:val="18"/>
+                <w:szCs w:val="18"/>
+                <w:color w:val="FFFFFF"/>
+              </w:rPr>
+            </w:pPr>
+            <w:r>
+              <w:rPr>
+                <w:rFonts w:ascii="Helvetica" w:hAnsi="Helvetica" w:eastAsia="Helvetica" w:cs="Helvetica"/>
+                <w:i w:val="false"/>
+                <w:b w:val="false"/>
+                <w:u w:val="none"/>
+                <w:sz w:val="18"/>
+                <w:szCs w:val="18"/>
+                <w:color w:val="FFFFFF"/>
+              </w:rPr>
+              <w:t xml:space="preserve">12.5</w:t>
+            </w:r>
+          </w:p>
+        </w:tc>
+        <w:tc>
+          <w:tcPr>
+            <w:tcBorders>
+              <w:bottom w:val="none" w:sz="0" w:space="0" w:color="000000"/>
+              <w:top w:val="none" w:sz="0" w:space="0" w:color="000000"/>
+              <w:left w:val="none" w:sz="0" w:space="0" w:color="000000"/>
+              <w:right w:val="none" w:sz="0" w:space="0" w:color="000000"/>
+            </w:tcBorders>
+            <w:shd w:val="clear" w:color="auto" w:fill="F03B20"/>
+            <w:tcMar>
+              <w:top w:w="0" w:type="dxa"/>
+              <w:bottom w:w="0" w:type="dxa"/>
+              <w:left w:w="0" w:type="dxa"/>
+              <w:right w:w="0" w:type="dxa"/>
+            </w:tcMar>
+            <w:vAlign w:val="center"/>
+          </w:tcPr>
+          <w:p>
+            <w:pPr>
+              <w:pStyle w:val="Normal"/>
+              <w:jc w:val="center"/>
+              <w:pBdr>
+                <w:bottom w:val="none" w:sz="0" w:space="0" w:color="000000"/>
+                <w:top w:val="none" w:sz="0" w:space="0" w:color="000000"/>
+                <w:left w:val="none" w:sz="0" w:space="0" w:color="000000"/>
+                <w:right w:val="none" w:sz="0" w:space="0" w:color="000000"/>
+              </w:pBdr>
+              <w:spacing w:after="100" w:before="100" w:line="240"/>
+              <w:ind w:left="100" w:right="100" w:firstLine="0" w:firstLineChars="0"/>
+              <w:rPr>
+                <w:rFonts w:ascii="Helvetica" w:hAnsi="Helvetica" w:eastAsia="Helvetica" w:cs="Helvetica"/>
+                <w:i w:val="false"/>
+                <w:b w:val="false"/>
+                <w:u w:val="none"/>
+                <w:sz w:val="18"/>
+                <w:szCs w:val="18"/>
+                <w:color w:val="FFFFFF"/>
+              </w:rPr>
+            </w:pPr>
+            <w:r>
+              <w:rPr>
+                <w:rFonts w:ascii="Helvetica" w:hAnsi="Helvetica" w:eastAsia="Helvetica" w:cs="Helvetica"/>
+                <w:i w:val="false"/>
+                <w:b w:val="false"/>
+                <w:u w:val="none"/>
+                <w:sz w:val="18"/>
+                <w:szCs w:val="18"/>
+                <w:color w:val="FFFFFF"/>
+              </w:rPr>
+              <w:t xml:space="preserve">12.8</w:t>
+            </w:r>
+          </w:p>
+        </w:tc>
+        <w:tc>
+          <w:tcPr>
+            <w:tcBorders>
+              <w:bottom w:val="none" w:sz="0" w:space="0" w:color="000000"/>
+              <w:top w:val="none" w:sz="0" w:space="0" w:color="000000"/>
+              <w:left w:val="none" w:sz="0" w:space="0" w:color="000000"/>
+              <w:right w:val="none" w:sz="0" w:space="0" w:color="000000"/>
+            </w:tcBorders>
+            <w:shd w:val="clear" w:color="auto" w:fill="F03B20"/>
+            <w:tcMar>
+              <w:top w:w="0" w:type="dxa"/>
+              <w:bottom w:w="0" w:type="dxa"/>
+              <w:left w:w="0" w:type="dxa"/>
+              <w:right w:w="0" w:type="dxa"/>
+            </w:tcMar>
+            <w:vAlign w:val="center"/>
+          </w:tcPr>
+          <w:p>
+            <w:pPr>
+              <w:pStyle w:val="Normal"/>
+              <w:jc w:val="center"/>
+              <w:pBdr>
+                <w:bottom w:val="none" w:sz="0" w:space="0" w:color="000000"/>
+                <w:top w:val="none" w:sz="0" w:space="0" w:color="000000"/>
+                <w:left w:val="none" w:sz="0" w:space="0" w:color="000000"/>
+                <w:right w:val="none" w:sz="0" w:space="0" w:color="000000"/>
+              </w:pBdr>
+              <w:spacing w:after="100" w:before="100" w:line="240"/>
+              <w:ind w:left="100" w:right="100" w:firstLine="0" w:firstLineChars="0"/>
+              <w:rPr>
+                <w:rFonts w:ascii="Helvetica" w:hAnsi="Helvetica" w:eastAsia="Helvetica" w:cs="Helvetica"/>
+                <w:i w:val="false"/>
+                <w:b w:val="false"/>
+                <w:u w:val="none"/>
+                <w:sz w:val="18"/>
+                <w:szCs w:val="18"/>
+                <w:color w:val="FFFFFF"/>
+              </w:rPr>
+            </w:pPr>
+            <w:r>
+              <w:rPr>
+                <w:rFonts w:ascii="Helvetica" w:hAnsi="Helvetica" w:eastAsia="Helvetica" w:cs="Helvetica"/>
+                <w:i w:val="false"/>
+                <w:b w:val="false"/>
+                <w:u w:val="none"/>
+                <w:sz w:val="18"/>
+                <w:szCs w:val="18"/>
+                <w:color w:val="FFFFFF"/>
+              </w:rPr>
+              <w:t xml:space="preserve">12.2</w:t>
+            </w:r>
+          </w:p>
+        </w:tc>
+        <w:tc>
+          <w:tcPr>
+            <w:tcBorders>
+              <w:bottom w:val="none" w:sz="0" w:space="0" w:color="000000"/>
+              <w:top w:val="none" w:sz="0" w:space="0" w:color="000000"/>
+              <w:left w:val="none" w:sz="0" w:space="0" w:color="000000"/>
+              <w:right w:val="none" w:sz="0" w:space="0" w:color="000000"/>
+            </w:tcBorders>
+            <w:shd w:val="clear" w:color="auto" w:fill="FFEDA0"/>
+            <w:tcMar>
+              <w:top w:w="0" w:type="dxa"/>
+              <w:bottom w:w="0" w:type="dxa"/>
+              <w:left w:w="0" w:type="dxa"/>
+              <w:right w:w="0" w:type="dxa"/>
+            </w:tcMar>
+            <w:vAlign w:val="center"/>
+          </w:tcPr>
+          <w:p>
+            <w:pPr>
+              <w:pStyle w:val="Normal"/>
+              <w:jc w:val="center"/>
+              <w:pBdr>
+                <w:bottom w:val="none" w:sz="0" w:space="0" w:color="000000"/>
+                <w:top w:val="none" w:sz="0" w:space="0" w:color="000000"/>
+                <w:left w:val="none" w:sz="0" w:space="0" w:color="000000"/>
+                <w:right w:val="none" w:sz="0" w:space="0" w:color="000000"/>
+              </w:pBdr>
+              <w:spacing w:after="100" w:before="100" w:line="240"/>
+              <w:ind w:left="100" w:right="100" w:firstLine="0" w:firstLineChars="0"/>
+              <w:rPr>
+                <w:rFonts w:ascii="Helvetica" w:hAnsi="Helvetica" w:eastAsia="Helvetica" w:cs="Helvetica"/>
+                <w:i w:val="false"/>
+                <w:b w:val="false"/>
+                <w:u w:val="none"/>
+                <w:sz w:val="18"/>
+                <w:szCs w:val="18"/>
+                <w:color w:val="000000"/>
+              </w:rPr>
+            </w:pPr>
+            <w:r>
+              <w:rPr>
+                <w:rFonts w:ascii="Helvetica" w:hAnsi="Helvetica" w:eastAsia="Helvetica" w:cs="Helvetica"/>
+                <w:i w:val="false"/>
+                <w:b w:val="false"/>
+                <w:u w:val="none"/>
+                <w:sz w:val="18"/>
+                <w:szCs w:val="18"/>
+                <w:color w:val="000000"/>
+              </w:rPr>
+              <w:t xml:space="preserve">0.0</w:t>
+            </w:r>
+          </w:p>
+        </w:tc>
+        <w:tc>
+          <w:tcPr>
+            <w:tcBorders>
+              <w:bottom w:val="none" w:sz="0" w:space="0" w:color="000000"/>
+              <w:top w:val="none" w:sz="0" w:space="0" w:color="000000"/>
+              <w:left w:val="none" w:sz="0" w:space="0" w:color="000000"/>
+              <w:right w:val="none" w:sz="0" w:space="0" w:color="000000"/>
+            </w:tcBorders>
+            <w:shd w:val="clear" w:color="auto" w:fill="F03B20"/>
+            <w:tcMar>
+              <w:top w:w="0" w:type="dxa"/>
+              <w:bottom w:w="0" w:type="dxa"/>
+              <w:left w:w="0" w:type="dxa"/>
+              <w:right w:w="0" w:type="dxa"/>
+            </w:tcMar>
+            <w:vAlign w:val="center"/>
+          </w:tcPr>
+          <w:p>
+            <w:pPr>
+              <w:pStyle w:val="Normal"/>
+              <w:jc w:val="center"/>
+              <w:pBdr>
+                <w:bottom w:val="none" w:sz="0" w:space="0" w:color="000000"/>
+                <w:top w:val="none" w:sz="0" w:space="0" w:color="000000"/>
+                <w:left w:val="none" w:sz="0" w:space="0" w:color="000000"/>
+                <w:right w:val="none" w:sz="0" w:space="0" w:color="000000"/>
+              </w:pBdr>
+              <w:spacing w:after="100" w:before="100" w:line="240"/>
+              <w:ind w:left="100" w:right="100" w:firstLine="0" w:firstLineChars="0"/>
+              <w:rPr>
+                <w:rFonts w:ascii="Helvetica" w:hAnsi="Helvetica" w:eastAsia="Helvetica" w:cs="Helvetica"/>
+                <w:i w:val="false"/>
+                <w:b w:val="false"/>
+                <w:u w:val="none"/>
+                <w:sz w:val="18"/>
+                <w:szCs w:val="18"/>
+                <w:color w:val="FFFFFF"/>
+              </w:rPr>
+            </w:pPr>
+            <w:r>
+              <w:rPr>
+                <w:rFonts w:ascii="Helvetica" w:hAnsi="Helvetica" w:eastAsia="Helvetica" w:cs="Helvetica"/>
+                <w:i w:val="false"/>
+                <w:b w:val="false"/>
+                <w:u w:val="none"/>
+                <w:sz w:val="18"/>
+                <w:szCs w:val="18"/>
+                <w:color w:val="FFFFFF"/>
+              </w:rPr>
+              <w:t xml:space="preserve">13.3</w:t>
+            </w:r>
+          </w:p>
+        </w:tc>
+        <w:tc>
+          <w:tcPr>
+            <w:tcBorders>
+              <w:bottom w:val="none" w:sz="0" w:space="0" w:color="000000"/>
+              <w:top w:val="none" w:sz="0" w:space="0" w:color="000000"/>
+              <w:left w:val="none" w:sz="0" w:space="0" w:color="000000"/>
+              <w:right w:val="none" w:sz="0" w:space="0" w:color="000000"/>
+            </w:tcBorders>
+            <w:shd w:val="clear" w:color="auto" w:fill="F03B20"/>
+            <w:tcMar>
+              <w:top w:w="0" w:type="dxa"/>
+              <w:bottom w:w="0" w:type="dxa"/>
+              <w:left w:w="0" w:type="dxa"/>
+              <w:right w:w="0" w:type="dxa"/>
+            </w:tcMar>
+            <w:vAlign w:val="center"/>
+          </w:tcPr>
+          <w:p>
+            <w:pPr>
+              <w:pStyle w:val="Normal"/>
+              <w:jc w:val="center"/>
+              <w:pBdr>
+                <w:bottom w:val="none" w:sz="0" w:space="0" w:color="000000"/>
+                <w:top w:val="none" w:sz="0" w:space="0" w:color="000000"/>
+                <w:left w:val="none" w:sz="0" w:space="0" w:color="000000"/>
+                <w:right w:val="none" w:sz="0" w:space="0" w:color="000000"/>
+              </w:pBdr>
+              <w:spacing w:after="100" w:before="100" w:line="240"/>
+              <w:ind w:left="100" w:right="100" w:firstLine="0" w:firstLineChars="0"/>
+              <w:rPr>
+                <w:rFonts w:ascii="Helvetica" w:hAnsi="Helvetica" w:eastAsia="Helvetica" w:cs="Helvetica"/>
+                <w:i w:val="false"/>
+                <w:b w:val="false"/>
+                <w:u w:val="none"/>
+                <w:sz w:val="18"/>
+                <w:szCs w:val="18"/>
+                <w:color w:val="FFFFFF"/>
+              </w:rPr>
+            </w:pPr>
+            <w:r>
+              <w:rPr>
+                <w:rFonts w:ascii="Helvetica" w:hAnsi="Helvetica" w:eastAsia="Helvetica" w:cs="Helvetica"/>
+                <w:i w:val="false"/>
+                <w:b w:val="false"/>
+                <w:u w:val="none"/>
+                <w:sz w:val="18"/>
+                <w:szCs w:val="18"/>
+                <w:color w:val="FFFFFF"/>
+              </w:rPr>
+              <w:t xml:space="preserve">12.4</w:t>
+            </w:r>
+          </w:p>
+        </w:tc>
+        <w:tc>
+          <w:tcPr>
+            <w:tcBorders>
+              <w:bottom w:val="none" w:sz="0" w:space="0" w:color="000000"/>
+              <w:top w:val="none" w:sz="0" w:space="0" w:color="000000"/>
+              <w:left w:val="none" w:sz="0" w:space="0" w:color="000000"/>
+              <w:right w:val="none" w:sz="0" w:space="0" w:color="000000"/>
+            </w:tcBorders>
+            <w:shd w:val="clear" w:color="auto" w:fill="F03B20"/>
+            <w:tcMar>
+              <w:top w:w="0" w:type="dxa"/>
+              <w:bottom w:w="0" w:type="dxa"/>
+              <w:left w:w="0" w:type="dxa"/>
+              <w:right w:w="0" w:type="dxa"/>
+            </w:tcMar>
+            <w:vAlign w:val="center"/>
+          </w:tcPr>
+          <w:p>
+            <w:pPr>
+              <w:pStyle w:val="Normal"/>
+              <w:jc w:val="center"/>
+              <w:pBdr>
+                <w:bottom w:val="none" w:sz="0" w:space="0" w:color="000000"/>
+                <w:top w:val="none" w:sz="0" w:space="0" w:color="000000"/>
+                <w:left w:val="none" w:sz="0" w:space="0" w:color="000000"/>
+                <w:right w:val="none" w:sz="0" w:space="0" w:color="000000"/>
+              </w:pBdr>
+              <w:spacing w:after="100" w:before="100" w:line="240"/>
+              <w:ind w:left="100" w:right="100" w:firstLine="0" w:firstLineChars="0"/>
+              <w:rPr>
+                <w:rFonts w:ascii="Helvetica" w:hAnsi="Helvetica" w:eastAsia="Helvetica" w:cs="Helvetica"/>
+                <w:i w:val="false"/>
+                <w:b w:val="false"/>
+                <w:u w:val="none"/>
+                <w:sz w:val="18"/>
+                <w:szCs w:val="18"/>
+                <w:color w:val="FFFFFF"/>
+              </w:rPr>
+            </w:pPr>
+            <w:r>
+              <w:rPr>
+                <w:rFonts w:ascii="Helvetica" w:hAnsi="Helvetica" w:eastAsia="Helvetica" w:cs="Helvetica"/>
+                <w:i w:val="false"/>
+                <w:b w:val="false"/>
+                <w:u w:val="none"/>
+                <w:sz w:val="18"/>
+                <w:szCs w:val="18"/>
+                <w:color w:val="FFFFFF"/>
+              </w:rPr>
+              <w:t xml:space="preserve">13.6</w:t>
+            </w:r>
+          </w:p>
+        </w:tc>
+        <w:tc>
+          <w:tcPr>
+            <w:tcBorders>
+              <w:bottom w:val="none" w:sz="0" w:space="0" w:color="000000"/>
+              <w:top w:val="none" w:sz="0" w:space="0" w:color="000000"/>
+              <w:left w:val="none" w:sz="0" w:space="0" w:color="000000"/>
+              <w:right w:val="none" w:sz="0" w:space="0" w:color="000000"/>
+            </w:tcBorders>
+            <w:shd w:val="clear" w:color="auto" w:fill="F03B20"/>
+            <w:tcMar>
+              <w:top w:w="0" w:type="dxa"/>
+              <w:bottom w:w="0" w:type="dxa"/>
+              <w:left w:w="0" w:type="dxa"/>
+              <w:right w:w="0" w:type="dxa"/>
+            </w:tcMar>
+            <w:vAlign w:val="center"/>
+          </w:tcPr>
+          <w:p>
+            <w:pPr>
+              <w:pStyle w:val="Normal"/>
+              <w:jc w:val="center"/>
+              <w:pBdr>
+                <w:bottom w:val="none" w:sz="0" w:space="0" w:color="000000"/>
+                <w:top w:val="none" w:sz="0" w:space="0" w:color="000000"/>
+                <w:left w:val="none" w:sz="0" w:space="0" w:color="000000"/>
+                <w:right w:val="none" w:sz="0" w:space="0" w:color="000000"/>
+              </w:pBdr>
+              <w:spacing w:after="100" w:before="100" w:line="240"/>
+              <w:ind w:left="100" w:right="100" w:firstLine="0" w:firstLineChars="0"/>
+              <w:rPr>
+                <w:rFonts w:ascii="Helvetica" w:hAnsi="Helvetica" w:eastAsia="Helvetica" w:cs="Helvetica"/>
+                <w:i w:val="false"/>
+                <w:b w:val="false"/>
+                <w:u w:val="none"/>
+                <w:sz w:val="18"/>
+                <w:szCs w:val="18"/>
+                <w:color w:val="FFFFFF"/>
+              </w:rPr>
+            </w:pPr>
+            <w:r>
+              <w:rPr>
+                <w:rFonts w:ascii="Helvetica" w:hAnsi="Helvetica" w:eastAsia="Helvetica" w:cs="Helvetica"/>
+                <w:i w:val="false"/>
+                <w:b w:val="false"/>
+                <w:u w:val="none"/>
+                <w:sz w:val="18"/>
+                <w:szCs w:val="18"/>
+                <w:color w:val="FFFFFF"/>
+              </w:rPr>
+              <w:t xml:space="preserve">12.4</w:t>
+            </w:r>
+          </w:p>
+        </w:tc>
+        <w:tc>
+          <w:tcPr>
+            <w:tcBorders>
+              <w:bottom w:val="none" w:sz="0" w:space="0" w:color="000000"/>
+              <w:top w:val="none" w:sz="0" w:space="0" w:color="000000"/>
+              <w:left w:val="none" w:sz="0" w:space="0" w:color="000000"/>
+              <w:right w:val="none" w:sz="0" w:space="0" w:color="000000"/>
+            </w:tcBorders>
+            <w:shd w:val="clear" w:color="auto" w:fill="F03B20"/>
+            <w:tcMar>
+              <w:top w:w="0" w:type="dxa"/>
+              <w:bottom w:w="0" w:type="dxa"/>
+              <w:left w:w="0" w:type="dxa"/>
+              <w:right w:w="0" w:type="dxa"/>
+            </w:tcMar>
+            <w:vAlign w:val="center"/>
+          </w:tcPr>
+          <w:p>
+            <w:pPr>
+              <w:pStyle w:val="Normal"/>
+              <w:jc w:val="center"/>
+              <w:pBdr>
+                <w:bottom w:val="none" w:sz="0" w:space="0" w:color="000000"/>
+                <w:top w:val="none" w:sz="0" w:space="0" w:color="000000"/>
+                <w:left w:val="none" w:sz="0" w:space="0" w:color="000000"/>
+                <w:right w:val="none" w:sz="0" w:space="0" w:color="000000"/>
+              </w:pBdr>
+              <w:spacing w:after="100" w:before="100" w:line="240"/>
+              <w:ind w:left="100" w:right="100" w:firstLine="0" w:firstLineChars="0"/>
+              <w:rPr>
+                <w:rFonts w:ascii="Helvetica" w:hAnsi="Helvetica" w:eastAsia="Helvetica" w:cs="Helvetica"/>
+                <w:i w:val="false"/>
+                <w:b w:val="false"/>
+                <w:u w:val="none"/>
+                <w:sz w:val="18"/>
+                <w:szCs w:val="18"/>
+                <w:color w:val="FFFFFF"/>
+              </w:rPr>
+            </w:pPr>
+            <w:r>
+              <w:rPr>
+                <w:rFonts w:ascii="Helvetica" w:hAnsi="Helvetica" w:eastAsia="Helvetica" w:cs="Helvetica"/>
+                <w:i w:val="false"/>
+                <w:b w:val="false"/>
+                <w:u w:val="none"/>
+                <w:sz w:val="18"/>
+                <w:szCs w:val="18"/>
+                <w:color w:val="FFFFFF"/>
+              </w:rPr>
+              <w:t xml:space="preserve">12.7</w:t>
+            </w:r>
+          </w:p>
+        </w:tc>
+        <w:tc>
+          <w:tcPr>
+            <w:tcBorders>
+              <w:bottom w:val="none" w:sz="0" w:space="0" w:color="000000"/>
+              <w:top w:val="none" w:sz="0" w:space="0" w:color="000000"/>
+              <w:left w:val="none" w:sz="0" w:space="0" w:color="000000"/>
+              <w:right w:val="none" w:sz="0" w:space="0" w:color="000000"/>
+            </w:tcBorders>
+            <w:shd w:val="clear" w:color="auto" w:fill="F03B20"/>
+            <w:tcMar>
+              <w:top w:w="0" w:type="dxa"/>
+              <w:bottom w:w="0" w:type="dxa"/>
+              <w:left w:w="0" w:type="dxa"/>
+              <w:right w:w="0" w:type="dxa"/>
+            </w:tcMar>
+            <w:vAlign w:val="center"/>
+          </w:tcPr>
+          <w:p>
+            <w:pPr>
+              <w:pStyle w:val="Normal"/>
+              <w:jc w:val="center"/>
+              <w:pBdr>
+                <w:bottom w:val="none" w:sz="0" w:space="0" w:color="000000"/>
+                <w:top w:val="none" w:sz="0" w:space="0" w:color="000000"/>
+                <w:left w:val="none" w:sz="0" w:space="0" w:color="000000"/>
+                <w:right w:val="none" w:sz="0" w:space="0" w:color="000000"/>
+              </w:pBdr>
+              <w:spacing w:after="100" w:before="100" w:line="240"/>
+              <w:ind w:left="100" w:right="100" w:firstLine="0" w:firstLineChars="0"/>
+              <w:rPr>
+                <w:rFonts w:ascii="Helvetica" w:hAnsi="Helvetica" w:eastAsia="Helvetica" w:cs="Helvetica"/>
+                <w:i w:val="false"/>
+                <w:b w:val="false"/>
+                <w:u w:val="none"/>
+                <w:sz w:val="18"/>
+                <w:szCs w:val="18"/>
+                <w:color w:val="FFFFFF"/>
+              </w:rPr>
+            </w:pPr>
+            <w:r>
+              <w:rPr>
+                <w:rFonts w:ascii="Helvetica" w:hAnsi="Helvetica" w:eastAsia="Helvetica" w:cs="Helvetica"/>
+                <w:i w:val="false"/>
+                <w:b w:val="false"/>
+                <w:u w:val="none"/>
+                <w:sz w:val="18"/>
+                <w:szCs w:val="18"/>
+                <w:color w:val="FFFFFF"/>
+              </w:rPr>
+              <w:t xml:space="preserve">10.4</w:t>
+            </w:r>
+          </w:p>
+        </w:tc>
+        <w:tc>
+          <w:tcPr>
+            <w:tcBorders>
+              <w:bottom w:val="none" w:sz="0" w:space="0" w:color="000000"/>
+              <w:top w:val="none" w:sz="0" w:space="0" w:color="000000"/>
+              <w:left w:val="none" w:sz="0" w:space="0" w:color="000000"/>
+              <w:right w:val="none" w:sz="0" w:space="0" w:color="000000"/>
+            </w:tcBorders>
             <w:shd w:val="clear" w:color="auto" w:fill="6A51A3"/>
             <w:tcMar>
               <w:top w:w="0" w:type="dxa"/>
@@ -6252,7 +6782,60 @@
                 <w:szCs w:val="18"/>
                 <w:color w:val="FFFFFF"/>
               </w:rPr>
-              <w:t xml:space="preserve">22.6</w:t>
+              <w:t xml:space="preserve">20.4</w:t>
+            </w:r>
+          </w:p>
+        </w:tc>
+        <w:tc>
+          <w:tcPr>
+            <w:tcBorders>
+              <w:bottom w:val="none" w:sz="0" w:space="0" w:color="000000"/>
+              <w:top w:val="none" w:sz="0" w:space="0" w:color="000000"/>
+              <w:left w:val="none" w:sz="0" w:space="0" w:color="000000"/>
+              <w:right w:val="none" w:sz="0" w:space="0" w:color="000000"/>
+            </w:tcBorders>
+            <w:shd w:val="clear" w:color="auto" w:fill="FEB24C"/>
+            <w:tcMar>
+              <w:top w:w="0" w:type="dxa"/>
+              <w:bottom w:w="0" w:type="dxa"/>
+              <w:left w:w="0" w:type="dxa"/>
+              <w:right w:w="0" w:type="dxa"/>
+            </w:tcMar>
+            <w:vAlign w:val="center"/>
+          </w:tcPr>
+          <w:p>
+            <w:pPr>
+              <w:pStyle w:val="Normal"/>
+              <w:jc w:val="center"/>
+              <w:pBdr>
+                <w:bottom w:val="none" w:sz="0" w:space="0" w:color="000000"/>
+                <w:top w:val="none" w:sz="0" w:space="0" w:color="000000"/>
+                <w:left w:val="none" w:sz="0" w:space="0" w:color="000000"/>
+                <w:right w:val="none" w:sz="0" w:space="0" w:color="000000"/>
+              </w:pBdr>
+              <w:spacing w:after="100" w:before="100" w:line="240"/>
+              <w:ind w:left="100" w:right="100" w:firstLine="0" w:firstLineChars="0"/>
+              <w:rPr>
+                <w:rFonts w:ascii="Helvetica" w:hAnsi="Helvetica" w:eastAsia="Helvetica" w:cs="Helvetica"/>
+                <w:i w:val="false"/>
+                <w:b w:val="false"/>
+                <w:u w:val="none"/>
+                <w:sz w:val="18"/>
+                <w:szCs w:val="18"/>
+                <w:color w:val="000000"/>
+              </w:rPr>
+            </w:pPr>
+            <w:r>
+              <w:rPr>
+                <w:rFonts w:ascii="Helvetica" w:hAnsi="Helvetica" w:eastAsia="Helvetica" w:cs="Helvetica"/>
+                <w:i w:val="false"/>
+                <w:b w:val="false"/>
+                <w:u w:val="none"/>
+                <w:sz w:val="18"/>
+                <w:szCs w:val="18"/>
+                <w:color w:val="000000"/>
+              </w:rPr>
+              <w:t xml:space="preserve">8.4</w:t>
             </w:r>
           </w:p>
         </w:tc>
@@ -6305,590 +6888,7 @@
                 <w:szCs w:val="18"/>
                 <w:color w:val="FFFFFF"/>
               </w:rPr>
-              <w:t xml:space="preserve">30.6</w:t>
-            </w:r>
-          </w:p>
-        </w:tc>
-        <w:tc>
-          <w:tcPr>
-            <w:tcBorders>
-              <w:bottom w:val="none" w:sz="0" w:space="0" w:color="000000"/>
-              <w:top w:val="none" w:sz="0" w:space="0" w:color="000000"/>
-              <w:left w:val="none" w:sz="0" w:space="0" w:color="000000"/>
-              <w:right w:val="none" w:sz="0" w:space="0" w:color="000000"/>
-            </w:tcBorders>
-            <w:shd w:val="clear" w:color="auto" w:fill="F03B20"/>
-            <w:tcMar>
-              <w:top w:w="0" w:type="dxa"/>
-              <w:bottom w:w="0" w:type="dxa"/>
-              <w:left w:w="0" w:type="dxa"/>
-              <w:right w:w="0" w:type="dxa"/>
-            </w:tcMar>
-            <w:vAlign w:val="center"/>
-          </w:tcPr>
-          <w:p>
-            <w:pPr>
-              <w:pStyle w:val="Normal"/>
-              <w:jc w:val="center"/>
-              <w:pBdr>
-                <w:bottom w:val="none" w:sz="0" w:space="0" w:color="000000"/>
-                <w:top w:val="none" w:sz="0" w:space="0" w:color="000000"/>
-                <w:left w:val="none" w:sz="0" w:space="0" w:color="000000"/>
-                <w:right w:val="none" w:sz="0" w:space="0" w:color="000000"/>
-              </w:pBdr>
-              <w:spacing w:after="100" w:before="100" w:line="240"/>
-              <w:ind w:left="100" w:right="100" w:firstLine="0" w:firstLineChars="0"/>
-              <w:rPr>
-                <w:rFonts w:ascii="Helvetica" w:hAnsi="Helvetica" w:eastAsia="Helvetica" w:cs="Helvetica"/>
-                <w:i w:val="false"/>
-                <w:b w:val="false"/>
-                <w:u w:val="none"/>
-                <w:sz w:val="18"/>
-                <w:szCs w:val="18"/>
-                <w:color w:val="FFFFFF"/>
-              </w:rPr>
-            </w:pPr>
-            <w:r>
-              <w:rPr>
-                <w:rFonts w:ascii="Helvetica" w:hAnsi="Helvetica" w:eastAsia="Helvetica" w:cs="Helvetica"/>
-                <w:i w:val="false"/>
-                <w:b w:val="false"/>
-                <w:u w:val="none"/>
-                <w:sz w:val="18"/>
-                <w:szCs w:val="18"/>
-                <w:color w:val="FFFFFF"/>
-              </w:rPr>
-              <w:t xml:space="preserve">14.3</w:t>
-            </w:r>
-          </w:p>
-        </w:tc>
-        <w:tc>
-          <w:tcPr>
-            <w:tcBorders>
-              <w:bottom w:val="none" w:sz="0" w:space="0" w:color="000000"/>
-              <w:top w:val="none" w:sz="0" w:space="0" w:color="000000"/>
-              <w:left w:val="none" w:sz="0" w:space="0" w:color="000000"/>
-              <w:right w:val="none" w:sz="0" w:space="0" w:color="000000"/>
-            </w:tcBorders>
-            <w:shd w:val="clear" w:color="auto" w:fill="F03B20"/>
-            <w:tcMar>
-              <w:top w:w="0" w:type="dxa"/>
-              <w:bottom w:w="0" w:type="dxa"/>
-              <w:left w:w="0" w:type="dxa"/>
-              <w:right w:w="0" w:type="dxa"/>
-            </w:tcMar>
-            <w:vAlign w:val="center"/>
-          </w:tcPr>
-          <w:p>
-            <w:pPr>
-              <w:pStyle w:val="Normal"/>
-              <w:jc w:val="center"/>
-              <w:pBdr>
-                <w:bottom w:val="none" w:sz="0" w:space="0" w:color="000000"/>
-                <w:top w:val="none" w:sz="0" w:space="0" w:color="000000"/>
-                <w:left w:val="none" w:sz="0" w:space="0" w:color="000000"/>
-                <w:right w:val="none" w:sz="0" w:space="0" w:color="000000"/>
-              </w:pBdr>
-              <w:spacing w:after="100" w:before="100" w:line="240"/>
-              <w:ind w:left="100" w:right="100" w:firstLine="0" w:firstLineChars="0"/>
-              <w:rPr>
-                <w:rFonts w:ascii="Helvetica" w:hAnsi="Helvetica" w:eastAsia="Helvetica" w:cs="Helvetica"/>
-                <w:i w:val="false"/>
-                <w:b w:val="false"/>
-                <w:u w:val="none"/>
-                <w:sz w:val="18"/>
-                <w:szCs w:val="18"/>
-                <w:color w:val="FFFFFF"/>
-              </w:rPr>
-            </w:pPr>
-            <w:r>
-              <w:rPr>
-                <w:rFonts w:ascii="Helvetica" w:hAnsi="Helvetica" w:eastAsia="Helvetica" w:cs="Helvetica"/>
-                <w:i w:val="false"/>
-                <w:b w:val="false"/>
-                <w:u w:val="none"/>
-                <w:sz w:val="18"/>
-                <w:szCs w:val="18"/>
-                <w:color w:val="FFFFFF"/>
-              </w:rPr>
-              <w:t xml:space="preserve">13.6</w:t>
-            </w:r>
-          </w:p>
-        </w:tc>
-        <w:tc>
-          <w:tcPr>
-            <w:tcBorders>
-              <w:bottom w:val="none" w:sz="0" w:space="0" w:color="000000"/>
-              <w:top w:val="none" w:sz="0" w:space="0" w:color="000000"/>
-              <w:left w:val="none" w:sz="0" w:space="0" w:color="000000"/>
-              <w:right w:val="none" w:sz="0" w:space="0" w:color="000000"/>
-            </w:tcBorders>
-            <w:shd w:val="clear" w:color="auto" w:fill="F03B20"/>
-            <w:tcMar>
-              <w:top w:w="0" w:type="dxa"/>
-              <w:bottom w:w="0" w:type="dxa"/>
-              <w:left w:w="0" w:type="dxa"/>
-              <w:right w:w="0" w:type="dxa"/>
-            </w:tcMar>
-            <w:vAlign w:val="center"/>
-          </w:tcPr>
-          <w:p>
-            <w:pPr>
-              <w:pStyle w:val="Normal"/>
-              <w:jc w:val="center"/>
-              <w:pBdr>
-                <w:bottom w:val="none" w:sz="0" w:space="0" w:color="000000"/>
-                <w:top w:val="none" w:sz="0" w:space="0" w:color="000000"/>
-                <w:left w:val="none" w:sz="0" w:space="0" w:color="000000"/>
-                <w:right w:val="none" w:sz="0" w:space="0" w:color="000000"/>
-              </w:pBdr>
-              <w:spacing w:after="100" w:before="100" w:line="240"/>
-              <w:ind w:left="100" w:right="100" w:firstLine="0" w:firstLineChars="0"/>
-              <w:rPr>
-                <w:rFonts w:ascii="Helvetica" w:hAnsi="Helvetica" w:eastAsia="Helvetica" w:cs="Helvetica"/>
-                <w:i w:val="false"/>
-                <w:b w:val="false"/>
-                <w:u w:val="none"/>
-                <w:sz w:val="18"/>
-                <w:szCs w:val="18"/>
-                <w:color w:val="FFFFFF"/>
-              </w:rPr>
-            </w:pPr>
-            <w:r>
-              <w:rPr>
-                <w:rFonts w:ascii="Helvetica" w:hAnsi="Helvetica" w:eastAsia="Helvetica" w:cs="Helvetica"/>
-                <w:i w:val="false"/>
-                <w:b w:val="false"/>
-                <w:u w:val="none"/>
-                <w:sz w:val="18"/>
-                <w:szCs w:val="18"/>
-                <w:color w:val="FFFFFF"/>
-              </w:rPr>
-              <w:t xml:space="preserve">19.3</w:t>
-            </w:r>
-          </w:p>
-        </w:tc>
-        <w:tc>
-          <w:tcPr>
-            <w:tcBorders>
-              <w:bottom w:val="none" w:sz="0" w:space="0" w:color="000000"/>
-              <w:top w:val="none" w:sz="0" w:space="0" w:color="000000"/>
-              <w:left w:val="none" w:sz="0" w:space="0" w:color="000000"/>
-              <w:right w:val="none" w:sz="0" w:space="0" w:color="000000"/>
-            </w:tcBorders>
-            <w:shd w:val="clear" w:color="auto" w:fill="6A51A3"/>
-            <w:tcMar>
-              <w:top w:w="0" w:type="dxa"/>
-              <w:bottom w:w="0" w:type="dxa"/>
-              <w:left w:w="0" w:type="dxa"/>
-              <w:right w:w="0" w:type="dxa"/>
-            </w:tcMar>
-            <w:vAlign w:val="center"/>
-          </w:tcPr>
-          <w:p>
-            <w:pPr>
-              <w:pStyle w:val="Normal"/>
-              <w:jc w:val="center"/>
-              <w:pBdr>
-                <w:bottom w:val="none" w:sz="0" w:space="0" w:color="000000"/>
-                <w:top w:val="none" w:sz="0" w:space="0" w:color="000000"/>
-                <w:left w:val="none" w:sz="0" w:space="0" w:color="000000"/>
-                <w:right w:val="none" w:sz="0" w:space="0" w:color="000000"/>
-              </w:pBdr>
-              <w:spacing w:after="100" w:before="100" w:line="240"/>
-              <w:ind w:left="100" w:right="100" w:firstLine="0" w:firstLineChars="0"/>
-              <w:rPr>
-                <w:rFonts w:ascii="Helvetica" w:hAnsi="Helvetica" w:eastAsia="Helvetica" w:cs="Helvetica"/>
-                <w:i w:val="false"/>
-                <w:b w:val="false"/>
-                <w:u w:val="none"/>
-                <w:sz w:val="18"/>
-                <w:szCs w:val="18"/>
-                <w:color w:val="FFFFFF"/>
-              </w:rPr>
-            </w:pPr>
-            <w:r>
-              <w:rPr>
-                <w:rFonts w:ascii="Helvetica" w:hAnsi="Helvetica" w:eastAsia="Helvetica" w:cs="Helvetica"/>
-                <w:i w:val="false"/>
-                <w:b w:val="false"/>
-                <w:u w:val="none"/>
-                <w:sz w:val="18"/>
-                <w:szCs w:val="18"/>
-                <w:color w:val="FFFFFF"/>
-              </w:rPr>
-              <w:t xml:space="preserve">21.1</w:t>
-            </w:r>
-          </w:p>
-        </w:tc>
-        <w:tc>
-          <w:tcPr>
-            <w:tcBorders>
-              <w:bottom w:val="none" w:sz="0" w:space="0" w:color="000000"/>
-              <w:top w:val="none" w:sz="0" w:space="0" w:color="000000"/>
-              <w:left w:val="none" w:sz="0" w:space="0" w:color="000000"/>
-              <w:right w:val="none" w:sz="0" w:space="0" w:color="000000"/>
-            </w:tcBorders>
-            <w:shd w:val="clear" w:color="auto" w:fill="6A51A3"/>
-            <w:tcMar>
-              <w:top w:w="0" w:type="dxa"/>
-              <w:bottom w:w="0" w:type="dxa"/>
-              <w:left w:w="0" w:type="dxa"/>
-              <w:right w:w="0" w:type="dxa"/>
-            </w:tcMar>
-            <w:vAlign w:val="center"/>
-          </w:tcPr>
-          <w:p>
-            <w:pPr>
-              <w:pStyle w:val="Normal"/>
-              <w:jc w:val="center"/>
-              <w:pBdr>
-                <w:bottom w:val="none" w:sz="0" w:space="0" w:color="000000"/>
-                <w:top w:val="none" w:sz="0" w:space="0" w:color="000000"/>
-                <w:left w:val="none" w:sz="0" w:space="0" w:color="000000"/>
-                <w:right w:val="none" w:sz="0" w:space="0" w:color="000000"/>
-              </w:pBdr>
-              <w:spacing w:after="100" w:before="100" w:line="240"/>
-              <w:ind w:left="100" w:right="100" w:firstLine="0" w:firstLineChars="0"/>
-              <w:rPr>
-                <w:rFonts w:ascii="Helvetica" w:hAnsi="Helvetica" w:eastAsia="Helvetica" w:cs="Helvetica"/>
-                <w:i w:val="false"/>
-                <w:b w:val="false"/>
-                <w:u w:val="none"/>
-                <w:sz w:val="18"/>
-                <w:szCs w:val="18"/>
-                <w:color w:val="FFFFFF"/>
-              </w:rPr>
-            </w:pPr>
-            <w:r>
-              <w:rPr>
-                <w:rFonts w:ascii="Helvetica" w:hAnsi="Helvetica" w:eastAsia="Helvetica" w:cs="Helvetica"/>
-                <w:i w:val="false"/>
-                <w:b w:val="false"/>
-                <w:u w:val="none"/>
-                <w:sz w:val="18"/>
-                <w:szCs w:val="18"/>
-                <w:color w:val="FFFFFF"/>
-              </w:rPr>
-              <w:t xml:space="preserve">28.6</w:t>
-            </w:r>
-          </w:p>
-        </w:tc>
-        <w:tc>
-          <w:tcPr>
-            <w:tcBorders>
-              <w:bottom w:val="none" w:sz="0" w:space="0" w:color="000000"/>
-              <w:top w:val="none" w:sz="0" w:space="0" w:color="000000"/>
-              <w:left w:val="none" w:sz="0" w:space="0" w:color="000000"/>
-              <w:right w:val="none" w:sz="0" w:space="0" w:color="000000"/>
-            </w:tcBorders>
-            <w:shd w:val="clear" w:color="auto" w:fill="6A51A3"/>
-            <w:tcMar>
-              <w:top w:w="0" w:type="dxa"/>
-              <w:bottom w:w="0" w:type="dxa"/>
-              <w:left w:w="0" w:type="dxa"/>
-              <w:right w:w="0" w:type="dxa"/>
-            </w:tcMar>
-            <w:vAlign w:val="center"/>
-          </w:tcPr>
-          <w:p>
-            <w:pPr>
-              <w:pStyle w:val="Normal"/>
-              <w:jc w:val="center"/>
-              <w:pBdr>
-                <w:bottom w:val="none" w:sz="0" w:space="0" w:color="000000"/>
-                <w:top w:val="none" w:sz="0" w:space="0" w:color="000000"/>
-                <w:left w:val="none" w:sz="0" w:space="0" w:color="000000"/>
-                <w:right w:val="none" w:sz="0" w:space="0" w:color="000000"/>
-              </w:pBdr>
-              <w:spacing w:after="100" w:before="100" w:line="240"/>
-              <w:ind w:left="100" w:right="100" w:firstLine="0" w:firstLineChars="0"/>
-              <w:rPr>
-                <w:rFonts w:ascii="Helvetica" w:hAnsi="Helvetica" w:eastAsia="Helvetica" w:cs="Helvetica"/>
-                <w:i w:val="false"/>
-                <w:b w:val="false"/>
-                <w:u w:val="none"/>
-                <w:sz w:val="18"/>
-                <w:szCs w:val="18"/>
-                <w:color w:val="FFFFFF"/>
-              </w:rPr>
-            </w:pPr>
-            <w:r>
-              <w:rPr>
-                <w:rFonts w:ascii="Helvetica" w:hAnsi="Helvetica" w:eastAsia="Helvetica" w:cs="Helvetica"/>
-                <w:i w:val="false"/>
-                <w:b w:val="false"/>
-                <w:u w:val="none"/>
-                <w:sz w:val="18"/>
-                <w:szCs w:val="18"/>
-                <w:color w:val="FFFFFF"/>
-              </w:rPr>
-              <w:t xml:space="preserve">22.0</w:t>
-            </w:r>
-          </w:p>
-        </w:tc>
-        <w:tc>
-          <w:tcPr>
-            <w:tcBorders>
-              <w:bottom w:val="none" w:sz="0" w:space="0" w:color="000000"/>
-              <w:top w:val="none" w:sz="0" w:space="0" w:color="000000"/>
-              <w:left w:val="none" w:sz="0" w:space="0" w:color="000000"/>
-              <w:right w:val="none" w:sz="0" w:space="0" w:color="000000"/>
-            </w:tcBorders>
-            <w:shd w:val="clear" w:color="auto" w:fill="6A51A3"/>
-            <w:tcMar>
-              <w:top w:w="0" w:type="dxa"/>
-              <w:bottom w:w="0" w:type="dxa"/>
-              <w:left w:w="0" w:type="dxa"/>
-              <w:right w:w="0" w:type="dxa"/>
-            </w:tcMar>
-            <w:vAlign w:val="center"/>
-          </w:tcPr>
-          <w:p>
-            <w:pPr>
-              <w:pStyle w:val="Normal"/>
-              <w:jc w:val="center"/>
-              <w:pBdr>
-                <w:bottom w:val="none" w:sz="0" w:space="0" w:color="000000"/>
-                <w:top w:val="none" w:sz="0" w:space="0" w:color="000000"/>
-                <w:left w:val="none" w:sz="0" w:space="0" w:color="000000"/>
-                <w:right w:val="none" w:sz="0" w:space="0" w:color="000000"/>
-              </w:pBdr>
-              <w:spacing w:after="100" w:before="100" w:line="240"/>
-              <w:ind w:left="100" w:right="100" w:firstLine="0" w:firstLineChars="0"/>
-              <w:rPr>
-                <w:rFonts w:ascii="Helvetica" w:hAnsi="Helvetica" w:eastAsia="Helvetica" w:cs="Helvetica"/>
-                <w:i w:val="false"/>
-                <w:b w:val="false"/>
-                <w:u w:val="none"/>
-                <w:sz w:val="18"/>
-                <w:szCs w:val="18"/>
-                <w:color w:val="FFFFFF"/>
-              </w:rPr>
-            </w:pPr>
-            <w:r>
-              <w:rPr>
-                <w:rFonts w:ascii="Helvetica" w:hAnsi="Helvetica" w:eastAsia="Helvetica" w:cs="Helvetica"/>
-                <w:i w:val="false"/>
-                <w:b w:val="false"/>
-                <w:u w:val="none"/>
-                <w:sz w:val="18"/>
-                <w:szCs w:val="18"/>
-                <w:color w:val="FFFFFF"/>
-              </w:rPr>
-              <w:t xml:space="preserve">24.5</w:t>
-            </w:r>
-          </w:p>
-        </w:tc>
-        <w:tc>
-          <w:tcPr>
-            <w:tcBorders>
-              <w:bottom w:val="none" w:sz="0" w:space="0" w:color="000000"/>
-              <w:top w:val="none" w:sz="0" w:space="0" w:color="000000"/>
-              <w:left w:val="none" w:sz="0" w:space="0" w:color="000000"/>
-              <w:right w:val="none" w:sz="0" w:space="0" w:color="000000"/>
-            </w:tcBorders>
-            <w:shd w:val="clear" w:color="auto" w:fill="6A51A3"/>
-            <w:tcMar>
-              <w:top w:w="0" w:type="dxa"/>
-              <w:bottom w:w="0" w:type="dxa"/>
-              <w:left w:w="0" w:type="dxa"/>
-              <w:right w:w="0" w:type="dxa"/>
-            </w:tcMar>
-            <w:vAlign w:val="center"/>
-          </w:tcPr>
-          <w:p>
-            <w:pPr>
-              <w:pStyle w:val="Normal"/>
-              <w:jc w:val="center"/>
-              <w:pBdr>
-                <w:bottom w:val="none" w:sz="0" w:space="0" w:color="000000"/>
-                <w:top w:val="none" w:sz="0" w:space="0" w:color="000000"/>
-                <w:left w:val="none" w:sz="0" w:space="0" w:color="000000"/>
-                <w:right w:val="none" w:sz="0" w:space="0" w:color="000000"/>
-              </w:pBdr>
-              <w:spacing w:after="100" w:before="100" w:line="240"/>
-              <w:ind w:left="100" w:right="100" w:firstLine="0" w:firstLineChars="0"/>
-              <w:rPr>
-                <w:rFonts w:ascii="Helvetica" w:hAnsi="Helvetica" w:eastAsia="Helvetica" w:cs="Helvetica"/>
-                <w:i w:val="false"/>
-                <w:b w:val="false"/>
-                <w:u w:val="none"/>
-                <w:sz w:val="18"/>
-                <w:szCs w:val="18"/>
-                <w:color w:val="FFFFFF"/>
-              </w:rPr>
-            </w:pPr>
-            <w:r>
-              <w:rPr>
-                <w:rFonts w:ascii="Helvetica" w:hAnsi="Helvetica" w:eastAsia="Helvetica" w:cs="Helvetica"/>
-                <w:i w:val="false"/>
-                <w:b w:val="false"/>
-                <w:u w:val="none"/>
-                <w:sz w:val="18"/>
-                <w:szCs w:val="18"/>
-                <w:color w:val="FFFFFF"/>
-              </w:rPr>
-              <w:t xml:space="preserve">26.7</w:t>
-            </w:r>
-          </w:p>
-        </w:tc>
-        <w:tc>
-          <w:tcPr>
-            <w:tcBorders>
-              <w:bottom w:val="none" w:sz="0" w:space="0" w:color="000000"/>
-              <w:top w:val="none" w:sz="0" w:space="0" w:color="000000"/>
-              <w:left w:val="none" w:sz="0" w:space="0" w:color="000000"/>
-              <w:right w:val="none" w:sz="0" w:space="0" w:color="000000"/>
-            </w:tcBorders>
-            <w:shd w:val="clear" w:color="auto" w:fill="FEB24C"/>
-            <w:tcMar>
-              <w:top w:w="0" w:type="dxa"/>
-              <w:bottom w:w="0" w:type="dxa"/>
-              <w:left w:w="0" w:type="dxa"/>
-              <w:right w:w="0" w:type="dxa"/>
-            </w:tcMar>
-            <w:vAlign w:val="center"/>
-          </w:tcPr>
-          <w:p>
-            <w:pPr>
-              <w:pStyle w:val="Normal"/>
-              <w:jc w:val="center"/>
-              <w:pBdr>
-                <w:bottom w:val="none" w:sz="0" w:space="0" w:color="000000"/>
-                <w:top w:val="none" w:sz="0" w:space="0" w:color="000000"/>
-                <w:left w:val="none" w:sz="0" w:space="0" w:color="000000"/>
-                <w:right w:val="none" w:sz="0" w:space="0" w:color="000000"/>
-              </w:pBdr>
-              <w:spacing w:after="100" w:before="100" w:line="240"/>
-              <w:ind w:left="100" w:right="100" w:firstLine="0" w:firstLineChars="0"/>
-              <w:rPr>
-                <w:rFonts w:ascii="Helvetica" w:hAnsi="Helvetica" w:eastAsia="Helvetica" w:cs="Helvetica"/>
-                <w:i w:val="false"/>
-                <w:b w:val="false"/>
-                <w:u w:val="none"/>
-                <w:sz w:val="18"/>
-                <w:szCs w:val="18"/>
-                <w:color w:val="000000"/>
-              </w:rPr>
-            </w:pPr>
-            <w:r>
-              <w:rPr>
-                <w:rFonts w:ascii="Helvetica" w:hAnsi="Helvetica" w:eastAsia="Helvetica" w:cs="Helvetica"/>
-                <w:i w:val="false"/>
-                <w:b w:val="false"/>
-                <w:u w:val="none"/>
-                <w:sz w:val="18"/>
-                <w:szCs w:val="18"/>
-                <w:color w:val="000000"/>
-              </w:rPr>
-              <w:t xml:space="preserve">7.1</w:t>
-            </w:r>
-          </w:p>
-        </w:tc>
-        <w:tc>
-          <w:tcPr>
-            <w:tcBorders>
-              <w:bottom w:val="none" w:sz="0" w:space="0" w:color="000000"/>
-              <w:top w:val="none" w:sz="0" w:space="0" w:color="000000"/>
-              <w:left w:val="none" w:sz="0" w:space="0" w:color="000000"/>
-              <w:right w:val="none" w:sz="0" w:space="0" w:color="000000"/>
-            </w:tcBorders>
-            <w:shd w:val="clear" w:color="auto" w:fill="6A51A3"/>
-            <w:tcMar>
-              <w:top w:w="0" w:type="dxa"/>
-              <w:bottom w:w="0" w:type="dxa"/>
-              <w:left w:w="0" w:type="dxa"/>
-              <w:right w:w="0" w:type="dxa"/>
-            </w:tcMar>
-            <w:vAlign w:val="center"/>
-          </w:tcPr>
-          <w:p>
-            <w:pPr>
-              <w:pStyle w:val="Normal"/>
-              <w:jc w:val="center"/>
-              <w:pBdr>
-                <w:bottom w:val="none" w:sz="0" w:space="0" w:color="000000"/>
-                <w:top w:val="none" w:sz="0" w:space="0" w:color="000000"/>
-                <w:left w:val="none" w:sz="0" w:space="0" w:color="000000"/>
-                <w:right w:val="none" w:sz="0" w:space="0" w:color="000000"/>
-              </w:pBdr>
-              <w:spacing w:after="100" w:before="100" w:line="240"/>
-              <w:ind w:left="100" w:right="100" w:firstLine="0" w:firstLineChars="0"/>
-              <w:rPr>
-                <w:rFonts w:ascii="Helvetica" w:hAnsi="Helvetica" w:eastAsia="Helvetica" w:cs="Helvetica"/>
-                <w:i w:val="false"/>
-                <w:b w:val="false"/>
-                <w:u w:val="none"/>
-                <w:sz w:val="18"/>
-                <w:szCs w:val="18"/>
-                <w:color w:val="FFFFFF"/>
-              </w:rPr>
-            </w:pPr>
-            <w:r>
-              <w:rPr>
-                <w:rFonts w:ascii="Helvetica" w:hAnsi="Helvetica" w:eastAsia="Helvetica" w:cs="Helvetica"/>
-                <w:i w:val="false"/>
-                <w:b w:val="false"/>
-                <w:u w:val="none"/>
-                <w:sz w:val="18"/>
-                <w:szCs w:val="18"/>
-                <w:color w:val="FFFFFF"/>
-              </w:rPr>
-              <w:t xml:space="preserve">25.0</w:t>
-            </w:r>
-          </w:p>
-        </w:tc>
-        <w:tc>
-          <w:tcPr>
-            <w:tcBorders>
-              <w:bottom w:val="none" w:sz="0" w:space="0" w:color="000000"/>
-              <w:top w:val="none" w:sz="0" w:space="0" w:color="000000"/>
-              <w:left w:val="none" w:sz="0" w:space="0" w:color="000000"/>
-              <w:right w:val="none" w:sz="0" w:space="0" w:color="000000"/>
-            </w:tcBorders>
-            <w:shd w:val="clear" w:color="auto" w:fill="F03B20"/>
-            <w:tcMar>
-              <w:top w:w="0" w:type="dxa"/>
-              <w:bottom w:w="0" w:type="dxa"/>
-              <w:left w:w="0" w:type="dxa"/>
-              <w:right w:w="0" w:type="dxa"/>
-            </w:tcMar>
-            <w:vAlign w:val="center"/>
-          </w:tcPr>
-          <w:p>
-            <w:pPr>
-              <w:pStyle w:val="Normal"/>
-              <w:jc w:val="center"/>
-              <w:pBdr>
-                <w:bottom w:val="none" w:sz="0" w:space="0" w:color="000000"/>
-                <w:top w:val="none" w:sz="0" w:space="0" w:color="000000"/>
-                <w:left w:val="none" w:sz="0" w:space="0" w:color="000000"/>
-                <w:right w:val="none" w:sz="0" w:space="0" w:color="000000"/>
-              </w:pBdr>
-              <w:spacing w:after="100" w:before="100" w:line="240"/>
-              <w:ind w:left="100" w:right="100" w:firstLine="0" w:firstLineChars="0"/>
-              <w:rPr>
-                <w:rFonts w:ascii="Helvetica" w:hAnsi="Helvetica" w:eastAsia="Helvetica" w:cs="Helvetica"/>
-                <w:i w:val="false"/>
-                <w:b w:val="false"/>
-                <w:u w:val="none"/>
-                <w:sz w:val="18"/>
-                <w:szCs w:val="18"/>
-                <w:color w:val="FFFFFF"/>
-              </w:rPr>
-            </w:pPr>
-            <w:r>
-              <w:rPr>
-                <w:rFonts w:ascii="Helvetica" w:hAnsi="Helvetica" w:eastAsia="Helvetica" w:cs="Helvetica"/>
-                <w:i w:val="false"/>
-                <w:b w:val="false"/>
-                <w:u w:val="none"/>
-                <w:sz w:val="18"/>
-                <w:szCs w:val="18"/>
-                <w:color w:val="FFFFFF"/>
-              </w:rPr>
-              <w:t xml:space="preserve">17.8</w:t>
+              <w:t xml:space="preserve">20.4</w:t>
             </w:r>
           </w:p>
         </w:tc>
@@ -7053,7 +7053,7 @@
                 <w:szCs w:val="18"/>
                 <w:color w:val="000000"/>
               </w:rPr>
-              <w:t xml:space="preserve">8.2</w:t>
+              <w:t xml:space="preserve">9.7</w:t>
             </w:r>
           </w:p>
         </w:tc>
@@ -7065,6 +7065,165 @@
               <w:left w:val="none" w:sz="0" w:space="0" w:color="000000"/>
               <w:right w:val="none" w:sz="0" w:space="0" w:color="000000"/>
             </w:tcBorders>
+            <w:shd w:val="clear" w:color="auto" w:fill="FEB24C"/>
+            <w:tcMar>
+              <w:top w:w="0" w:type="dxa"/>
+              <w:bottom w:w="0" w:type="dxa"/>
+              <w:left w:w="0" w:type="dxa"/>
+              <w:right w:w="0" w:type="dxa"/>
+            </w:tcMar>
+            <w:vAlign w:val="center"/>
+          </w:tcPr>
+          <w:p>
+            <w:pPr>
+              <w:pStyle w:val="Normal"/>
+              <w:jc w:val="center"/>
+              <w:pBdr>
+                <w:bottom w:val="none" w:sz="0" w:space="0" w:color="000000"/>
+                <w:top w:val="none" w:sz="0" w:space="0" w:color="000000"/>
+                <w:left w:val="none" w:sz="0" w:space="0" w:color="000000"/>
+                <w:right w:val="none" w:sz="0" w:space="0" w:color="000000"/>
+              </w:pBdr>
+              <w:spacing w:after="100" w:before="100" w:line="240"/>
+              <w:ind w:left="100" w:right="100" w:firstLine="0" w:firstLineChars="0"/>
+              <w:rPr>
+                <w:rFonts w:ascii="Helvetica" w:hAnsi="Helvetica" w:eastAsia="Helvetica" w:cs="Helvetica"/>
+                <w:i w:val="false"/>
+                <w:b w:val="false"/>
+                <w:u w:val="none"/>
+                <w:sz w:val="18"/>
+                <w:szCs w:val="18"/>
+                <w:color w:val="000000"/>
+              </w:rPr>
+            </w:pPr>
+            <w:r>
+              <w:rPr>
+                <w:rFonts w:ascii="Helvetica" w:hAnsi="Helvetica" w:eastAsia="Helvetica" w:cs="Helvetica"/>
+                <w:i w:val="false"/>
+                <w:b w:val="false"/>
+                <w:u w:val="none"/>
+                <w:sz w:val="18"/>
+                <w:szCs w:val="18"/>
+                <w:color w:val="000000"/>
+              </w:rPr>
+              <w:t xml:space="preserve">9.8</w:t>
+            </w:r>
+          </w:p>
+        </w:tc>
+        <w:tc>
+          <w:tcPr>
+            <w:tcBorders>
+              <w:bottom w:val="single" w:sz="12" w:space="0" w:color="666666"/>
+              <w:top w:val="none" w:sz="0" w:space="0" w:color="000000"/>
+              <w:left w:val="none" w:sz="0" w:space="0" w:color="000000"/>
+              <w:right w:val="none" w:sz="0" w:space="0" w:color="000000"/>
+            </w:tcBorders>
+            <w:shd w:val="clear" w:color="auto" w:fill="FEB24C"/>
+            <w:tcMar>
+              <w:top w:w="0" w:type="dxa"/>
+              <w:bottom w:w="0" w:type="dxa"/>
+              <w:left w:w="0" w:type="dxa"/>
+              <w:right w:w="0" w:type="dxa"/>
+            </w:tcMar>
+            <w:vAlign w:val="center"/>
+          </w:tcPr>
+          <w:p>
+            <w:pPr>
+              <w:pStyle w:val="Normal"/>
+              <w:jc w:val="center"/>
+              <w:pBdr>
+                <w:bottom w:val="none" w:sz="0" w:space="0" w:color="000000"/>
+                <w:top w:val="none" w:sz="0" w:space="0" w:color="000000"/>
+                <w:left w:val="none" w:sz="0" w:space="0" w:color="000000"/>
+                <w:right w:val="none" w:sz="0" w:space="0" w:color="000000"/>
+              </w:pBdr>
+              <w:spacing w:after="100" w:before="100" w:line="240"/>
+              <w:ind w:left="100" w:right="100" w:firstLine="0" w:firstLineChars="0"/>
+              <w:rPr>
+                <w:rFonts w:ascii="Helvetica" w:hAnsi="Helvetica" w:eastAsia="Helvetica" w:cs="Helvetica"/>
+                <w:i w:val="false"/>
+                <w:b w:val="false"/>
+                <w:u w:val="none"/>
+                <w:sz w:val="18"/>
+                <w:szCs w:val="18"/>
+                <w:color w:val="000000"/>
+              </w:rPr>
+            </w:pPr>
+            <w:r>
+              <w:rPr>
+                <w:rFonts w:ascii="Helvetica" w:hAnsi="Helvetica" w:eastAsia="Helvetica" w:cs="Helvetica"/>
+                <w:i w:val="false"/>
+                <w:b w:val="false"/>
+                <w:u w:val="none"/>
+                <w:sz w:val="18"/>
+                <w:szCs w:val="18"/>
+                <w:color w:val="000000"/>
+              </w:rPr>
+              <w:t xml:space="preserve">9.6</w:t>
+            </w:r>
+          </w:p>
+        </w:tc>
+        <w:tc>
+          <w:tcPr>
+            <w:tcBorders>
+              <w:bottom w:val="single" w:sz="12" w:space="0" w:color="666666"/>
+              <w:top w:val="none" w:sz="0" w:space="0" w:color="000000"/>
+              <w:left w:val="none" w:sz="0" w:space="0" w:color="000000"/>
+              <w:right w:val="none" w:sz="0" w:space="0" w:color="000000"/>
+            </w:tcBorders>
+            <w:shd w:val="clear" w:color="auto" w:fill="FEB24C"/>
+            <w:tcMar>
+              <w:top w:w="0" w:type="dxa"/>
+              <w:bottom w:w="0" w:type="dxa"/>
+              <w:left w:w="0" w:type="dxa"/>
+              <w:right w:w="0" w:type="dxa"/>
+            </w:tcMar>
+            <w:vAlign w:val="center"/>
+          </w:tcPr>
+          <w:p>
+            <w:pPr>
+              <w:pStyle w:val="Normal"/>
+              <w:jc w:val="center"/>
+              <w:pBdr>
+                <w:bottom w:val="none" w:sz="0" w:space="0" w:color="000000"/>
+                <w:top w:val="none" w:sz="0" w:space="0" w:color="000000"/>
+                <w:left w:val="none" w:sz="0" w:space="0" w:color="000000"/>
+                <w:right w:val="none" w:sz="0" w:space="0" w:color="000000"/>
+              </w:pBdr>
+              <w:spacing w:after="100" w:before="100" w:line="240"/>
+              <w:ind w:left="100" w:right="100" w:firstLine="0" w:firstLineChars="0"/>
+              <w:rPr>
+                <w:rFonts w:ascii="Helvetica" w:hAnsi="Helvetica" w:eastAsia="Helvetica" w:cs="Helvetica"/>
+                <w:i w:val="false"/>
+                <w:b w:val="false"/>
+                <w:u w:val="none"/>
+                <w:sz w:val="18"/>
+                <w:szCs w:val="18"/>
+                <w:color w:val="000000"/>
+              </w:rPr>
+            </w:pPr>
+            <w:r>
+              <w:rPr>
+                <w:rFonts w:ascii="Helvetica" w:hAnsi="Helvetica" w:eastAsia="Helvetica" w:cs="Helvetica"/>
+                <w:i w:val="false"/>
+                <w:b w:val="false"/>
+                <w:u w:val="none"/>
+                <w:sz w:val="18"/>
+                <w:szCs w:val="18"/>
+                <w:color w:val="000000"/>
+              </w:rPr>
+              <w:t xml:space="preserve">9.1</w:t>
+            </w:r>
+          </w:p>
+        </w:tc>
+        <w:tc>
+          <w:tcPr>
+            <w:tcBorders>
+              <w:bottom w:val="single" w:sz="12" w:space="0" w:color="666666"/>
+              <w:top w:val="none" w:sz="0" w:space="0" w:color="000000"/>
+              <w:left w:val="none" w:sz="0" w:space="0" w:color="000000"/>
+              <w:right w:val="none" w:sz="0" w:space="0" w:color="000000"/>
+            </w:tcBorders>
             <w:shd w:val="clear" w:color="auto" w:fill="F03B20"/>
             <w:tcMar>
               <w:top w:w="0" w:type="dxa"/>
@@ -7106,7 +7265,7 @@
                 <w:szCs w:val="18"/>
                 <w:color w:val="FFFFFF"/>
               </w:rPr>
-              <w:t xml:space="preserve">10.2</w:t>
+              <w:t xml:space="preserve">16.3</w:t>
             </w:r>
           </w:p>
         </w:tc>
@@ -7159,6 +7318,59 @@
                 <w:szCs w:val="18"/>
                 <w:color w:val="000000"/>
               </w:rPr>
+              <w:t xml:space="preserve">7.5</w:t>
+            </w:r>
+          </w:p>
+        </w:tc>
+        <w:tc>
+          <w:tcPr>
+            <w:tcBorders>
+              <w:bottom w:val="single" w:sz="12" w:space="0" w:color="666666"/>
+              <w:top w:val="none" w:sz="0" w:space="0" w:color="000000"/>
+              <w:left w:val="none" w:sz="0" w:space="0" w:color="000000"/>
+              <w:right w:val="none" w:sz="0" w:space="0" w:color="000000"/>
+            </w:tcBorders>
+            <w:shd w:val="clear" w:color="auto" w:fill="FEB24C"/>
+            <w:tcMar>
+              <w:top w:w="0" w:type="dxa"/>
+              <w:bottom w:w="0" w:type="dxa"/>
+              <w:left w:w="0" w:type="dxa"/>
+              <w:right w:w="0" w:type="dxa"/>
+            </w:tcMar>
+            <w:vAlign w:val="center"/>
+          </w:tcPr>
+          <w:p>
+            <w:pPr>
+              <w:pStyle w:val="Normal"/>
+              <w:jc w:val="center"/>
+              <w:pBdr>
+                <w:bottom w:val="none" w:sz="0" w:space="0" w:color="000000"/>
+                <w:top w:val="none" w:sz="0" w:space="0" w:color="000000"/>
+                <w:left w:val="none" w:sz="0" w:space="0" w:color="000000"/>
+                <w:right w:val="none" w:sz="0" w:space="0" w:color="000000"/>
+              </w:pBdr>
+              <w:spacing w:after="100" w:before="100" w:line="240"/>
+              <w:ind w:left="100" w:right="100" w:firstLine="0" w:firstLineChars="0"/>
+              <w:rPr>
+                <w:rFonts w:ascii="Helvetica" w:hAnsi="Helvetica" w:eastAsia="Helvetica" w:cs="Helvetica"/>
+                <w:i w:val="false"/>
+                <w:b w:val="false"/>
+                <w:u w:val="none"/>
+                <w:sz w:val="18"/>
+                <w:szCs w:val="18"/>
+                <w:color w:val="000000"/>
+              </w:rPr>
+            </w:pPr>
+            <w:r>
+              <w:rPr>
+                <w:rFonts w:ascii="Helvetica" w:hAnsi="Helvetica" w:eastAsia="Helvetica" w:cs="Helvetica"/>
+                <w:i w:val="false"/>
+                <w:b w:val="false"/>
+                <w:u w:val="none"/>
+                <w:sz w:val="18"/>
+                <w:szCs w:val="18"/>
+                <w:color w:val="000000"/>
+              </w:rPr>
               <w:t xml:space="preserve">6.1</w:t>
             </w:r>
           </w:p>
@@ -7212,7 +7424,7 @@
                 <w:szCs w:val="18"/>
                 <w:color w:val="FFFFFF"/>
               </w:rPr>
-              <w:t xml:space="preserve">18.2</w:t>
+              <w:t xml:space="preserve">10.7</w:t>
             </w:r>
           </w:p>
         </w:tc>
@@ -7265,7 +7477,7 @@
                 <w:szCs w:val="18"/>
                 <w:color w:val="000000"/>
               </w:rPr>
-              <w:t xml:space="preserve">8.9</w:t>
+              <w:t xml:space="preserve">5.9</w:t>
             </w:r>
           </w:p>
         </w:tc>
@@ -7318,7 +7530,7 @@
                 <w:szCs w:val="18"/>
                 <w:color w:val="000000"/>
               </w:rPr>
-              <w:t xml:space="preserve">8.7</w:t>
+              <w:t xml:space="preserve">6.3</w:t>
             </w:r>
           </w:p>
         </w:tc>
@@ -7330,6 +7542,59 @@
               <w:left w:val="none" w:sz="0" w:space="0" w:color="000000"/>
               <w:right w:val="none" w:sz="0" w:space="0" w:color="000000"/>
             </w:tcBorders>
+            <w:shd w:val="clear" w:color="auto" w:fill="6A51A3"/>
+            <w:tcMar>
+              <w:top w:w="0" w:type="dxa"/>
+              <w:bottom w:w="0" w:type="dxa"/>
+              <w:left w:w="0" w:type="dxa"/>
+              <w:right w:w="0" w:type="dxa"/>
+            </w:tcMar>
+            <w:vAlign w:val="center"/>
+          </w:tcPr>
+          <w:p>
+            <w:pPr>
+              <w:pStyle w:val="Normal"/>
+              <w:jc w:val="center"/>
+              <w:pBdr>
+                <w:bottom w:val="none" w:sz="0" w:space="0" w:color="000000"/>
+                <w:top w:val="none" w:sz="0" w:space="0" w:color="000000"/>
+                <w:left w:val="none" w:sz="0" w:space="0" w:color="000000"/>
+                <w:right w:val="none" w:sz="0" w:space="0" w:color="000000"/>
+              </w:pBdr>
+              <w:spacing w:after="100" w:before="100" w:line="240"/>
+              <w:ind w:left="100" w:right="100" w:firstLine="0" w:firstLineChars="0"/>
+              <w:rPr>
+                <w:rFonts w:ascii="Helvetica" w:hAnsi="Helvetica" w:eastAsia="Helvetica" w:cs="Helvetica"/>
+                <w:i w:val="false"/>
+                <w:b w:val="false"/>
+                <w:u w:val="none"/>
+                <w:sz w:val="18"/>
+                <w:szCs w:val="18"/>
+                <w:color w:val="FFFFFF"/>
+              </w:rPr>
+            </w:pPr>
+            <w:r>
+              <w:rPr>
+                <w:rFonts w:ascii="Helvetica" w:hAnsi="Helvetica" w:eastAsia="Helvetica" w:cs="Helvetica"/>
+                <w:i w:val="false"/>
+                <w:b w:val="false"/>
+                <w:u w:val="none"/>
+                <w:sz w:val="18"/>
+                <w:szCs w:val="18"/>
+                <w:color w:val="FFFFFF"/>
+              </w:rPr>
+              <w:t xml:space="preserve">22.4</w:t>
+            </w:r>
+          </w:p>
+        </w:tc>
+        <w:tc>
+          <w:tcPr>
+            <w:tcBorders>
+              <w:bottom w:val="single" w:sz="12" w:space="0" w:color="666666"/>
+              <w:top w:val="none" w:sz="0" w:space="0" w:color="000000"/>
+              <w:left w:val="none" w:sz="0" w:space="0" w:color="000000"/>
+              <w:right w:val="none" w:sz="0" w:space="0" w:color="000000"/>
+            </w:tcBorders>
             <w:shd w:val="clear" w:color="auto" w:fill="FEB24C"/>
             <w:tcMar>
               <w:top w:w="0" w:type="dxa"/>
@@ -7371,7 +7636,7 @@
                 <w:szCs w:val="18"/>
                 <w:color w:val="000000"/>
               </w:rPr>
-              <w:t xml:space="preserve">5.4</w:t>
+              <w:t xml:space="preserve">6.2</w:t>
             </w:r>
           </w:p>
         </w:tc>
@@ -7383,313 +7648,48 @@
               <w:left w:val="none" w:sz="0" w:space="0" w:color="000000"/>
               <w:right w:val="none" w:sz="0" w:space="0" w:color="000000"/>
             </w:tcBorders>
-            <w:shd w:val="clear" w:color="auto" w:fill="FEB24C"/>
-            <w:tcMar>
-              <w:top w:w="0" w:type="dxa"/>
-              <w:bottom w:w="0" w:type="dxa"/>
-              <w:left w:w="0" w:type="dxa"/>
-              <w:right w:w="0" w:type="dxa"/>
-            </w:tcMar>
-            <w:vAlign w:val="center"/>
-          </w:tcPr>
-          <w:p>
-            <w:pPr>
-              <w:pStyle w:val="Normal"/>
-              <w:jc w:val="center"/>
-              <w:pBdr>
-                <w:bottom w:val="none" w:sz="0" w:space="0" w:color="000000"/>
-                <w:top w:val="none" w:sz="0" w:space="0" w:color="000000"/>
-                <w:left w:val="none" w:sz="0" w:space="0" w:color="000000"/>
-                <w:right w:val="none" w:sz="0" w:space="0" w:color="000000"/>
-              </w:pBdr>
-              <w:spacing w:after="100" w:before="100" w:line="240"/>
-              <w:ind w:left="100" w:right="100" w:firstLine="0" w:firstLineChars="0"/>
-              <w:rPr>
-                <w:rFonts w:ascii="Helvetica" w:hAnsi="Helvetica" w:eastAsia="Helvetica" w:cs="Helvetica"/>
-                <w:i w:val="false"/>
-                <w:b w:val="false"/>
-                <w:u w:val="none"/>
-                <w:sz w:val="18"/>
-                <w:szCs w:val="18"/>
-                <w:color w:val="000000"/>
-              </w:rPr>
-            </w:pPr>
-            <w:r>
-              <w:rPr>
-                <w:rFonts w:ascii="Helvetica" w:hAnsi="Helvetica" w:eastAsia="Helvetica" w:cs="Helvetica"/>
-                <w:i w:val="false"/>
-                <w:b w:val="false"/>
-                <w:u w:val="none"/>
-                <w:sz w:val="18"/>
-                <w:szCs w:val="18"/>
-                <w:color w:val="000000"/>
-              </w:rPr>
-              <w:t xml:space="preserve">9.1</w:t>
-            </w:r>
-          </w:p>
-        </w:tc>
-        <w:tc>
-          <w:tcPr>
-            <w:tcBorders>
-              <w:bottom w:val="single" w:sz="12" w:space="0" w:color="666666"/>
-              <w:top w:val="none" w:sz="0" w:space="0" w:color="000000"/>
-              <w:left w:val="none" w:sz="0" w:space="0" w:color="000000"/>
-              <w:right w:val="none" w:sz="0" w:space="0" w:color="000000"/>
-            </w:tcBorders>
-            <w:shd w:val="clear" w:color="auto" w:fill="FFEDA0"/>
-            <w:tcMar>
-              <w:top w:w="0" w:type="dxa"/>
-              <w:bottom w:w="0" w:type="dxa"/>
-              <w:left w:w="0" w:type="dxa"/>
-              <w:right w:w="0" w:type="dxa"/>
-            </w:tcMar>
-            <w:vAlign w:val="center"/>
-          </w:tcPr>
-          <w:p>
-            <w:pPr>
-              <w:pStyle w:val="Normal"/>
-              <w:jc w:val="center"/>
-              <w:pBdr>
-                <w:bottom w:val="none" w:sz="0" w:space="0" w:color="000000"/>
-                <w:top w:val="none" w:sz="0" w:space="0" w:color="000000"/>
-                <w:left w:val="none" w:sz="0" w:space="0" w:color="000000"/>
-                <w:right w:val="none" w:sz="0" w:space="0" w:color="000000"/>
-              </w:pBdr>
-              <w:spacing w:after="100" w:before="100" w:line="240"/>
-              <w:ind w:left="100" w:right="100" w:firstLine="0" w:firstLineChars="0"/>
-              <w:rPr>
-                <w:rFonts w:ascii="Helvetica" w:hAnsi="Helvetica" w:eastAsia="Helvetica" w:cs="Helvetica"/>
-                <w:i w:val="false"/>
-                <w:b w:val="false"/>
-                <w:u w:val="none"/>
-                <w:sz w:val="18"/>
-                <w:szCs w:val="18"/>
-                <w:color w:val="000000"/>
-              </w:rPr>
-            </w:pPr>
-            <w:r>
-              <w:rPr>
-                <w:rFonts w:ascii="Helvetica" w:hAnsi="Helvetica" w:eastAsia="Helvetica" w:cs="Helvetica"/>
-                <w:i w:val="false"/>
-                <w:b w:val="false"/>
-                <w:u w:val="none"/>
-                <w:sz w:val="18"/>
-                <w:szCs w:val="18"/>
-                <w:color w:val="000000"/>
-              </w:rPr>
-              <w:t xml:space="preserve">4.9</w:t>
-            </w:r>
-          </w:p>
-        </w:tc>
-        <w:tc>
-          <w:tcPr>
-            <w:tcBorders>
-              <w:bottom w:val="single" w:sz="12" w:space="0" w:color="666666"/>
-              <w:top w:val="none" w:sz="0" w:space="0" w:color="000000"/>
-              <w:left w:val="none" w:sz="0" w:space="0" w:color="000000"/>
-              <w:right w:val="none" w:sz="0" w:space="0" w:color="000000"/>
-            </w:tcBorders>
-            <w:shd w:val="clear" w:color="auto" w:fill="FEB24C"/>
-            <w:tcMar>
-              <w:top w:w="0" w:type="dxa"/>
-              <w:bottom w:w="0" w:type="dxa"/>
-              <w:left w:w="0" w:type="dxa"/>
-              <w:right w:w="0" w:type="dxa"/>
-            </w:tcMar>
-            <w:vAlign w:val="center"/>
-          </w:tcPr>
-          <w:p>
-            <w:pPr>
-              <w:pStyle w:val="Normal"/>
-              <w:jc w:val="center"/>
-              <w:pBdr>
-                <w:bottom w:val="none" w:sz="0" w:space="0" w:color="000000"/>
-                <w:top w:val="none" w:sz="0" w:space="0" w:color="000000"/>
-                <w:left w:val="none" w:sz="0" w:space="0" w:color="000000"/>
-                <w:right w:val="none" w:sz="0" w:space="0" w:color="000000"/>
-              </w:pBdr>
-              <w:spacing w:after="100" w:before="100" w:line="240"/>
-              <w:ind w:left="100" w:right="100" w:firstLine="0" w:firstLineChars="0"/>
-              <w:rPr>
-                <w:rFonts w:ascii="Helvetica" w:hAnsi="Helvetica" w:eastAsia="Helvetica" w:cs="Helvetica"/>
-                <w:i w:val="false"/>
-                <w:b w:val="false"/>
-                <w:u w:val="none"/>
-                <w:sz w:val="18"/>
-                <w:szCs w:val="18"/>
-                <w:color w:val="000000"/>
-              </w:rPr>
-            </w:pPr>
-            <w:r>
-              <w:rPr>
-                <w:rFonts w:ascii="Helvetica" w:hAnsi="Helvetica" w:eastAsia="Helvetica" w:cs="Helvetica"/>
-                <w:i w:val="false"/>
-                <w:b w:val="false"/>
-                <w:u w:val="none"/>
-                <w:sz w:val="18"/>
-                <w:szCs w:val="18"/>
-                <w:color w:val="000000"/>
-              </w:rPr>
-              <w:t xml:space="preserve">9.0</w:t>
-            </w:r>
-          </w:p>
-        </w:tc>
-        <w:tc>
-          <w:tcPr>
-            <w:tcBorders>
-              <w:bottom w:val="single" w:sz="12" w:space="0" w:color="666666"/>
-              <w:top w:val="none" w:sz="0" w:space="0" w:color="000000"/>
-              <w:left w:val="none" w:sz="0" w:space="0" w:color="000000"/>
-              <w:right w:val="none" w:sz="0" w:space="0" w:color="000000"/>
-            </w:tcBorders>
-            <w:shd w:val="clear" w:color="auto" w:fill="FEB24C"/>
-            <w:tcMar>
-              <w:top w:w="0" w:type="dxa"/>
-              <w:bottom w:w="0" w:type="dxa"/>
-              <w:left w:w="0" w:type="dxa"/>
-              <w:right w:w="0" w:type="dxa"/>
-            </w:tcMar>
-            <w:vAlign w:val="center"/>
-          </w:tcPr>
-          <w:p>
-            <w:pPr>
-              <w:pStyle w:val="Normal"/>
-              <w:jc w:val="center"/>
-              <w:pBdr>
-                <w:bottom w:val="none" w:sz="0" w:space="0" w:color="000000"/>
-                <w:top w:val="none" w:sz="0" w:space="0" w:color="000000"/>
-                <w:left w:val="none" w:sz="0" w:space="0" w:color="000000"/>
-                <w:right w:val="none" w:sz="0" w:space="0" w:color="000000"/>
-              </w:pBdr>
-              <w:spacing w:after="100" w:before="100" w:line="240"/>
-              <w:ind w:left="100" w:right="100" w:firstLine="0" w:firstLineChars="0"/>
-              <w:rPr>
-                <w:rFonts w:ascii="Helvetica" w:hAnsi="Helvetica" w:eastAsia="Helvetica" w:cs="Helvetica"/>
-                <w:i w:val="false"/>
-                <w:b w:val="false"/>
-                <w:u w:val="none"/>
-                <w:sz w:val="18"/>
-                <w:szCs w:val="18"/>
-                <w:color w:val="000000"/>
-              </w:rPr>
-            </w:pPr>
-            <w:r>
-              <w:rPr>
-                <w:rFonts w:ascii="Helvetica" w:hAnsi="Helvetica" w:eastAsia="Helvetica" w:cs="Helvetica"/>
-                <w:i w:val="false"/>
-                <w:b w:val="false"/>
-                <w:u w:val="none"/>
-                <w:sz w:val="18"/>
-                <w:szCs w:val="18"/>
-                <w:color w:val="000000"/>
-              </w:rPr>
-              <w:t xml:space="preserve">5.1</w:t>
-            </w:r>
-          </w:p>
-        </w:tc>
-        <w:tc>
-          <w:tcPr>
-            <w:tcBorders>
-              <w:bottom w:val="single" w:sz="12" w:space="0" w:color="666666"/>
-              <w:top w:val="none" w:sz="0" w:space="0" w:color="000000"/>
-              <w:left w:val="none" w:sz="0" w:space="0" w:color="000000"/>
-              <w:right w:val="none" w:sz="0" w:space="0" w:color="000000"/>
-            </w:tcBorders>
-            <w:shd w:val="clear" w:color="auto" w:fill="FEB24C"/>
-            <w:tcMar>
-              <w:top w:w="0" w:type="dxa"/>
-              <w:bottom w:w="0" w:type="dxa"/>
-              <w:left w:w="0" w:type="dxa"/>
-              <w:right w:w="0" w:type="dxa"/>
-            </w:tcMar>
-            <w:vAlign w:val="center"/>
-          </w:tcPr>
-          <w:p>
-            <w:pPr>
-              <w:pStyle w:val="Normal"/>
-              <w:jc w:val="center"/>
-              <w:pBdr>
-                <w:bottom w:val="none" w:sz="0" w:space="0" w:color="000000"/>
-                <w:top w:val="none" w:sz="0" w:space="0" w:color="000000"/>
-                <w:left w:val="none" w:sz="0" w:space="0" w:color="000000"/>
-                <w:right w:val="none" w:sz="0" w:space="0" w:color="000000"/>
-              </w:pBdr>
-              <w:spacing w:after="100" w:before="100" w:line="240"/>
-              <w:ind w:left="100" w:right="100" w:firstLine="0" w:firstLineChars="0"/>
-              <w:rPr>
-                <w:rFonts w:ascii="Helvetica" w:hAnsi="Helvetica" w:eastAsia="Helvetica" w:cs="Helvetica"/>
-                <w:i w:val="false"/>
-                <w:b w:val="false"/>
-                <w:u w:val="none"/>
-                <w:sz w:val="18"/>
-                <w:szCs w:val="18"/>
-                <w:color w:val="000000"/>
-              </w:rPr>
-            </w:pPr>
-            <w:r>
-              <w:rPr>
-                <w:rFonts w:ascii="Helvetica" w:hAnsi="Helvetica" w:eastAsia="Helvetica" w:cs="Helvetica"/>
-                <w:i w:val="false"/>
-                <w:b w:val="false"/>
-                <w:u w:val="none"/>
-                <w:sz w:val="18"/>
-                <w:szCs w:val="18"/>
-                <w:color w:val="000000"/>
-              </w:rPr>
-              <w:t xml:space="preserve">7.8</w:t>
-            </w:r>
-          </w:p>
-        </w:tc>
-        <w:tc>
-          <w:tcPr>
-            <w:tcBorders>
-              <w:bottom w:val="single" w:sz="12" w:space="0" w:color="666666"/>
-              <w:top w:val="none" w:sz="0" w:space="0" w:color="000000"/>
-              <w:left w:val="none" w:sz="0" w:space="0" w:color="000000"/>
-              <w:right w:val="none" w:sz="0" w:space="0" w:color="000000"/>
-            </w:tcBorders>
-            <w:shd w:val="clear" w:color="auto" w:fill="FEB24C"/>
-            <w:tcMar>
-              <w:top w:w="0" w:type="dxa"/>
-              <w:bottom w:w="0" w:type="dxa"/>
-              <w:left w:w="0" w:type="dxa"/>
-              <w:right w:w="0" w:type="dxa"/>
-            </w:tcMar>
-            <w:vAlign w:val="center"/>
-          </w:tcPr>
-          <w:p>
-            <w:pPr>
-              <w:pStyle w:val="Normal"/>
-              <w:jc w:val="center"/>
-              <w:pBdr>
-                <w:bottom w:val="none" w:sz="0" w:space="0" w:color="000000"/>
-                <w:top w:val="none" w:sz="0" w:space="0" w:color="000000"/>
-                <w:left w:val="none" w:sz="0" w:space="0" w:color="000000"/>
-                <w:right w:val="none" w:sz="0" w:space="0" w:color="000000"/>
-              </w:pBdr>
-              <w:spacing w:after="100" w:before="100" w:line="240"/>
-              <w:ind w:left="100" w:right="100" w:firstLine="0" w:firstLineChars="0"/>
-              <w:rPr>
-                <w:rFonts w:ascii="Helvetica" w:hAnsi="Helvetica" w:eastAsia="Helvetica" w:cs="Helvetica"/>
-                <w:i w:val="false"/>
-                <w:b w:val="false"/>
-                <w:u w:val="none"/>
-                <w:sz w:val="18"/>
-                <w:szCs w:val="18"/>
-                <w:color w:val="000000"/>
-              </w:rPr>
-            </w:pPr>
-            <w:r>
-              <w:rPr>
-                <w:rFonts w:ascii="Helvetica" w:hAnsi="Helvetica" w:eastAsia="Helvetica" w:cs="Helvetica"/>
-                <w:i w:val="false"/>
-                <w:b w:val="false"/>
-                <w:u w:val="none"/>
-                <w:sz w:val="18"/>
-                <w:szCs w:val="18"/>
-                <w:color w:val="000000"/>
-              </w:rPr>
-              <w:t xml:space="preserve">8.9</w:t>
+            <w:shd w:val="clear" w:color="auto" w:fill="F03B20"/>
+            <w:tcMar>
+              <w:top w:w="0" w:type="dxa"/>
+              <w:bottom w:w="0" w:type="dxa"/>
+              <w:left w:w="0" w:type="dxa"/>
+              <w:right w:w="0" w:type="dxa"/>
+            </w:tcMar>
+            <w:vAlign w:val="center"/>
+          </w:tcPr>
+          <w:p>
+            <w:pPr>
+              <w:pStyle w:val="Normal"/>
+              <w:jc w:val="center"/>
+              <w:pBdr>
+                <w:bottom w:val="none" w:sz="0" w:space="0" w:color="000000"/>
+                <w:top w:val="none" w:sz="0" w:space="0" w:color="000000"/>
+                <w:left w:val="none" w:sz="0" w:space="0" w:color="000000"/>
+                <w:right w:val="none" w:sz="0" w:space="0" w:color="000000"/>
+              </w:pBdr>
+              <w:spacing w:after="100" w:before="100" w:line="240"/>
+              <w:ind w:left="100" w:right="100" w:firstLine="0" w:firstLineChars="0"/>
+              <w:rPr>
+                <w:rFonts w:ascii="Helvetica" w:hAnsi="Helvetica" w:eastAsia="Helvetica" w:cs="Helvetica"/>
+                <w:i w:val="false"/>
+                <w:b w:val="false"/>
+                <w:u w:val="none"/>
+                <w:sz w:val="18"/>
+                <w:szCs w:val="18"/>
+                <w:color w:val="FFFFFF"/>
+              </w:rPr>
+            </w:pPr>
+            <w:r>
+              <w:rPr>
+                <w:rFonts w:ascii="Helvetica" w:hAnsi="Helvetica" w:eastAsia="Helvetica" w:cs="Helvetica"/>
+                <w:i w:val="false"/>
+                <w:b w:val="false"/>
+                <w:u w:val="none"/>
+                <w:sz w:val="18"/>
+                <w:szCs w:val="18"/>
+                <w:color w:val="FFFFFF"/>
+              </w:rPr>
+              <w:t xml:space="preserve">16.6</w:t>
             </w:r>
           </w:p>
         </w:tc>
